--- a/06-学生侧材料/讲义/元素与分析/元素化学深度-超级充实版（自学完整）.docx
+++ b/06-学生侧材料/讲义/元素与分析/元素化学深度-超级充实版（自学完整）.docx
@@ -3,6 +3,164 @@
 <w:document xmlns:w="http://schemas.openxmlformats.org/wordprocessingml/2006/main" xmlns:m="http://schemas.openxmlformats.org/officeDocument/2006/math" xmlns:r="http://schemas.openxmlformats.org/officeDocument/2006/relationships" xmlns:o="urn:schemas-microsoft-com:office:office" xmlns:v="urn:schemas-microsoft-com:vml" xmlns:w10="urn:schemas-microsoft-com:office:word" xmlns:a="http://schemas.openxmlformats.org/drawingml/2006/main" xmlns:pic="http://schemas.openxmlformats.org/drawingml/2006/picture" xmlns:wp="http://schemas.openxmlformats.org/drawingml/2006/wordprocessingDrawing">
   <w:body>
     <w:bookmarkStart w:id="98" w:name="第九讲元素化学深度与结构推断综合第四轮元素化学收官"/>
+    <w:p>
+      <w:pPr>
+        <w:spacing w:after="1800" w:before="1200" w:line="276" w:lineRule="auto"/>
+        <w:jc w:val="center"/>
+      </w:pPr>
+    </w:p>
+    <w:p>
+      <w:pPr>
+        <w:spacing w:after="320" w:before="0" w:line="276" w:lineRule="auto"/>
+        <w:jc w:val="center"/>
+      </w:pPr>
+      <w:r>
+        <w:rPr>
+          <w:rFonts w:ascii="Times New Roman" w:hAnsi="Times New Roman" w:eastAsia="SimHei" w:cs="Times New Roman"/>
+          <w:b/>
+          <w:color w:val="17324D"/>
+          <w:sz w:val="64"/>
+        </w:rPr>
+        <w:t>化学竞赛习题册</w:t>
+      </w:r>
+    </w:p>
+    <w:p>
+      <w:pPr>
+        <w:spacing w:after="120" w:before="0" w:line="276" w:lineRule="auto"/>
+        <w:jc w:val="center"/>
+      </w:pPr>
+      <w:r>
+        <w:rPr>
+          <w:rFonts w:ascii="Times New Roman" w:hAnsi="Times New Roman" w:eastAsia="SimHei" w:cs="Times New Roman"/>
+          <w:b w:val="0"/>
+          <w:color w:val="5B6975"/>
+          <w:sz w:val="32"/>
+        </w:rPr>
+        <w:t>元素与分析</w:t>
+      </w:r>
+    </w:p>
+    <w:p>
+      <w:pPr>
+        <w:spacing w:after="600" w:before="0" w:line="276" w:lineRule="auto"/>
+        <w:jc w:val="center"/>
+      </w:pPr>
+      <w:r>
+        <w:rPr>
+          <w:rFonts w:ascii="Times New Roman" w:hAnsi="Times New Roman" w:eastAsia="SimHei" w:cs="Times New Roman"/>
+          <w:b/>
+          <w:color w:val="17324D"/>
+          <w:sz w:val="44"/>
+        </w:rPr>
+        <w:t>第九讲</w:t>
+      </w:r>
+      <w:r>
+        <w:rPr>
+          <w:rFonts w:ascii="Times New Roman" w:hAnsi="Times New Roman" w:eastAsia="Times New Roman" w:cs="Times New Roman"/>
+          <w:b/>
+          <w:color w:val="17324D"/>
+          <w:sz w:val="44"/>
+        </w:rPr>
+        <w:t>：</w:t>
+      </w:r>
+      <w:r>
+        <w:rPr>
+          <w:rFonts w:ascii="Times New Roman" w:hAnsi="Times New Roman" w:eastAsia="SimHei" w:cs="Times New Roman"/>
+          <w:b/>
+          <w:color w:val="17324D"/>
+          <w:sz w:val="44"/>
+        </w:rPr>
+        <w:t>元素化学深度与结构推断综合</w:t>
+      </w:r>
+      <w:r>
+        <w:rPr>
+          <w:rFonts w:ascii="Times New Roman" w:hAnsi="Times New Roman" w:eastAsia="Times New Roman" w:cs="Times New Roman"/>
+          <w:b/>
+          <w:color w:val="17324D"/>
+          <w:sz w:val="44"/>
+        </w:rPr>
+        <w:t>（</w:t>
+      </w:r>
+      <w:r>
+        <w:rPr>
+          <w:rFonts w:ascii="Times New Roman" w:hAnsi="Times New Roman" w:eastAsia="SimHei" w:cs="Times New Roman"/>
+          <w:b/>
+          <w:color w:val="17324D"/>
+          <w:sz w:val="44"/>
+        </w:rPr>
+        <w:t>第四轮</w:t>
+      </w:r>
+      <w:r>
+        <w:rPr>
+          <w:rFonts w:ascii="Times New Roman" w:hAnsi="Times New Roman" w:eastAsia="Times New Roman" w:cs="Times New Roman"/>
+          <w:b/>
+          <w:color w:val="17324D"/>
+          <w:sz w:val="44"/>
+        </w:rPr>
+        <w:t>·</w:t>
+      </w:r>
+      <w:r>
+        <w:rPr>
+          <w:rFonts w:ascii="Times New Roman" w:hAnsi="Times New Roman" w:eastAsia="SimHei" w:cs="Times New Roman"/>
+          <w:b/>
+          <w:color w:val="17324D"/>
+          <w:sz w:val="44"/>
+        </w:rPr>
+        <w:t>元素化学收官</w:t>
+      </w:r>
+      <w:r>
+        <w:rPr>
+          <w:rFonts w:ascii="Times New Roman" w:hAnsi="Times New Roman" w:eastAsia="Times New Roman" w:cs="Times New Roman"/>
+          <w:b/>
+          <w:color w:val="17324D"/>
+          <w:sz w:val="44"/>
+        </w:rPr>
+        <w:t>）</w:t>
+      </w:r>
+    </w:p>
+    <w:p>
+      <w:pPr>
+        <w:spacing w:after="600" w:before="120" w:line="276" w:lineRule="auto"/>
+        <w:jc w:val="center"/>
+        <w:pBdr>
+          <w:bottom w:val="single" w:sz="8" w:space="4" w:color="4A6577"/>
+        </w:pBdr>
+      </w:pPr>
+    </w:p>
+    <w:p>
+      <w:pPr>
+        <w:spacing w:after="160" w:before="0" w:line="276" w:lineRule="auto"/>
+        <w:jc w:val="center"/>
+      </w:pPr>
+      <w:r>
+        <w:rPr>
+          <w:rFonts w:ascii="Times New Roman" w:hAnsi="Times New Roman" w:eastAsia="FangSong" w:cs="Times New Roman"/>
+          <w:b w:val="0"/>
+          <w:color w:val="5B6975"/>
+          <w:sz w:val="24"/>
+        </w:rPr>
+        <w:t>日期</w:t>
+      </w:r>
+      <w:r>
+        <w:rPr>
+          <w:rFonts w:ascii="Times New Roman" w:hAnsi="Times New Roman" w:eastAsia="Times New Roman" w:cs="Times New Roman"/>
+          <w:b w:val="0"/>
+          <w:color w:val="5B6975"/>
+          <w:sz w:val="24"/>
+        </w:rPr>
+        <w:t>：2026-09-10</w:t>
+      </w:r>
+    </w:p>
+    <w:p>
+      <w:pPr>
+        <w:jc w:val="center"/>
+      </w:pPr>
+      <w:r>
+        <w:rPr>
+          <w:rFonts w:ascii="Times New Roman" w:hAnsi="Times New Roman" w:eastAsia="Times New Roman" w:cs="Times New Roman"/>
+        </w:rPr>
+        <w:br w:type="page"/>
+      </w:r>
+    </w:p>
     <w:p>
       <w:pPr>
         <w:pStyle w:val="Heading1"/>
@@ -40003,6 +40161,18 @@
           <w:rFonts w:hint="eastAsia" w:ascii="Times New Roman" w:hAnsi="Times New Roman" w:eastAsia="FangSong" w:cs="Times New Roman"/>
         </w:rPr>
         <w:t>学生讲义</w:t>
+      </w:r>
+      <w:r>
+        <w:rPr>
+          <w:rFonts w:hint="eastAsia" w:ascii="Times New Roman" w:hAnsi="Times New Roman" w:eastAsia="Times New Roman" w:cs="Times New Roman"/>
+        </w:rPr>
+        <w:t>/</w:t>
+      </w:r>
+      <w:r>
+        <w:rPr>
+          <w:rFonts w:hint="eastAsia" w:ascii="Times New Roman" w:hAnsi="Times New Roman" w:eastAsia="FangSong" w:cs="Times New Roman"/>
+        </w:rPr>
+        <w:t>元素与分析</w:t>
       </w:r>
       <w:r>
         <w:rPr>

--- a/06-学生侧材料/讲义/元素与分析/元素化学深度-超级充实版（自学完整）.docx
+++ b/06-学生侧材料/讲义/元素与分析/元素化学深度-超级充实版（自学完整）.docx
@@ -3,164 +3,6 @@
 <w:document xmlns:w="http://schemas.openxmlformats.org/wordprocessingml/2006/main" xmlns:m="http://schemas.openxmlformats.org/officeDocument/2006/math" xmlns:r="http://schemas.openxmlformats.org/officeDocument/2006/relationships" xmlns:o="urn:schemas-microsoft-com:office:office" xmlns:v="urn:schemas-microsoft-com:vml" xmlns:w10="urn:schemas-microsoft-com:office:word" xmlns:a="http://schemas.openxmlformats.org/drawingml/2006/main" xmlns:pic="http://schemas.openxmlformats.org/drawingml/2006/picture" xmlns:wp="http://schemas.openxmlformats.org/drawingml/2006/wordprocessingDrawing">
   <w:body>
     <w:bookmarkStart w:id="98" w:name="第九讲元素化学深度与结构推断综合第四轮元素化学收官"/>
-    <w:p>
-      <w:pPr>
-        <w:spacing w:after="1800" w:before="1200" w:line="276" w:lineRule="auto"/>
-        <w:jc w:val="center"/>
-      </w:pPr>
-    </w:p>
-    <w:p>
-      <w:pPr>
-        <w:spacing w:after="320" w:before="0" w:line="276" w:lineRule="auto"/>
-        <w:jc w:val="center"/>
-      </w:pPr>
-      <w:r>
-        <w:rPr>
-          <w:rFonts w:ascii="Times New Roman" w:hAnsi="Times New Roman" w:eastAsia="SimHei" w:cs="Times New Roman"/>
-          <w:b/>
-          <w:color w:val="17324D"/>
-          <w:sz w:val="64"/>
-        </w:rPr>
-        <w:t>化学竞赛习题册</w:t>
-      </w:r>
-    </w:p>
-    <w:p>
-      <w:pPr>
-        <w:spacing w:after="120" w:before="0" w:line="276" w:lineRule="auto"/>
-        <w:jc w:val="center"/>
-      </w:pPr>
-      <w:r>
-        <w:rPr>
-          <w:rFonts w:ascii="Times New Roman" w:hAnsi="Times New Roman" w:eastAsia="SimHei" w:cs="Times New Roman"/>
-          <w:b w:val="0"/>
-          <w:color w:val="5B6975"/>
-          <w:sz w:val="32"/>
-        </w:rPr>
-        <w:t>元素与分析</w:t>
-      </w:r>
-    </w:p>
-    <w:p>
-      <w:pPr>
-        <w:spacing w:after="600" w:before="0" w:line="276" w:lineRule="auto"/>
-        <w:jc w:val="center"/>
-      </w:pPr>
-      <w:r>
-        <w:rPr>
-          <w:rFonts w:ascii="Times New Roman" w:hAnsi="Times New Roman" w:eastAsia="SimHei" w:cs="Times New Roman"/>
-          <w:b/>
-          <w:color w:val="17324D"/>
-          <w:sz w:val="44"/>
-        </w:rPr>
-        <w:t>第九讲</w:t>
-      </w:r>
-      <w:r>
-        <w:rPr>
-          <w:rFonts w:ascii="Times New Roman" w:hAnsi="Times New Roman" w:eastAsia="Times New Roman" w:cs="Times New Roman"/>
-          <w:b/>
-          <w:color w:val="17324D"/>
-          <w:sz w:val="44"/>
-        </w:rPr>
-        <w:t>：</w:t>
-      </w:r>
-      <w:r>
-        <w:rPr>
-          <w:rFonts w:ascii="Times New Roman" w:hAnsi="Times New Roman" w:eastAsia="SimHei" w:cs="Times New Roman"/>
-          <w:b/>
-          <w:color w:val="17324D"/>
-          <w:sz w:val="44"/>
-        </w:rPr>
-        <w:t>元素化学深度与结构推断综合</w:t>
-      </w:r>
-      <w:r>
-        <w:rPr>
-          <w:rFonts w:ascii="Times New Roman" w:hAnsi="Times New Roman" w:eastAsia="Times New Roman" w:cs="Times New Roman"/>
-          <w:b/>
-          <w:color w:val="17324D"/>
-          <w:sz w:val="44"/>
-        </w:rPr>
-        <w:t>（</w:t>
-      </w:r>
-      <w:r>
-        <w:rPr>
-          <w:rFonts w:ascii="Times New Roman" w:hAnsi="Times New Roman" w:eastAsia="SimHei" w:cs="Times New Roman"/>
-          <w:b/>
-          <w:color w:val="17324D"/>
-          <w:sz w:val="44"/>
-        </w:rPr>
-        <w:t>第四轮</w:t>
-      </w:r>
-      <w:r>
-        <w:rPr>
-          <w:rFonts w:ascii="Times New Roman" w:hAnsi="Times New Roman" w:eastAsia="Times New Roman" w:cs="Times New Roman"/>
-          <w:b/>
-          <w:color w:val="17324D"/>
-          <w:sz w:val="44"/>
-        </w:rPr>
-        <w:t>·</w:t>
-      </w:r>
-      <w:r>
-        <w:rPr>
-          <w:rFonts w:ascii="Times New Roman" w:hAnsi="Times New Roman" w:eastAsia="SimHei" w:cs="Times New Roman"/>
-          <w:b/>
-          <w:color w:val="17324D"/>
-          <w:sz w:val="44"/>
-        </w:rPr>
-        <w:t>元素化学收官</w:t>
-      </w:r>
-      <w:r>
-        <w:rPr>
-          <w:rFonts w:ascii="Times New Roman" w:hAnsi="Times New Roman" w:eastAsia="Times New Roman" w:cs="Times New Roman"/>
-          <w:b/>
-          <w:color w:val="17324D"/>
-          <w:sz w:val="44"/>
-        </w:rPr>
-        <w:t>）</w:t>
-      </w:r>
-    </w:p>
-    <w:p>
-      <w:pPr>
-        <w:spacing w:after="600" w:before="120" w:line="276" w:lineRule="auto"/>
-        <w:jc w:val="center"/>
-        <w:pBdr>
-          <w:bottom w:val="single" w:sz="8" w:space="4" w:color="4A6577"/>
-        </w:pBdr>
-      </w:pPr>
-    </w:p>
-    <w:p>
-      <w:pPr>
-        <w:spacing w:after="160" w:before="0" w:line="276" w:lineRule="auto"/>
-        <w:jc w:val="center"/>
-      </w:pPr>
-      <w:r>
-        <w:rPr>
-          <w:rFonts w:ascii="Times New Roman" w:hAnsi="Times New Roman" w:eastAsia="FangSong" w:cs="Times New Roman"/>
-          <w:b w:val="0"/>
-          <w:color w:val="5B6975"/>
-          <w:sz w:val="24"/>
-        </w:rPr>
-        <w:t>日期</w:t>
-      </w:r>
-      <w:r>
-        <w:rPr>
-          <w:rFonts w:ascii="Times New Roman" w:hAnsi="Times New Roman" w:eastAsia="Times New Roman" w:cs="Times New Roman"/>
-          <w:b w:val="0"/>
-          <w:color w:val="5B6975"/>
-          <w:sz w:val="24"/>
-        </w:rPr>
-        <w:t>：2026-09-10</w:t>
-      </w:r>
-    </w:p>
-    <w:p>
-      <w:pPr>
-        <w:jc w:val="center"/>
-      </w:pPr>
-      <w:r>
-        <w:rPr>
-          <w:rFonts w:ascii="Times New Roman" w:hAnsi="Times New Roman" w:eastAsia="Times New Roman" w:cs="Times New Roman"/>
-        </w:rPr>
-        <w:br w:type="page"/>
-      </w:r>
-    </w:p>
     <w:p>
       <w:pPr>
         <w:pStyle w:val="Heading1"/>
@@ -3144,23 +2986,23 @@
         </w:rPr>
         <w:t xml:space="preserve"> </w:t>
       </w:r>
-      <w:r>
-        <w:rPr>
-          <w:rFonts w:ascii="Times New Roman" w:hAnsi="Times New Roman" w:eastAsia="Times New Roman" w:cs="Times New Roman"/>
-          <w:b/>
-          <w:bCs/>
-        </w:rPr>
-        <w:t>ns</w:t>
-      </w:r>
-      <w:r>
-        <w:rPr>
-          <w:rFonts w:ascii="Times New Roman" w:hAnsi="Times New Roman" w:eastAsia="Times New Roman" w:cs="Times New Roman"/>
-          <w:b/>
-          <w:bCs/>
-          <w:vertAlign w:val="superscript"/>
-        </w:rPr>
-        <w:t>2</w:t>
-      </w:r>
+      <m:oMath>
+        <m:r>
+          <m:t>n</m:t>
+        </m:r>
+        <m:sSup>
+          <m:e>
+            <m:r>
+              <m:t>s</m:t>
+            </m:r>
+          </m:e>
+          <m:sup>
+            <m:r>
+              <m:t>2</m:t>
+            </m:r>
+          </m:sup>
+        </m:sSup>
+      </m:oMath>
       <w:r>
         <w:rPr>
           <w:rFonts w:ascii="Times New Roman" w:hAnsi="Times New Roman" w:eastAsia="Times New Roman" w:cs="Times New Roman"/>
@@ -5091,15 +4933,25 @@
         <w:rPr>
           <w:rFonts w:ascii="Times New Roman" w:hAnsi="Times New Roman" w:eastAsia="Times New Roman" w:cs="Times New Roman"/>
         </w:rPr>
-        <w:t xml:space="preserve"> ns</w:t>
-      </w:r>
-      <w:r>
-        <w:rPr>
-          <w:rFonts w:ascii="Times New Roman" w:hAnsi="Times New Roman" w:eastAsia="Times New Roman" w:cs="Times New Roman"/>
-          <w:vertAlign w:val="superscript"/>
-        </w:rPr>
-        <w:t>2</w:t>
-      </w:r>
+        <w:t xml:space="preserve"> </w:t>
+      </w:r>
+      <m:oMath>
+        <m:r>
+          <m:t>n</m:t>
+        </m:r>
+        <m:sSup>
+          <m:e>
+            <m:r>
+              <m:t>s</m:t>
+            </m:r>
+          </m:e>
+          <m:sup>
+            <m:r>
+              <m:t>2</m:t>
+            </m:r>
+          </m:sup>
+        </m:sSup>
+      </m:oMath>
       <w:r>
         <w:rPr>
           <w:rFonts w:ascii="Times New Roman" w:hAnsi="Times New Roman" w:eastAsia="Times New Roman" w:cs="Times New Roman"/>
@@ -5236,23 +5088,23 @@
         </w:rPr>
         <w:t xml:space="preserve"> </w:t>
       </w:r>
-      <w:r>
-        <w:rPr>
-          <w:rFonts w:ascii="Times New Roman" w:hAnsi="Times New Roman" w:eastAsia="Times New Roman" w:cs="Times New Roman"/>
-          <w:b/>
-          <w:bCs/>
-        </w:rPr>
-        <w:t>ns</w:t>
-      </w:r>
-      <w:r>
-        <w:rPr>
-          <w:rFonts w:ascii="Times New Roman" w:hAnsi="Times New Roman" w:eastAsia="Times New Roman" w:cs="Times New Roman"/>
-          <w:b/>
-          <w:bCs/>
-          <w:vertAlign w:val="superscript"/>
-        </w:rPr>
-        <w:t>2</w:t>
-      </w:r>
+      <m:oMath>
+        <m:r>
+          <m:t>n</m:t>
+        </m:r>
+        <m:sSup>
+          <m:e>
+            <m:r>
+              <m:t>s</m:t>
+            </m:r>
+          </m:e>
+          <m:sup>
+            <m:r>
+              <m:t>2</m:t>
+            </m:r>
+          </m:sup>
+        </m:sSup>
+      </m:oMath>
       <w:r>
         <w:rPr>
           <w:rFonts w:ascii="Times New Roman" w:hAnsi="Times New Roman" w:eastAsia="Times New Roman" w:cs="Times New Roman"/>
@@ -5480,17 +5332,25 @@
           <w:b/>
           <w:bCs/>
         </w:rPr>
-        <w:t xml:space="preserve"> ns</w:t>
-      </w:r>
-      <w:r>
-        <w:rPr>
-          <w:rFonts w:ascii="Times New Roman" w:hAnsi="Times New Roman" w:eastAsia="Times New Roman" w:cs="Times New Roman"/>
-          <w:b/>
-          <w:bCs/>
-          <w:vertAlign w:val="superscript"/>
-        </w:rPr>
-        <w:t>2</w:t>
-      </w:r>
+        <w:t xml:space="preserve"> </w:t>
+      </w:r>
+      <m:oMath>
+        <m:r>
+          <m:t>n</m:t>
+        </m:r>
+        <m:sSup>
+          <m:e>
+            <m:r>
+              <m:t>s</m:t>
+            </m:r>
+          </m:e>
+          <m:sup>
+            <m:r>
+              <m:t>2</m:t>
+            </m:r>
+          </m:sup>
+        </m:sSup>
+      </m:oMath>
       <w:r>
         <w:rPr>
           <w:rFonts w:ascii="Times New Roman" w:hAnsi="Times New Roman" w:eastAsia="Times New Roman" w:cs="Times New Roman"/>
@@ -22974,28 +22834,42 @@
         <w:rPr>
           <w:rFonts w:ascii="Times New Roman" w:hAnsi="Times New Roman" w:eastAsia="Times New Roman" w:cs="Times New Roman"/>
         </w:rPr>
-        <w:t xml:space="preserve"> d</w:t>
-      </w:r>
-      <w:r>
-        <w:rPr>
-          <w:rFonts w:ascii="Times New Roman" w:hAnsi="Times New Roman" w:eastAsia="Times New Roman" w:cs="Times New Roman"/>
-          <w:vertAlign w:val="superscript"/>
-        </w:rPr>
-        <w:t>4</w:t>
-      </w:r>
-      <w:r>
-        <w:rPr>
-          <w:rFonts w:ascii="Times New Roman" w:hAnsi="Times New Roman" w:eastAsia="Times New Roman" w:cs="Times New Roman"/>
-        </w:rPr>
-        <w:t>–d</w:t>
-      </w:r>
-      <w:r>
-        <w:rPr>
-          <w:rFonts w:ascii="Times New Roman" w:hAnsi="Times New Roman" w:eastAsia="Times New Roman" w:cs="Times New Roman"/>
-          <w:vertAlign w:val="superscript"/>
-        </w:rPr>
-        <w:t>4</w:t>
-      </w:r>
+        <w:t xml:space="preserve"> </w:t>
+      </w:r>
+      <m:oMath>
+        <m:sSup>
+          <m:e>
+            <m:r>
+              <m:t>d</m:t>
+            </m:r>
+          </m:e>
+          <m:sup>
+            <m:r>
+              <m:t>4</m:t>
+            </m:r>
+          </m:sup>
+        </m:sSup>
+      </m:oMath>
+      <w:r>
+        <w:rPr>
+          <w:rFonts w:ascii="Times New Roman" w:hAnsi="Times New Roman" w:eastAsia="Times New Roman" w:cs="Times New Roman"/>
+        </w:rPr>
+        <w:t xml:space="preserve">–</w:t>
+      </w:r>
+      <m:oMath>
+        <m:sSup>
+          <m:e>
+            <m:r>
+              <m:t>d</m:t>
+            </m:r>
+          </m:e>
+          <m:sup>
+            <m:r>
+              <m:t>4</m:t>
+            </m:r>
+          </m:sup>
+        </m:sSup>
+      </m:oMath>
       <w:r>
         <w:rPr>
           <w:rFonts w:ascii="Times New Roman" w:hAnsi="Times New Roman" w:eastAsia="Times New Roman" w:cs="Times New Roman"/>
@@ -23810,28 +23684,42 @@
         <w:rPr>
           <w:rFonts w:hint="eastAsia" w:ascii="Times New Roman" w:hAnsi="Times New Roman" w:eastAsia="Times New Roman" w:cs="Times New Roman"/>
         </w:rPr>
-        <w:t>（d</w:t>
-      </w:r>
-      <w:r>
-        <w:rPr>
-          <w:rFonts w:hint="eastAsia" w:ascii="Times New Roman" w:hAnsi="Times New Roman" w:eastAsia="Times New Roman" w:cs="Times New Roman"/>
-          <w:vertAlign w:val="superscript"/>
-        </w:rPr>
-        <w:t>5</w:t>
-      </w:r>
-      <w:r>
-        <w:rPr>
-          <w:rFonts w:hint="eastAsia" w:ascii="Times New Roman" w:hAnsi="Times New Roman" w:eastAsia="Times New Roman" w:cs="Times New Roman"/>
-        </w:rPr>
-        <w:t>–d</w:t>
-      </w:r>
-      <w:r>
-        <w:rPr>
-          <w:rFonts w:hint="eastAsia" w:ascii="Times New Roman" w:hAnsi="Times New Roman" w:eastAsia="Times New Roman" w:cs="Times New Roman"/>
-          <w:vertAlign w:val="superscript"/>
-        </w:rPr>
-        <w:t>5</w:t>
-      </w:r>
+        <w:t xml:space="preserve">（</w:t>
+      </w:r>
+      <m:oMath>
+        <m:sSup>
+          <m:e>
+            <m:r>
+              <m:t>d</m:t>
+            </m:r>
+          </m:e>
+          <m:sup>
+            <m:r>
+              <m:t>5</m:t>
+            </m:r>
+          </m:sup>
+        </m:sSup>
+      </m:oMath>
+      <w:r>
+        <w:rPr>
+          <w:rFonts w:ascii="Times New Roman" w:hAnsi="Times New Roman" w:eastAsia="Times New Roman" w:cs="Times New Roman"/>
+        </w:rPr>
+        <w:t xml:space="preserve">–</w:t>
+      </w:r>
+      <m:oMath>
+        <m:sSup>
+          <m:e>
+            <m:r>
+              <m:t>d</m:t>
+            </m:r>
+          </m:e>
+          <m:sup>
+            <m:r>
+              <m:t>5</m:t>
+            </m:r>
+          </m:sup>
+        </m:sSup>
+      </m:oMath>
       <w:r>
         <w:rPr>
           <w:rFonts w:hint="eastAsia" w:ascii="Times New Roman" w:hAnsi="Times New Roman" w:eastAsia="Times New Roman" w:cs="Times New Roman"/>
@@ -31431,15 +31319,25 @@
         <w:rPr>
           <w:rFonts w:hint="eastAsia" w:ascii="Times New Roman" w:hAnsi="Times New Roman" w:eastAsia="Times New Roman" w:cs="Times New Roman"/>
         </w:rPr>
-        <w:t>（ns</w:t>
-      </w:r>
-      <w:r>
-        <w:rPr>
-          <w:rFonts w:hint="eastAsia" w:ascii="Times New Roman" w:hAnsi="Times New Roman" w:eastAsia="Times New Roman" w:cs="Times New Roman"/>
-          <w:vertAlign w:val="superscript"/>
-        </w:rPr>
-        <w:t>2</w:t>
-      </w:r>
+        <w:t>（</w:t>
+      </w:r>
+      <m:oMath>
+        <m:r>
+          <m:t>n</m:t>
+        </m:r>
+        <m:sSup>
+          <m:e>
+            <m:r>
+              <m:t>s</m:t>
+            </m:r>
+          </m:e>
+          <m:sup>
+            <m:r>
+              <m:t>2</m:t>
+            </m:r>
+          </m:sup>
+        </m:sSup>
+      </m:oMath>
       <w:r>
         <w:rPr>
           <w:rFonts w:ascii="Times New Roman" w:hAnsi="Times New Roman" w:eastAsia="Times New Roman" w:cs="Times New Roman"/>

--- a/06-学生侧材料/讲义/元素与分析/元素化学深度-超级充实版（自学完整）.docx
+++ b/06-学生侧材料/讲义/元素与分析/元素化学深度-超级充实版（自学完整）.docx
@@ -9970,234 +9970,356 @@
     </w:p>
     <w:p>
       <w:pPr>
-        <w:pStyle w:val="SourceCode"/>
+        <w:pStyle w:val="Compact"/>
+        <w:numPr>
+          <w:ilvl w:val="0"/>
+          <w:numId w:val="1001"/>
+        </w:numPr>
       </w:pPr>
       <w:r>
         <w:rPr>
-          <w:rStyle w:val="VerbatimChar"/>
-          <w:rFonts w:ascii="Times New Roman" w:hAnsi="Times New Roman" w:eastAsia="Times New Roman" w:cs="Times New Roman"/>
-        </w:rPr>
-        <w:t xml:space="preserve">Step 1: </w:t>
-      </w:r>
-      <w:r>
-        <w:rPr>
-          <w:rStyle w:val="VerbatimChar"/>
           <w:rFonts w:hint="eastAsia" w:ascii="Times New Roman" w:hAnsi="Times New Roman" w:eastAsia="FangSong" w:cs="Times New Roman"/>
         </w:rPr>
         <w:t xml:space="preserve">查</w:t>
       </w:r>
       <w:r>
         <w:rPr>
-          <w:rStyle w:val="VerbatimChar"/>
           <w:rFonts w:ascii="Times New Roman" w:hAnsi="Times New Roman" w:eastAsia="Times New Roman" w:cs="Times New Roman"/>
         </w:rPr>
         <w:t xml:space="preserve"> Latimer </w:t>
       </w:r>
       <w:r>
         <w:rPr>
-          <w:rStyle w:val="VerbatimChar"/>
           <w:rFonts w:hint="eastAsia" w:ascii="Times New Roman" w:hAnsi="Times New Roman" w:eastAsia="FangSong" w:cs="Times New Roman"/>
         </w:rPr>
         <w:t xml:space="preserve">图中</w:t>
       </w:r>
       <w:r>
         <w:rPr>
-          <w:rStyle w:val="VerbatimChar"/>
-          <w:rFonts w:ascii="Times New Roman" w:hAnsi="Times New Roman" w:eastAsia="Times New Roman" w:cs="Times New Roman"/>
-        </w:rPr>
-        <w:t xml:space="preserve"> M</w:t>
-      </w:r>
-      <w:r>
-        <w:rPr>
-          <w:rStyle w:val="VerbatimChar"/>
-          <w:rFonts w:ascii="Times New Roman" w:hAnsi="Times New Roman" w:eastAsia="Times New Roman" w:cs="Times New Roman"/>
-          <w:vertAlign w:val="superscript"/>
-        </w:rPr>
-        <w:t>(n)</w:t>
-      </w:r>
-      <w:r>
-        <w:rPr>
-          <w:rStyle w:val="VerbatimChar"/>
           <w:rFonts w:ascii="Times New Roman" w:hAnsi="Times New Roman" w:eastAsia="Times New Roman" w:cs="Times New Roman"/>
         </w:rPr>
         <w:t xml:space="preserve"> </w:t>
       </w:r>
-      <w:r>
-        <w:rPr>
-          <w:rStyle w:val="VerbatimChar"/>
+      <m:oMath>
+        <m:sSup>
+          <m:e>
+            <m:r>
+              <m:t>M</m:t>
+            </m:r>
+          </m:e>
+          <m:sup>
+            <m:r>
+              <m:rPr>
+                <m:sty m:val="p"/>
+              </m:rPr>
+              <m:t>(</m:t>
+            </m:r>
+            <m:r>
+              <m:t>n</m:t>
+            </m:r>
+            <m:r>
+              <m:rPr>
+                <m:sty m:val="p"/>
+              </m:rPr>
+              <m:t>)</m:t>
+            </m:r>
+          </m:sup>
+        </m:sSup>
+      </m:oMath>
+      <w:r>
+        <w:rPr>
+          <w:rFonts w:ascii="Times New Roman" w:hAnsi="Times New Roman" w:eastAsia="Times New Roman" w:cs="Times New Roman"/>
+        </w:rPr>
+        <w:t xml:space="preserve"> </w:t>
+      </w:r>
+      <w:r>
+        <w:rPr>
           <w:rFonts w:hint="eastAsia" w:ascii="Times New Roman" w:hAnsi="Times New Roman" w:eastAsia="FangSong" w:cs="Times New Roman"/>
         </w:rPr>
         <w:t xml:space="preserve">左右两侧的</w:t>
       </w:r>
       <w:r>
         <w:rPr>
-          <w:rStyle w:val="VerbatimChar"/>
-          <w:rFonts w:ascii="Times New Roman" w:hAnsi="Times New Roman" w:eastAsia="Times New Roman" w:cs="Times New Roman"/>
-        </w:rPr>
-        <w:t xml:space="preserve"> $E^\theta$</w:t>
-      </w:r>
-      <w:r>
-        <w:rPr>
-          <w:rFonts w:ascii="Times New Roman" w:hAnsi="Times New Roman" w:eastAsia="Times New Roman" w:cs="Times New Roman"/>
-        </w:rPr>
-        <w:br/>
-      </w:r>
-      <w:r>
-        <w:rPr>
-          <w:rStyle w:val="VerbatimChar"/>
-          <w:rFonts w:ascii="Times New Roman" w:hAnsi="Times New Roman" w:eastAsia="Times New Roman" w:cs="Times New Roman"/>
-        </w:rPr>
-        <w:t xml:space="preserve">Step 2: </w:t>
-      </w:r>
-      <w:r>
-        <w:rPr>
-          <w:rStyle w:val="VerbatimChar"/>
-          <w:rFonts w:hint="eastAsia" w:ascii="Times New Roman" w:hAnsi="Times New Roman" w:eastAsia="FangSong" w:cs="Times New Roman"/>
-        </w:rPr>
-        <w:t xml:space="preserve">计算歧化电位</w:t>
-      </w:r>
-      <w:r>
-        <w:rPr>
-          <w:rStyle w:val="VerbatimChar"/>
-          <w:rFonts w:ascii="Times New Roman" w:hAnsi="Times New Roman" w:eastAsia="Times New Roman" w:cs="Times New Roman"/>
-        </w:rPr>
-        <w:t xml:space="preserve"> ΔE = </w:t>
-      </w:r>
-      <w:r>
-        <w:rPr>
-          <w:rStyle w:val="VerbatimChar"/>
-          <w:rFonts w:hint="eastAsia" w:ascii="Times New Roman" w:hAnsi="Times New Roman" w:eastAsia="Times New Roman" w:cs="Times New Roman"/>
-        </w:rPr>
-        <w:t>$E^\theta$(</w:t>
-      </w:r>
-      <w:r>
-        <w:rPr>
-          <w:rStyle w:val="VerbatimChar"/>
-          <w:rFonts w:hint="eastAsia" w:ascii="Times New Roman" w:hAnsi="Times New Roman" w:eastAsia="FangSong" w:cs="Times New Roman"/>
-        </w:rPr>
-        <w:t>右</w:t>
-      </w:r>
-      <w:r>
-        <w:rPr>
-          <w:rStyle w:val="VerbatimChar"/>
-          <w:rFonts w:hint="eastAsia" w:ascii="Times New Roman" w:hAnsi="Times New Roman" w:eastAsia="Times New Roman" w:cs="Times New Roman"/>
-        </w:rPr>
-        <w:t>)</w:t>
-      </w:r>
-      <w:r>
-        <w:rPr>
-          <w:rStyle w:val="VerbatimChar"/>
-          <w:rFonts w:ascii="Times New Roman" w:hAnsi="Times New Roman" w:eastAsia="Times New Roman" w:cs="Times New Roman"/>
-        </w:rPr>
-        <w:t xml:space="preserve"> − </w:t>
-      </w:r>
-      <w:r>
-        <w:rPr>
-          <w:rStyle w:val="VerbatimChar"/>
-          <w:rFonts w:hint="eastAsia" w:ascii="Times New Roman" w:hAnsi="Times New Roman" w:eastAsia="Times New Roman" w:cs="Times New Roman"/>
-        </w:rPr>
-        <w:t>$E^\theta$(</w:t>
-      </w:r>
-      <w:r>
-        <w:rPr>
-          <w:rStyle w:val="VerbatimChar"/>
-          <w:rFonts w:hint="eastAsia" w:ascii="Times New Roman" w:hAnsi="Times New Roman" w:eastAsia="FangSong" w:cs="Times New Roman"/>
-        </w:rPr>
-        <w:t>左</w:t>
-      </w:r>
-      <w:r>
-        <w:rPr>
-          <w:rStyle w:val="VerbatimChar"/>
-          <w:rFonts w:hint="eastAsia" w:ascii="Times New Roman" w:hAnsi="Times New Roman" w:eastAsia="Times New Roman" w:cs="Times New Roman"/>
-        </w:rPr>
-        <w:t>)</w:t>
-      </w:r>
-      <w:r>
-        <w:rPr>
-          <w:rFonts w:ascii="Times New Roman" w:hAnsi="Times New Roman" w:eastAsia="Times New Roman" w:cs="Times New Roman"/>
-        </w:rPr>
-        <w:br/>
-      </w:r>
-      <w:r>
-        <w:rPr>
-          <w:rStyle w:val="VerbatimChar"/>
-          <w:rFonts w:ascii="Times New Roman" w:hAnsi="Times New Roman" w:eastAsia="Times New Roman" w:cs="Times New Roman"/>
-        </w:rPr>
-        <w:t xml:space="preserve">Step 3: ΔE &gt; 0 → </w:t>
-      </w:r>
-      <w:r>
-        <w:rPr>
-          <w:rStyle w:val="VerbatimChar"/>
-          <w:rFonts w:hint="eastAsia" w:ascii="Times New Roman" w:hAnsi="Times New Roman" w:eastAsia="FangSong" w:cs="Times New Roman"/>
-        </w:rPr>
-        <w:t>歧化自发</w:t>
-      </w:r>
-      <w:r>
-        <w:rPr>
-          <w:rStyle w:val="VerbatimChar"/>
-          <w:rFonts w:hint="eastAsia" w:ascii="Times New Roman" w:hAnsi="Times New Roman" w:eastAsia="Times New Roman" w:cs="Times New Roman"/>
-        </w:rPr>
-        <w:t>；ΔE</w:t>
-      </w:r>
-      <w:r>
-        <w:rPr>
-          <w:rStyle w:val="VerbatimChar"/>
-          <w:rFonts w:ascii="Times New Roman" w:hAnsi="Times New Roman" w:eastAsia="Times New Roman" w:cs="Times New Roman"/>
-        </w:rPr>
-        <w:t xml:space="preserve"> &lt; 0 → </w:t>
-      </w:r>
-      <w:r>
-        <w:rPr>
-          <w:rStyle w:val="VerbatimChar"/>
-          <w:rFonts w:hint="eastAsia" w:ascii="Times New Roman" w:hAnsi="Times New Roman" w:eastAsia="FangSong" w:cs="Times New Roman"/>
-        </w:rPr>
-        <w:t xml:space="preserve">归中自发</w:t>
-      </w:r>
-      <w:r>
-        <w:rPr>
-          <w:rFonts w:ascii="Times New Roman" w:hAnsi="Times New Roman" w:eastAsia="Times New Roman" w:cs="Times New Roman"/>
-        </w:rPr>
-        <w:br/>
-      </w:r>
-      <w:r>
-        <w:rPr>
-          <w:rStyle w:val="VerbatimChar"/>
-          <w:rFonts w:hint="eastAsia" w:ascii="Times New Roman" w:hAnsi="Times New Roman" w:eastAsia="FangSong" w:cs="Times New Roman"/>
-        </w:rPr>
-        <w:t>注意</w:t>
-      </w:r>
-      <w:r>
-        <w:rPr>
-          <w:rStyle w:val="VerbatimChar"/>
-          <w:rFonts w:hint="eastAsia" w:ascii="Times New Roman" w:hAnsi="Times New Roman" w:eastAsia="Times New Roman" w:cs="Times New Roman"/>
-        </w:rPr>
-        <w:t>：</w:t>
-      </w:r>
-      <w:r>
-        <w:rPr>
-          <w:rStyle w:val="VerbatimChar"/>
-          <w:rFonts w:hint="eastAsia" w:ascii="Times New Roman" w:hAnsi="Times New Roman" w:eastAsia="FangSong" w:cs="Times New Roman"/>
-        </w:rPr>
-        <w:t>两侧电子数不同时需用</w:t>
-      </w:r>
-      <w:r>
-        <w:rPr>
-          <w:rStyle w:val="VerbatimChar"/>
-          <w:rFonts w:ascii="Times New Roman" w:hAnsi="Times New Roman" w:eastAsia="Times New Roman" w:cs="Times New Roman"/>
-        </w:rPr>
-        <w:t xml:space="preserve"> Gibbs </w:t>
-      </w:r>
-      <w:r>
-        <w:rPr>
-          <w:rStyle w:val="VerbatimChar"/>
-          <w:rFonts w:hint="eastAsia" w:ascii="Times New Roman" w:hAnsi="Times New Roman" w:eastAsia="FangSong" w:cs="Times New Roman"/>
-        </w:rPr>
-        <w:t xml:space="preserve">能计算</w:t>
-      </w:r>
+          <w:rFonts w:ascii="Times New Roman" w:hAnsi="Times New Roman" w:eastAsia="Times New Roman" w:cs="Times New Roman"/>
+        </w:rPr>
+        <w:t xml:space="preserve"> </w:t>
+      </w:r>
+      <m:oMath>
+        <m:sSup>
+          <m:e>
+            <m:r>
+              <m:t>E</m:t>
+            </m:r>
+          </m:e>
+          <m:sup>
+            <m:r>
+              <m:t>θ</m:t>
+            </m:r>
+          </m:sup>
+        </m:sSup>
+      </m:oMath>
     </w:p>
     <w:p>
       <w:pPr>
-        <w:pStyle w:val="FirstParagraph"/>
+        <w:pStyle w:val="Compact"/>
+        <w:numPr>
+          <w:ilvl w:val="0"/>
+          <w:numId w:val="1001"/>
+        </w:numPr>
+      </w:pPr>
+      <w:r>
+        <w:rPr>
+          <w:rFonts w:hint="eastAsia" w:ascii="Times New Roman" w:hAnsi="Times New Roman" w:eastAsia="FangSong" w:cs="Times New Roman"/>
+        </w:rPr>
+        <w:t xml:space="preserve">计算歧化电位</w:t>
+      </w:r>
+      <w:r>
+        <w:rPr>
+          <w:rFonts w:ascii="Times New Roman" w:hAnsi="Times New Roman" w:eastAsia="Times New Roman" w:cs="Times New Roman"/>
+        </w:rPr>
+        <w:t xml:space="preserve"> </w:t>
+      </w:r>
+      <m:oMath>
+        <m:oMathPr>
+          <m:ctrlPr>
+            <w:rPr>
+              <w:sz w:val="28"/>
+              <w:szCs w:val="28"/>
+            </w:rPr>
+          </m:ctrlPr>
+        </m:oMathPr>
+        <m:r>
+          <m:rPr>
+            <m:sty m:val="p"/>
+          </m:rPr>
+          <m:t>Δ</m:t>
+        </m:r>
+        <m:r>
+          <m:t>E</m:t>
+        </m:r>
+        <m:r>
+          <m:rPr>
+            <m:sty m:val="p"/>
+          </m:rPr>
+          <m:t>=</m:t>
+        </m:r>
+        <m:sSup>
+          <m:e>
+            <m:r>
+              <m:t>E</m:t>
+            </m:r>
+          </m:e>
+          <m:sup>
+            <m:r>
+              <m:t>θ</m:t>
+            </m:r>
+          </m:sup>
+        </m:sSup>
+        <m:r>
+          <m:rPr>
+            <m:sty m:val="p"/>
+          </m:rPr>
+          <m:t>(</m:t>
+        </m:r>
+        <m:r>
+          <m:rPr>
+            <m:nor/>
+            <m:sty m:val="p"/>
+          </m:rPr>
+          <m:t>右</m:t>
+        </m:r>
+        <m:r>
+          <m:rPr>
+            <m:sty m:val="p"/>
+          </m:rPr>
+          <m:t>)</m:t>
+        </m:r>
+        <m:r>
+          <m:rPr>
+            <m:sty m:val="p"/>
+          </m:rPr>
+          <m:t>−</m:t>
+        </m:r>
+        <m:sSup>
+          <m:e>
+            <m:r>
+              <m:t>E</m:t>
+            </m:r>
+          </m:e>
+          <m:sup>
+            <m:r>
+              <m:t>θ</m:t>
+            </m:r>
+          </m:sup>
+        </m:sSup>
+        <m:r>
+          <m:rPr>
+            <m:sty m:val="p"/>
+          </m:rPr>
+          <m:t>(</m:t>
+        </m:r>
+        <m:r>
+          <m:rPr>
+            <m:nor/>
+            <m:sty m:val="p"/>
+          </m:rPr>
+          <m:t>左</m:t>
+        </m:r>
+        <m:r>
+          <m:rPr>
+            <m:sty m:val="p"/>
+          </m:rPr>
+          <m:t>)</m:t>
+        </m:r>
+      </m:oMath>
+    </w:p>
+    <w:p>
+      <w:pPr>
+        <w:pStyle w:val="Compact"/>
+        <w:numPr>
+          <w:ilvl w:val="0"/>
+          <w:numId w:val="1001"/>
+        </w:numPr>
+      </w:pPr>
+      <m:oMath>
+        <m:r>
+          <m:rPr>
+            <m:sty m:val="p"/>
+          </m:rPr>
+          <m:t>Δ</m:t>
+        </m:r>
+        <m:r>
+          <m:t>E</m:t>
+        </m:r>
+        <m:r>
+          <m:rPr>
+            <m:sty m:val="p"/>
+          </m:rPr>
+          <m:t>&gt;</m:t>
+        </m:r>
+        <m:r>
+          <m:t>0</m:t>
+        </m:r>
+      </m:oMath>
+      <w:r>
+        <w:rPr>
+          <w:rFonts w:ascii="Times New Roman" w:hAnsi="Times New Roman" w:eastAsia="Times New Roman" w:cs="Times New Roman"/>
+        </w:rPr>
+        <w:t xml:space="preserve"> </w:t>
+      </w:r>
+      <w:r>
+        <w:rPr>
+          <w:rFonts w:ascii="Times New Roman" w:hAnsi="Times New Roman" w:eastAsia="Times New Roman" w:cs="Times New Roman"/>
+        </w:rPr>
+        <w:t xml:space="preserve">→ </w:t>
+      </w:r>
+      <w:r>
+        <w:rPr>
+          <w:rFonts w:hint="eastAsia" w:ascii="Times New Roman" w:hAnsi="Times New Roman" w:eastAsia="FangSong" w:cs="Times New Roman"/>
+        </w:rPr>
+        <w:t>歧化自发</w:t>
+      </w:r>
+      <w:r>
+        <w:rPr>
+          <w:rFonts w:hint="eastAsia" w:ascii="Times New Roman" w:hAnsi="Times New Roman" w:eastAsia="Times New Roman" w:cs="Times New Roman"/>
+        </w:rPr>
+        <w:t>；</w:t>
+      </w:r>
+      <m:oMath>
+        <m:r>
+          <m:rPr>
+            <m:sty m:val="p"/>
+          </m:rPr>
+          <m:t>Δ</m:t>
+        </m:r>
+        <m:r>
+          <m:t>E</m:t>
+        </m:r>
+        <m:r>
+          <m:rPr>
+            <m:sty m:val="p"/>
+          </m:rPr>
+          <m:t>&lt;</m:t>
+        </m:r>
+        <m:r>
+          <m:t>0</m:t>
+        </m:r>
+      </m:oMath>
+      <w:r>
+        <w:rPr>
+          <w:rFonts w:ascii="Times New Roman" w:hAnsi="Times New Roman" w:eastAsia="Times New Roman" w:cs="Times New Roman"/>
+        </w:rPr>
+        <w:t xml:space="preserve"> </w:t>
+      </w:r>
+      <w:r>
+        <w:rPr>
+          <w:rFonts w:ascii="Times New Roman" w:hAnsi="Times New Roman" w:eastAsia="Times New Roman" w:cs="Times New Roman"/>
+        </w:rPr>
+        <w:t xml:space="preserve">→ </w:t>
+      </w:r>
+      <w:r>
+        <w:rPr>
+          <w:rFonts w:hint="eastAsia" w:ascii="Times New Roman" w:hAnsi="Times New Roman" w:eastAsia="FangSong" w:cs="Times New Roman"/>
+        </w:rPr>
+        <w:t xml:space="preserve">归中自发</w:t>
+      </w:r>
+    </w:p>
+    <w:p>
+      <w:pPr>
+        <w:pStyle w:val="MistakeBlock"/>
+      </w:pPr>
+      <w:r>
+        <w:rPr>
+          <w:rFonts w:hint="eastAsia" w:ascii="Times New Roman" w:hAnsi="Times New Roman" w:eastAsia="FangSong" w:cs="Times New Roman"/>
+        </w:rPr>
+        <w:t xml:space="preserve">注意</w:t>
+      </w:r>
+      <w:r>
+        <w:rPr>
+          <w:rFonts w:ascii="Times New Roman" w:hAnsi="Times New Roman" w:eastAsia="Times New Roman" w:cs="Times New Roman"/>
+        </w:rPr>
+        <w:t xml:space="preserve"> </w:t>
+      </w:r>
+      <w:r>
+        <w:rPr>
+          <w:rFonts w:hint="eastAsia" w:ascii="Times New Roman" w:hAnsi="Times New Roman" w:eastAsia="FangSong" w:cs="Times New Roman"/>
+        </w:rPr>
+        <w:t xml:space="preserve">两侧电子数不同时需用</w:t>
+      </w:r>
+      <w:r>
+        <w:rPr>
+          <w:rFonts w:ascii="Times New Roman" w:hAnsi="Times New Roman" w:eastAsia="Times New Roman" w:cs="Times New Roman"/>
+        </w:rPr>
+        <w:t xml:space="preserve"> Gibbs </w:t>
+      </w:r>
+      <w:r>
+        <w:rPr>
+          <w:rFonts w:hint="eastAsia" w:ascii="Times New Roman" w:hAnsi="Times New Roman" w:eastAsia="FangSong" w:cs="Times New Roman"/>
+        </w:rPr>
+        <w:t>能计算</w:t>
+      </w:r>
+      <w:r>
+        <w:rPr>
+          <w:rFonts w:hint="eastAsia" w:ascii="Times New Roman" w:hAnsi="Times New Roman" w:eastAsia="Times New Roman" w:cs="Times New Roman"/>
+        </w:rPr>
+        <w:t>，</w:t>
+      </w:r>
+      <w:r>
+        <w:rPr>
+          <w:rFonts w:hint="eastAsia" w:ascii="Times New Roman" w:hAnsi="Times New Roman" w:eastAsia="FangSong" w:cs="Times New Roman"/>
+        </w:rPr>
+        <w:t>不能直接比较电位</w:t>
+      </w:r>
+      <w:r>
+        <w:rPr>
+          <w:rFonts w:hint="eastAsia" w:ascii="Times New Roman" w:hAnsi="Times New Roman" w:eastAsia="Times New Roman" w:cs="Times New Roman"/>
+        </w:rPr>
+        <w:t>。</w:t>
+      </w:r>
+    </w:p>
+    <w:p>
+      <w:pPr>
+        <w:pStyle w:val="BodyText"/>
       </w:pPr>
       <w:r>
         <w:rPr>
@@ -31119,7 +31241,7 @@
         <w:pStyle w:val="Compact"/>
         <w:numPr>
           <w:ilvl w:val="0"/>
-          <w:numId w:val="1001"/>
+          <w:numId w:val="1002"/>
         </w:numPr>
       </w:pPr>
       <w:r>
@@ -31250,7 +31372,7 @@
         <w:pStyle w:val="Compact"/>
         <w:numPr>
           <w:ilvl w:val="0"/>
-          <w:numId w:val="1001"/>
+          <w:numId w:val="1002"/>
         </w:numPr>
       </w:pPr>
       <w:r>
@@ -31362,7 +31484,7 @@
         <w:pStyle w:val="Compact"/>
         <w:numPr>
           <w:ilvl w:val="0"/>
-          <w:numId w:val="1001"/>
+          <w:numId w:val="1002"/>
         </w:numPr>
       </w:pPr>
       <w:r>
@@ -31457,7 +31579,7 @@
         <w:pStyle w:val="Compact"/>
         <w:numPr>
           <w:ilvl w:val="0"/>
-          <w:numId w:val="1001"/>
+          <w:numId w:val="1002"/>
         </w:numPr>
       </w:pPr>
       <w:r>
@@ -31576,7 +31698,7 @@
         <w:pStyle w:val="Compact"/>
         <w:numPr>
           <w:ilvl w:val="0"/>
-          <w:numId w:val="1001"/>
+          <w:numId w:val="1002"/>
         </w:numPr>
       </w:pPr>
       <w:r>
@@ -31665,7 +31787,7 @@
         <w:pStyle w:val="Compact"/>
         <w:numPr>
           <w:ilvl w:val="0"/>
-          <w:numId w:val="1001"/>
+          <w:numId w:val="1002"/>
         </w:numPr>
       </w:pPr>
       <w:r>
@@ -31754,7 +31876,7 @@
         <w:pStyle w:val="Compact"/>
         <w:numPr>
           <w:ilvl w:val="0"/>
-          <w:numId w:val="1001"/>
+          <w:numId w:val="1002"/>
         </w:numPr>
       </w:pPr>
       <w:r>
@@ -36192,7 +36314,7 @@
         <w:pStyle w:val="Compact"/>
         <w:numPr>
           <w:ilvl w:val="0"/>
-          <w:numId w:val="1002"/>
+          <w:numId w:val="1003"/>
         </w:numPr>
       </w:pPr>
       <w:r>
@@ -36311,7 +36433,7 @@
         <w:pStyle w:val="Compact"/>
         <w:numPr>
           <w:ilvl w:val="0"/>
-          <w:numId w:val="1002"/>
+          <w:numId w:val="1003"/>
         </w:numPr>
       </w:pPr>
       <w:r>
@@ -36430,7 +36552,7 @@
         <w:pStyle w:val="Compact"/>
         <w:numPr>
           <w:ilvl w:val="0"/>
-          <w:numId w:val="1002"/>
+          <w:numId w:val="1003"/>
         </w:numPr>
       </w:pPr>
       <w:r>
@@ -36577,7 +36699,7 @@
         <w:pStyle w:val="Compact"/>
         <w:numPr>
           <w:ilvl w:val="0"/>
-          <w:numId w:val="1002"/>
+          <w:numId w:val="1003"/>
         </w:numPr>
       </w:pPr>
       <w:r>
@@ -36712,7 +36834,7 @@
         <w:pStyle w:val="Compact"/>
         <w:numPr>
           <w:ilvl w:val="0"/>
-          <w:numId w:val="1002"/>
+          <w:numId w:val="1003"/>
         </w:numPr>
       </w:pPr>
       <w:r>
@@ -39906,7 +40028,7 @@
         <w:pStyle w:val="Compact"/>
         <w:numPr>
           <w:ilvl w:val="0"/>
-          <w:numId w:val="1003"/>
+          <w:numId w:val="1004"/>
         </w:numPr>
       </w:pPr>
       <w:r>
@@ -40025,7 +40147,7 @@
         <w:pStyle w:val="Compact"/>
         <w:numPr>
           <w:ilvl w:val="0"/>
-          <w:numId w:val="1003"/>
+          <w:numId w:val="1004"/>
         </w:numPr>
       </w:pPr>
       <w:r>
@@ -40120,7 +40242,7 @@
         <w:pStyle w:val="Compact"/>
         <w:numPr>
           <w:ilvl w:val="0"/>
-          <w:numId w:val="1003"/>
+          <w:numId w:val="1004"/>
         </w:numPr>
       </w:pPr>
       <w:r>
@@ -40353,7 +40475,7 @@
         <w:pStyle w:val="Compact"/>
         <w:numPr>
           <w:ilvl w:val="0"/>
-          <w:numId w:val="1003"/>
+          <w:numId w:val="1004"/>
         </w:numPr>
       </w:pPr>
       <w:r>
@@ -40540,7 +40662,7 @@
         <w:pStyle w:val="Compact"/>
         <w:numPr>
           <w:ilvl w:val="0"/>
-          <w:numId w:val="1003"/>
+          <w:numId w:val="1004"/>
         </w:numPr>
       </w:pPr>
       <w:r>
@@ -40719,7 +40841,7 @@
         <w:pStyle w:val="Compact"/>
         <w:numPr>
           <w:ilvl w:val="0"/>
-          <w:numId w:val="1003"/>
+          <w:numId w:val="1004"/>
         </w:numPr>
       </w:pPr>
       <w:r>
@@ -40952,7 +41074,7 @@
         <w:pStyle w:val="Compact"/>
         <w:numPr>
           <w:ilvl w:val="0"/>
-          <w:numId w:val="1003"/>
+          <w:numId w:val="1004"/>
         </w:numPr>
       </w:pPr>
       <w:r>
@@ -41192,6 +41314,91 @@
     <w:lvl w:ilvl="8">
       <w:numFmt w:val="bullet"/>
       <w:lvlText w:val=" "/>
+      <w:lvlJc w:val="left"/>
+      <w:pPr>
+        <w:ind w:left="6480" w:hanging="360"/>
+      </w:pPr>
+    </w:lvl>
+  </w:abstractNum>
+  <w:abstractNum w:abstractNumId="99411">
+    <w:nsid w:val="00A99411"/>
+    <w:multiLevelType w:val="multilevel"/>
+    <w:lvl w:ilvl="0">
+      <w:start w:val="1"/>
+      <w:numFmt w:val="decimal"/>
+      <w:lvlText w:val="%1."/>
+      <w:lvlJc w:val="left"/>
+      <w:pPr>
+        <w:ind w:left="720" w:hanging="360"/>
+      </w:pPr>
+    </w:lvl>
+    <w:lvl w:ilvl="1">
+      <w:start w:val="1"/>
+      <w:numFmt w:val="decimal"/>
+      <w:lvlText w:val="%2."/>
+      <w:lvlJc w:val="left"/>
+      <w:pPr>
+        <w:ind w:left="1440" w:hanging="360"/>
+      </w:pPr>
+    </w:lvl>
+    <w:lvl w:ilvl="2">
+      <w:start w:val="1"/>
+      <w:numFmt w:val="decimal"/>
+      <w:lvlText w:val="%3."/>
+      <w:lvlJc w:val="left"/>
+      <w:pPr>
+        <w:ind w:left="2160" w:hanging="360"/>
+      </w:pPr>
+    </w:lvl>
+    <w:lvl w:ilvl="3">
+      <w:start w:val="1"/>
+      <w:numFmt w:val="decimal"/>
+      <w:lvlText w:val="%4."/>
+      <w:lvlJc w:val="left"/>
+      <w:pPr>
+        <w:ind w:left="2880" w:hanging="360"/>
+      </w:pPr>
+    </w:lvl>
+    <w:lvl w:ilvl="4">
+      <w:start w:val="1"/>
+      <w:numFmt w:val="decimal"/>
+      <w:lvlText w:val="%5."/>
+      <w:lvlJc w:val="left"/>
+      <w:pPr>
+        <w:ind w:left="3600" w:hanging="360"/>
+      </w:pPr>
+    </w:lvl>
+    <w:lvl w:ilvl="5">
+      <w:start w:val="1"/>
+      <w:numFmt w:val="decimal"/>
+      <w:lvlText w:val="%6."/>
+      <w:lvlJc w:val="left"/>
+      <w:pPr>
+        <w:ind w:left="4320" w:hanging="360"/>
+      </w:pPr>
+    </w:lvl>
+    <w:lvl w:ilvl="6">
+      <w:start w:val="1"/>
+      <w:numFmt w:val="decimal"/>
+      <w:lvlText w:val="%7."/>
+      <w:lvlJc w:val="left"/>
+      <w:pPr>
+        <w:ind w:left="5040" w:hanging="360"/>
+      </w:pPr>
+    </w:lvl>
+    <w:lvl w:ilvl="7">
+      <w:start w:val="1"/>
+      <w:numFmt w:val="decimal"/>
+      <w:lvlText w:val="%8."/>
+      <w:lvlJc w:val="left"/>
+      <w:pPr>
+        <w:ind w:left="5760" w:hanging="360"/>
+      </w:pPr>
+    </w:lvl>
+    <w:lvl w:ilvl="8">
+      <w:start w:val="1"/>
+      <w:numFmt w:val="decimal"/>
+      <w:lvlText w:val="%9."/>
       <w:lvlJc w:val="left"/>
       <w:pPr>
         <w:ind w:left="6480" w:hanging="360"/>
@@ -41390,9 +41597,39 @@
     <w:abstractNumId w:val="990"/>
   </w:num>
   <w:num w:numId="1001">
+    <w:abstractNumId w:val="99411"/>
+    <w:lvlOverride w:ilvl="0">
+      <w:startOverride w:val="1"/>
+    </w:lvlOverride>
+    <w:lvlOverride w:ilvl="1">
+      <w:startOverride w:val="1"/>
+    </w:lvlOverride>
+    <w:lvlOverride w:ilvl="2">
+      <w:startOverride w:val="1"/>
+    </w:lvlOverride>
+    <w:lvlOverride w:ilvl="3">
+      <w:startOverride w:val="1"/>
+    </w:lvlOverride>
+    <w:lvlOverride w:ilvl="4">
+      <w:startOverride w:val="1"/>
+    </w:lvlOverride>
+    <w:lvlOverride w:ilvl="5">
+      <w:startOverride w:val="1"/>
+    </w:lvlOverride>
+    <w:lvlOverride w:ilvl="6">
+      <w:startOverride w:val="1"/>
+    </w:lvlOverride>
+    <w:lvlOverride w:ilvl="7">
+      <w:startOverride w:val="1"/>
+    </w:lvlOverride>
+    <w:lvlOverride w:ilvl="8">
+      <w:startOverride w:val="1"/>
+    </w:lvlOverride>
+  </w:num>
+  <w:num w:numId="1002">
     <w:abstractNumId w:val="991"/>
   </w:num>
-  <w:num w:numId="1002">
+  <w:num w:numId="1003">
     <w:abstractNumId w:val="994111"/>
     <w:lvlOverride w:ilvl="0">
       <w:startOverride w:val="11"/>
@@ -41422,7 +41659,7 @@
       <w:startOverride w:val="11"/>
     </w:lvlOverride>
   </w:num>
-  <w:num w:numId="1003">
+  <w:num w:numId="1004">
     <w:abstractNumId w:val="991"/>
   </w:num>
 </w:numbering>

--- a/06-学生侧材料/讲义/元素与分析/元素化学深度-超级充实版（自学完整）.docx
+++ b/06-学生侧材料/讲义/元素与分析/元素化学深度-超级充实版（自学完整）.docx
@@ -25205,199 +25205,167 @@
     </w:p>
     <w:p>
       <w:pPr>
-        <w:pStyle w:val="SourceCode"/>
+        <w:pStyle w:val="Compact"/>
+        <w:numPr>
+          <w:ilvl w:val="0"/>
+          <w:numId w:val="1002"/>
+        </w:numPr>
       </w:pPr>
       <w:r>
         <w:rPr>
-          <w:rStyle w:val="VerbatimChar"/>
-          <w:rFonts w:ascii="Times New Roman" w:hAnsi="Times New Roman" w:eastAsia="Times New Roman" w:cs="Times New Roman"/>
-        </w:rPr>
-        <w:t xml:space="preserve">Step 1: </w:t>
-      </w:r>
-      <w:r>
-        <w:rPr>
-          <w:rStyle w:val="VerbatimChar"/>
           <w:rFonts w:hint="eastAsia" w:ascii="Times New Roman" w:hAnsi="Times New Roman" w:eastAsia="FangSong" w:cs="Times New Roman"/>
         </w:rPr>
         <w:t xml:space="preserve">物理线索</w:t>
       </w:r>
       <w:r>
         <w:rPr>
-          <w:rStyle w:val="VerbatimChar"/>
           <w:rFonts w:ascii="Times New Roman" w:hAnsi="Times New Roman" w:eastAsia="Times New Roman" w:cs="Times New Roman"/>
         </w:rPr>
         <w:t xml:space="preserve"> → </w:t>
       </w:r>
       <w:r>
         <w:rPr>
-          <w:rStyle w:val="VerbatimChar"/>
           <w:rFonts w:hint="eastAsia" w:ascii="Times New Roman" w:hAnsi="Times New Roman" w:eastAsia="FangSong" w:cs="Times New Roman"/>
         </w:rPr>
         <w:t>候选元素列表</w:t>
       </w:r>
       <w:r>
         <w:rPr>
-          <w:rStyle w:val="VerbatimChar"/>
           <w:rFonts w:hint="eastAsia" w:ascii="Times New Roman" w:hAnsi="Times New Roman" w:eastAsia="Times New Roman" w:cs="Times New Roman"/>
         </w:rPr>
         <w:t>（</w:t>
       </w:r>
       <w:r>
         <w:rPr>
-          <w:rStyle w:val="VerbatimChar"/>
           <w:rFonts w:hint="eastAsia" w:ascii="Times New Roman" w:hAnsi="Times New Roman" w:eastAsia="FangSong" w:cs="Times New Roman"/>
         </w:rPr>
         <w:t>颜色</w:t>
       </w:r>
       <w:r>
         <w:rPr>
-          <w:rStyle w:val="VerbatimChar"/>
           <w:rFonts w:hint="eastAsia" w:ascii="Times New Roman" w:hAnsi="Times New Roman" w:eastAsia="Times New Roman" w:cs="Times New Roman"/>
         </w:rPr>
         <w:t>/</w:t>
       </w:r>
       <w:r>
         <w:rPr>
-          <w:rStyle w:val="VerbatimChar"/>
           <w:rFonts w:hint="eastAsia" w:ascii="Times New Roman" w:hAnsi="Times New Roman" w:eastAsia="FangSong" w:cs="Times New Roman"/>
         </w:rPr>
         <w:t>溶解度</w:t>
       </w:r>
       <w:r>
         <w:rPr>
-          <w:rStyle w:val="VerbatimChar"/>
           <w:rFonts w:hint="eastAsia" w:ascii="Times New Roman" w:hAnsi="Times New Roman" w:eastAsia="Times New Roman" w:cs="Times New Roman"/>
         </w:rPr>
         <w:t>/</w:t>
       </w:r>
       <w:r>
         <w:rPr>
-          <w:rStyle w:val="VerbatimChar"/>
           <w:rFonts w:hint="eastAsia" w:ascii="Times New Roman" w:hAnsi="Times New Roman" w:eastAsia="FangSong" w:cs="Times New Roman"/>
         </w:rPr>
         <w:t>磁性</w:t>
       </w:r>
       <w:r>
         <w:rPr>
-          <w:rStyle w:val="VerbatimChar"/>
           <w:rFonts w:hint="eastAsia" w:ascii="Times New Roman" w:hAnsi="Times New Roman" w:eastAsia="Times New Roman" w:cs="Times New Roman"/>
         </w:rPr>
         <w:t>/</w:t>
       </w:r>
       <w:r>
         <w:rPr>
-          <w:rStyle w:val="VerbatimChar"/>
           <w:rFonts w:hint="eastAsia" w:ascii="Times New Roman" w:hAnsi="Times New Roman" w:eastAsia="FangSong" w:cs="Times New Roman"/>
         </w:rPr>
         <w:t>熔沸点</w:t>
       </w:r>
       <w:r>
         <w:rPr>
-          <w:rStyle w:val="VerbatimChar"/>
           <w:rFonts w:hint="eastAsia" w:ascii="Times New Roman" w:hAnsi="Times New Roman" w:eastAsia="Times New Roman" w:cs="Times New Roman"/>
         </w:rPr>
         <w:t>）</w:t>
       </w:r>
-      <w:r>
-        <w:rPr>
-          <w:rFonts w:ascii="Times New Roman" w:hAnsi="Times New Roman" w:eastAsia="Times New Roman" w:cs="Times New Roman"/>
-        </w:rPr>
-        <w:br/>
-      </w:r>
-      <w:r>
-        <w:rPr>
-          <w:rStyle w:val="VerbatimChar"/>
-          <w:rFonts w:ascii="Times New Roman" w:hAnsi="Times New Roman" w:eastAsia="Times New Roman" w:cs="Times New Roman"/>
-        </w:rPr>
-        <w:t xml:space="preserve">Step 2: </w:t>
-      </w:r>
-      <w:r>
-        <w:rPr>
-          <w:rStyle w:val="VerbatimChar"/>
+    </w:p>
+    <w:p>
+      <w:pPr>
+        <w:pStyle w:val="Compact"/>
+        <w:numPr>
+          <w:ilvl w:val="0"/>
+          <w:numId w:val="1002"/>
+        </w:numPr>
+      </w:pPr>
+      <w:r>
+        <w:rPr>
           <w:rFonts w:hint="eastAsia" w:ascii="Times New Roman" w:hAnsi="Times New Roman" w:eastAsia="FangSong" w:cs="Times New Roman"/>
         </w:rPr>
         <w:t xml:space="preserve">结构数据</w:t>
       </w:r>
       <w:r>
         <w:rPr>
-          <w:rStyle w:val="VerbatimChar"/>
           <w:rFonts w:ascii="Times New Roman" w:hAnsi="Times New Roman" w:eastAsia="Times New Roman" w:cs="Times New Roman"/>
         </w:rPr>
         <w:t xml:space="preserve"> → </w:t>
       </w:r>
       <w:r>
         <w:rPr>
-          <w:rStyle w:val="VerbatimChar"/>
           <w:rFonts w:hint="eastAsia" w:ascii="Times New Roman" w:hAnsi="Times New Roman" w:eastAsia="FangSong" w:cs="Times New Roman"/>
         </w:rPr>
         <w:t>缩小范围</w:t>
       </w:r>
       <w:r>
         <w:rPr>
-          <w:rStyle w:val="VerbatimChar"/>
           <w:rFonts w:hint="eastAsia" w:ascii="Times New Roman" w:hAnsi="Times New Roman" w:eastAsia="Times New Roman" w:cs="Times New Roman"/>
         </w:rPr>
         <w:t>（XRD/</w:t>
       </w:r>
       <w:r>
         <w:rPr>
-          <w:rStyle w:val="VerbatimChar"/>
           <w:rFonts w:hint="eastAsia" w:ascii="Times New Roman" w:hAnsi="Times New Roman" w:eastAsia="FangSong" w:cs="Times New Roman"/>
         </w:rPr>
         <w:t>光谱</w:t>
       </w:r>
       <w:r>
         <w:rPr>
-          <w:rStyle w:val="VerbatimChar"/>
           <w:rFonts w:hint="eastAsia" w:ascii="Times New Roman" w:hAnsi="Times New Roman" w:eastAsia="Times New Roman" w:cs="Times New Roman"/>
         </w:rPr>
         <w:t>/VSEPR/</w:t>
       </w:r>
       <w:r>
         <w:rPr>
-          <w:rStyle w:val="VerbatimChar"/>
           <w:rFonts w:hint="eastAsia" w:ascii="Times New Roman" w:hAnsi="Times New Roman" w:eastAsia="FangSong" w:cs="Times New Roman"/>
         </w:rPr>
         <w:t>磁矩</w:t>
       </w:r>
       <w:r>
         <w:rPr>
-          <w:rStyle w:val="VerbatimChar"/>
           <w:rFonts w:ascii="Times New Roman" w:hAnsi="Times New Roman" w:eastAsia="Times New Roman" w:cs="Times New Roman"/>
         </w:rPr>
         <w:t xml:space="preserve"> → </w:t>
       </w:r>
       <w:r>
         <w:rPr>
-          <w:rStyle w:val="VerbatimChar"/>
           <w:rFonts w:hint="eastAsia" w:ascii="Times New Roman" w:hAnsi="Times New Roman" w:eastAsia="FangSong" w:cs="Times New Roman"/>
         </w:rPr>
         <w:t>构型</w:t>
       </w:r>
       <w:r>
         <w:rPr>
-          <w:rStyle w:val="VerbatimChar"/>
           <w:rFonts w:hint="eastAsia" w:ascii="Times New Roman" w:hAnsi="Times New Roman" w:eastAsia="Times New Roman" w:cs="Times New Roman"/>
         </w:rPr>
         <w:t>/</w:t>
       </w:r>
       <w:r>
         <w:rPr>
-          <w:rStyle w:val="VerbatimChar"/>
           <w:rFonts w:hint="eastAsia" w:ascii="Times New Roman" w:hAnsi="Times New Roman" w:eastAsia="FangSong" w:cs="Times New Roman"/>
         </w:rPr>
         <w:t>配位数</w:t>
       </w:r>
       <w:r>
         <w:rPr>
-          <w:rStyle w:val="VerbatimChar"/>
           <w:rFonts w:hint="eastAsia" w:ascii="Times New Roman" w:hAnsi="Times New Roman" w:eastAsia="Times New Roman" w:cs="Times New Roman"/>
         </w:rPr>
         <w:t>/d</w:t>
       </w:r>
       <w:r>
         <w:rPr>
-          <w:rStyle w:val="VerbatimChar"/>
           <w:rFonts w:hint="eastAsia" w:ascii="Times New Roman" w:hAnsi="Times New Roman" w:eastAsia="Times New Roman" w:cs="Times New Roman"/>
           <w:vertAlign w:val="superscript"/>
         </w:rPr>
@@ -25405,263 +25373,219 @@
       </w:r>
       <w:r>
         <w:rPr>
-          <w:rStyle w:val="VerbatimChar"/>
           <w:rFonts w:hint="eastAsia" w:ascii="Times New Roman" w:hAnsi="Times New Roman" w:eastAsia="Times New Roman" w:cs="Times New Roman"/>
         </w:rPr>
         <w:t>）</w:t>
       </w:r>
-      <w:r>
-        <w:rPr>
-          <w:rFonts w:ascii="Times New Roman" w:hAnsi="Times New Roman" w:eastAsia="Times New Roman" w:cs="Times New Roman"/>
-        </w:rPr>
-        <w:br/>
-      </w:r>
-      <w:r>
-        <w:rPr>
-          <w:rStyle w:val="VerbatimChar"/>
-          <w:rFonts w:ascii="Times New Roman" w:hAnsi="Times New Roman" w:eastAsia="Times New Roman" w:cs="Times New Roman"/>
-        </w:rPr>
-        <w:t xml:space="preserve">Step 3: </w:t>
-      </w:r>
-      <w:r>
-        <w:rPr>
-          <w:rStyle w:val="VerbatimChar"/>
+    </w:p>
+    <w:p>
+      <w:pPr>
+        <w:pStyle w:val="Compact"/>
+        <w:numPr>
+          <w:ilvl w:val="0"/>
+          <w:numId w:val="1002"/>
+        </w:numPr>
+      </w:pPr>
+      <w:r>
+        <w:rPr>
           <w:rFonts w:hint="eastAsia" w:ascii="Times New Roman" w:hAnsi="Times New Roman" w:eastAsia="FangSong" w:cs="Times New Roman"/>
         </w:rPr>
         <w:t xml:space="preserve">反应性</w:t>
       </w:r>
       <w:r>
         <w:rPr>
-          <w:rStyle w:val="VerbatimChar"/>
           <w:rFonts w:ascii="Times New Roman" w:hAnsi="Times New Roman" w:eastAsia="Times New Roman" w:cs="Times New Roman"/>
         </w:rPr>
         <w:t xml:space="preserve"> → </w:t>
       </w:r>
       <w:r>
         <w:rPr>
-          <w:rStyle w:val="VerbatimChar"/>
           <w:rFonts w:hint="eastAsia" w:ascii="Times New Roman" w:hAnsi="Times New Roman" w:eastAsia="FangSong" w:cs="Times New Roman"/>
         </w:rPr>
         <w:t>确认身份</w:t>
       </w:r>
       <w:r>
         <w:rPr>
-          <w:rStyle w:val="VerbatimChar"/>
           <w:rFonts w:hint="eastAsia" w:ascii="Times New Roman" w:hAnsi="Times New Roman" w:eastAsia="Times New Roman" w:cs="Times New Roman"/>
         </w:rPr>
         <w:t>（</w:t>
       </w:r>
       <w:r>
         <w:rPr>
-          <w:rStyle w:val="VerbatimChar"/>
           <w:rFonts w:hint="eastAsia" w:ascii="Times New Roman" w:hAnsi="Times New Roman" w:eastAsia="FangSong" w:cs="Times New Roman"/>
         </w:rPr>
         <w:t>特征反应</w:t>
       </w:r>
       <w:r>
         <w:rPr>
-          <w:rStyle w:val="VerbatimChar"/>
           <w:rFonts w:hint="eastAsia" w:ascii="Times New Roman" w:hAnsi="Times New Roman" w:eastAsia="Times New Roman" w:cs="Times New Roman"/>
         </w:rPr>
         <w:t>：</w:t>
       </w:r>
       <w:r>
         <w:rPr>
-          <w:rStyle w:val="VerbatimChar"/>
           <w:rFonts w:hint="eastAsia" w:ascii="Times New Roman" w:hAnsi="Times New Roman" w:eastAsia="FangSong" w:cs="Times New Roman"/>
         </w:rPr>
         <w:t>沉淀</w:t>
       </w:r>
       <w:r>
         <w:rPr>
-          <w:rStyle w:val="VerbatimChar"/>
           <w:rFonts w:hint="eastAsia" w:ascii="Times New Roman" w:hAnsi="Times New Roman" w:eastAsia="Times New Roman" w:cs="Times New Roman"/>
         </w:rPr>
         <w:t>/</w:t>
       </w:r>
       <w:r>
         <w:rPr>
-          <w:rStyle w:val="VerbatimChar"/>
           <w:rFonts w:hint="eastAsia" w:ascii="Times New Roman" w:hAnsi="Times New Roman" w:eastAsia="FangSong" w:cs="Times New Roman"/>
         </w:rPr>
         <w:t>气体</w:t>
       </w:r>
       <w:r>
         <w:rPr>
-          <w:rStyle w:val="VerbatimChar"/>
           <w:rFonts w:hint="eastAsia" w:ascii="Times New Roman" w:hAnsi="Times New Roman" w:eastAsia="Times New Roman" w:cs="Times New Roman"/>
         </w:rPr>
         <w:t>/</w:t>
       </w:r>
       <w:r>
         <w:rPr>
-          <w:rStyle w:val="VerbatimChar"/>
           <w:rFonts w:hint="eastAsia" w:ascii="Times New Roman" w:hAnsi="Times New Roman" w:eastAsia="FangSong" w:cs="Times New Roman"/>
         </w:rPr>
         <w:t>颜色变化</w:t>
       </w:r>
       <w:r>
         <w:rPr>
-          <w:rStyle w:val="VerbatimChar"/>
           <w:rFonts w:hint="eastAsia" w:ascii="Times New Roman" w:hAnsi="Times New Roman" w:eastAsia="Times New Roman" w:cs="Times New Roman"/>
         </w:rPr>
         <w:t>/</w:t>
       </w:r>
       <w:r>
         <w:rPr>
-          <w:rStyle w:val="VerbatimChar"/>
           <w:rFonts w:hint="eastAsia" w:ascii="Times New Roman" w:hAnsi="Times New Roman" w:eastAsia="FangSong" w:cs="Times New Roman"/>
         </w:rPr>
         <w:t>氧化还原</w:t>
       </w:r>
       <w:r>
         <w:rPr>
-          <w:rStyle w:val="VerbatimChar"/>
           <w:rFonts w:hint="eastAsia" w:ascii="Times New Roman" w:hAnsi="Times New Roman" w:eastAsia="Times New Roman" w:cs="Times New Roman"/>
         </w:rPr>
         <w:t>）</w:t>
       </w:r>
-      <w:r>
-        <w:rPr>
-          <w:rFonts w:ascii="Times New Roman" w:hAnsi="Times New Roman" w:eastAsia="Times New Roman" w:cs="Times New Roman"/>
-        </w:rPr>
-        <w:br/>
-      </w:r>
-      <w:r>
-        <w:rPr>
-          <w:rStyle w:val="VerbatimChar"/>
-          <w:rFonts w:ascii="Times New Roman" w:hAnsi="Times New Roman" w:eastAsia="Times New Roman" w:cs="Times New Roman"/>
-        </w:rPr>
-        <w:t xml:space="preserve">Step 4: </w:t>
-      </w:r>
-      <w:r>
-        <w:rPr>
-          <w:rStyle w:val="VerbatimChar"/>
+    </w:p>
+    <w:p>
+      <w:pPr>
+        <w:pStyle w:val="Compact"/>
+        <w:numPr>
+          <w:ilvl w:val="0"/>
+          <w:numId w:val="1002"/>
+        </w:numPr>
+      </w:pPr>
+      <w:r>
+        <w:rPr>
           <w:rFonts w:hint="eastAsia" w:ascii="Times New Roman" w:hAnsi="Times New Roman" w:eastAsia="FangSong" w:cs="Times New Roman"/>
         </w:rPr>
         <w:t xml:space="preserve">热力学</w:t>
       </w:r>
       <w:r>
         <w:rPr>
-          <w:rStyle w:val="VerbatimChar"/>
           <w:rFonts w:ascii="Times New Roman" w:hAnsi="Times New Roman" w:eastAsia="Times New Roman" w:cs="Times New Roman"/>
         </w:rPr>
         <w:t xml:space="preserve"> → </w:t>
       </w:r>
       <w:r>
         <w:rPr>
-          <w:rStyle w:val="VerbatimChar"/>
           <w:rFonts w:hint="eastAsia" w:ascii="Times New Roman" w:hAnsi="Times New Roman" w:eastAsia="FangSong" w:cs="Times New Roman"/>
         </w:rPr>
         <w:t>验证稳定性</w:t>
       </w:r>
       <w:r>
         <w:rPr>
-          <w:rStyle w:val="VerbatimChar"/>
           <w:rFonts w:hint="eastAsia" w:ascii="Times New Roman" w:hAnsi="Times New Roman" w:eastAsia="Times New Roman" w:cs="Times New Roman"/>
         </w:rPr>
         <w:t>（Latimer/Frost</w:t>
       </w:r>
       <w:r>
         <w:rPr>
-          <w:rStyle w:val="VerbatimChar"/>
           <w:rFonts w:ascii="Times New Roman" w:hAnsi="Times New Roman" w:eastAsia="Times New Roman" w:cs="Times New Roman"/>
         </w:rPr>
         <w:t xml:space="preserve"> → </w:t>
       </w:r>
       <w:r>
         <w:rPr>
-          <w:rStyle w:val="VerbatimChar"/>
           <w:rFonts w:hint="eastAsia" w:ascii="Times New Roman" w:hAnsi="Times New Roman" w:eastAsia="FangSong" w:cs="Times New Roman"/>
         </w:rPr>
         <w:t>歧化倾向</w:t>
       </w:r>
       <w:r>
         <w:rPr>
-          <w:rStyle w:val="VerbatimChar"/>
           <w:rFonts w:hint="eastAsia" w:ascii="Times New Roman" w:hAnsi="Times New Roman" w:eastAsia="Times New Roman" w:cs="Times New Roman"/>
         </w:rPr>
         <w:t>/</w:t>
       </w:r>
       <w:r>
         <w:rPr>
-          <w:rStyle w:val="VerbatimChar"/>
           <w:rFonts w:hint="eastAsia" w:ascii="Times New Roman" w:hAnsi="Times New Roman" w:eastAsia="FangSong" w:cs="Times New Roman"/>
         </w:rPr>
         <w:t>优势氧化态</w:t>
       </w:r>
       <w:r>
         <w:rPr>
-          <w:rStyle w:val="VerbatimChar"/>
           <w:rFonts w:hint="eastAsia" w:ascii="Times New Roman" w:hAnsi="Times New Roman" w:eastAsia="Times New Roman" w:cs="Times New Roman"/>
         </w:rPr>
         <w:t>）</w:t>
       </w:r>
-      <w:r>
-        <w:rPr>
-          <w:rFonts w:ascii="Times New Roman" w:hAnsi="Times New Roman" w:eastAsia="Times New Roman" w:cs="Times New Roman"/>
-        </w:rPr>
-        <w:br/>
-      </w:r>
-      <w:r>
-        <w:rPr>
-          <w:rStyle w:val="VerbatimChar"/>
-          <w:rFonts w:ascii="Times New Roman" w:hAnsi="Times New Roman" w:eastAsia="Times New Roman" w:cs="Times New Roman"/>
-        </w:rPr>
-        <w:t xml:space="preserve">Step 5: </w:t>
-      </w:r>
-      <w:r>
-        <w:rPr>
-          <w:rStyle w:val="VerbatimChar"/>
+    </w:p>
+    <w:p>
+      <w:pPr>
+        <w:pStyle w:val="Compact"/>
+        <w:numPr>
+          <w:ilvl w:val="0"/>
+          <w:numId w:val="1002"/>
+        </w:numPr>
+      </w:pPr>
+      <w:r>
+        <w:rPr>
           <w:rFonts w:hint="eastAsia" w:ascii="Times New Roman" w:hAnsi="Times New Roman" w:eastAsia="FangSong" w:cs="Times New Roman"/>
         </w:rPr>
         <w:t xml:space="preserve">方程式</w:t>
       </w:r>
       <w:r>
         <w:rPr>
-          <w:rStyle w:val="VerbatimChar"/>
           <w:rFonts w:ascii="Times New Roman" w:hAnsi="Times New Roman" w:eastAsia="Times New Roman" w:cs="Times New Roman"/>
         </w:rPr>
         <w:t xml:space="preserve"> → </w:t>
       </w:r>
       <w:r>
         <w:rPr>
-          <w:rStyle w:val="VerbatimChar"/>
           <w:rFonts w:hint="eastAsia" w:ascii="Times New Roman" w:hAnsi="Times New Roman" w:eastAsia="FangSong" w:cs="Times New Roman"/>
         </w:rPr>
         <w:t>综合验证</w:t>
       </w:r>
       <w:r>
         <w:rPr>
-          <w:rStyle w:val="VerbatimChar"/>
           <w:rFonts w:hint="eastAsia" w:ascii="Times New Roman" w:hAnsi="Times New Roman" w:eastAsia="Times New Roman" w:cs="Times New Roman"/>
         </w:rPr>
         <w:t>（</w:t>
       </w:r>
       <w:r>
         <w:rPr>
-          <w:rStyle w:val="VerbatimChar"/>
           <w:rFonts w:hint="eastAsia" w:ascii="Times New Roman" w:hAnsi="Times New Roman" w:eastAsia="FangSong" w:cs="Times New Roman"/>
         </w:rPr>
         <w:t>质量守恒</w:t>
       </w:r>
       <w:r>
         <w:rPr>
-          <w:rStyle w:val="VerbatimChar"/>
           <w:rFonts w:ascii="Times New Roman" w:hAnsi="Times New Roman" w:eastAsia="Times New Roman" w:cs="Times New Roman"/>
         </w:rPr>
         <w:t xml:space="preserve"> + </w:t>
       </w:r>
       <w:r>
         <w:rPr>
-          <w:rStyle w:val="VerbatimChar"/>
           <w:rFonts w:hint="eastAsia" w:ascii="Times New Roman" w:hAnsi="Times New Roman" w:eastAsia="FangSong" w:cs="Times New Roman"/>
         </w:rPr>
         <w:t>电荷守恒</w:t>
       </w:r>
       <w:r>
         <w:rPr>
-          <w:rStyle w:val="VerbatimChar"/>
           <w:rFonts w:hint="eastAsia" w:ascii="Times New Roman" w:hAnsi="Times New Roman" w:eastAsia="Times New Roman" w:cs="Times New Roman"/>
         </w:rPr>
         <w:t>）</w:t>
@@ -25817,262 +25741,221 @@
     </w:p>
     <w:p>
       <w:pPr>
-        <w:pStyle w:val="SourceCode"/>
+        <w:pStyle w:val="Compact"/>
+        <w:numPr>
+          <w:ilvl w:val="0"/>
+          <w:numId w:val="1003"/>
+        </w:numPr>
       </w:pPr>
       <w:r>
         <w:rPr>
-          <w:rStyle w:val="VerbatimChar"/>
-          <w:rFonts w:ascii="Times New Roman" w:hAnsi="Times New Roman" w:eastAsia="Times New Roman" w:cs="Times New Roman"/>
-        </w:rPr>
-        <w:t xml:space="preserve">Step 1: </w:t>
-      </w:r>
-      <w:r>
-        <w:rPr>
-          <w:rStyle w:val="VerbatimChar"/>
           <w:rFonts w:hint="eastAsia" w:ascii="Times New Roman" w:hAnsi="Times New Roman" w:eastAsia="FangSong" w:cs="Times New Roman"/>
         </w:rPr>
         <w:t>圈古文操作词</w:t>
       </w:r>
       <w:r>
         <w:rPr>
-          <w:rStyle w:val="VerbatimChar"/>
           <w:rFonts w:hint="eastAsia" w:ascii="Times New Roman" w:hAnsi="Times New Roman" w:eastAsia="Times New Roman" w:cs="Times New Roman"/>
         </w:rPr>
         <w:t>：「</w:t>
       </w:r>
       <w:r>
         <w:rPr>
-          <w:rStyle w:val="VerbatimChar"/>
           <w:rFonts w:hint="eastAsia" w:ascii="Times New Roman" w:hAnsi="Times New Roman" w:eastAsia="FangSong" w:cs="Times New Roman"/>
         </w:rPr>
         <w:t>煅</w:t>
       </w:r>
       <w:r>
         <w:rPr>
-          <w:rStyle w:val="VerbatimChar"/>
           <w:rFonts w:hint="eastAsia" w:ascii="Times New Roman" w:hAnsi="Times New Roman" w:eastAsia="Times New Roman" w:cs="Times New Roman"/>
         </w:rPr>
         <w:t>」=</w:t>
       </w:r>
       <w:r>
         <w:rPr>
-          <w:rStyle w:val="VerbatimChar"/>
           <w:rFonts w:hint="eastAsia" w:ascii="Times New Roman" w:hAnsi="Times New Roman" w:eastAsia="FangSong" w:cs="Times New Roman"/>
         </w:rPr>
         <w:t>加热</w:t>
       </w:r>
       <w:r>
         <w:rPr>
-          <w:rStyle w:val="VerbatimChar"/>
           <w:rFonts w:hint="eastAsia" w:ascii="Times New Roman" w:hAnsi="Times New Roman" w:eastAsia="Times New Roman" w:cs="Times New Roman"/>
         </w:rPr>
         <w:t>/</w:t>
       </w:r>
       <w:r>
         <w:rPr>
-          <w:rStyle w:val="VerbatimChar"/>
           <w:rFonts w:hint="eastAsia" w:ascii="Times New Roman" w:hAnsi="Times New Roman" w:eastAsia="FangSong" w:cs="Times New Roman"/>
         </w:rPr>
         <w:t>焙烧</w:t>
       </w:r>
       <w:r>
         <w:rPr>
-          <w:rStyle w:val="VerbatimChar"/>
           <w:rFonts w:hint="eastAsia" w:ascii="Times New Roman" w:hAnsi="Times New Roman" w:eastAsia="Times New Roman" w:cs="Times New Roman"/>
         </w:rPr>
         <w:t>；「</w:t>
       </w:r>
       <w:r>
         <w:rPr>
-          <w:rStyle w:val="VerbatimChar"/>
           <w:rFonts w:hint="eastAsia" w:ascii="Times New Roman" w:hAnsi="Times New Roman" w:eastAsia="FangSong" w:cs="Times New Roman"/>
         </w:rPr>
         <w:t>淬</w:t>
       </w:r>
       <w:r>
         <w:rPr>
-          <w:rStyle w:val="VerbatimChar"/>
           <w:rFonts w:hint="eastAsia" w:ascii="Times New Roman" w:hAnsi="Times New Roman" w:eastAsia="Times New Roman" w:cs="Times New Roman"/>
         </w:rPr>
         <w:t>」=</w:t>
       </w:r>
       <w:r>
         <w:rPr>
-          <w:rStyle w:val="VerbatimChar"/>
           <w:rFonts w:hint="eastAsia" w:ascii="Times New Roman" w:hAnsi="Times New Roman" w:eastAsia="FangSong" w:cs="Times New Roman"/>
         </w:rPr>
         <w:t>冷却</w:t>
       </w:r>
       <w:r>
         <w:rPr>
-          <w:rStyle w:val="VerbatimChar"/>
           <w:rFonts w:hint="eastAsia" w:ascii="Times New Roman" w:hAnsi="Times New Roman" w:eastAsia="Times New Roman" w:cs="Times New Roman"/>
         </w:rPr>
         <w:t>/</w:t>
       </w:r>
       <w:r>
         <w:rPr>
-          <w:rStyle w:val="VerbatimChar"/>
           <w:rFonts w:hint="eastAsia" w:ascii="Times New Roman" w:hAnsi="Times New Roman" w:eastAsia="FangSong" w:cs="Times New Roman"/>
         </w:rPr>
         <w:t>水淬</w:t>
       </w:r>
       <w:r>
         <w:rPr>
-          <w:rStyle w:val="VerbatimChar"/>
           <w:rFonts w:hint="eastAsia" w:ascii="Times New Roman" w:hAnsi="Times New Roman" w:eastAsia="Times New Roman" w:cs="Times New Roman"/>
         </w:rPr>
         <w:t>；「</w:t>
       </w:r>
       <w:r>
         <w:rPr>
-          <w:rStyle w:val="VerbatimChar"/>
           <w:rFonts w:hint="eastAsia" w:ascii="Times New Roman" w:hAnsi="Times New Roman" w:eastAsia="FangSong" w:cs="Times New Roman"/>
         </w:rPr>
         <w:t>飞</w:t>
       </w:r>
       <w:r>
         <w:rPr>
-          <w:rStyle w:val="VerbatimChar"/>
           <w:rFonts w:hint="eastAsia" w:ascii="Times New Roman" w:hAnsi="Times New Roman" w:eastAsia="Times New Roman" w:cs="Times New Roman"/>
         </w:rPr>
         <w:t>」=</w:t>
       </w:r>
       <w:r>
         <w:rPr>
-          <w:rStyle w:val="VerbatimChar"/>
           <w:rFonts w:hint="eastAsia" w:ascii="Times New Roman" w:hAnsi="Times New Roman" w:eastAsia="FangSong" w:cs="Times New Roman"/>
         </w:rPr>
         <w:t>升华</w:t>
       </w:r>
       <w:r>
         <w:rPr>
-          <w:rStyle w:val="VerbatimChar"/>
           <w:rFonts w:hint="eastAsia" w:ascii="Times New Roman" w:hAnsi="Times New Roman" w:eastAsia="Times New Roman" w:cs="Times New Roman"/>
         </w:rPr>
         <w:t>；「</w:t>
       </w:r>
       <w:r>
         <w:rPr>
-          <w:rStyle w:val="VerbatimChar"/>
           <w:rFonts w:hint="eastAsia" w:ascii="Times New Roman" w:hAnsi="Times New Roman" w:eastAsia="FangSong" w:cs="Times New Roman"/>
         </w:rPr>
         <w:t>点</w:t>
       </w:r>
       <w:r>
         <w:rPr>
-          <w:rStyle w:val="VerbatimChar"/>
           <w:rFonts w:hint="eastAsia" w:ascii="Times New Roman" w:hAnsi="Times New Roman" w:eastAsia="Times New Roman" w:cs="Times New Roman"/>
         </w:rPr>
         <w:t>」=</w:t>
       </w:r>
       <w:r>
         <w:rPr>
-          <w:rStyle w:val="VerbatimChar"/>
           <w:rFonts w:hint="eastAsia" w:ascii="Times New Roman" w:hAnsi="Times New Roman" w:eastAsia="FangSong" w:cs="Times New Roman"/>
         </w:rPr>
         <w:t>滴加</w:t>
       </w:r>
       <w:r>
         <w:rPr>
-          <w:rStyle w:val="VerbatimChar"/>
           <w:rFonts w:hint="eastAsia" w:ascii="Times New Roman" w:hAnsi="Times New Roman" w:eastAsia="Times New Roman" w:cs="Times New Roman"/>
         </w:rPr>
         <w:t>；「</w:t>
       </w:r>
       <w:r>
         <w:rPr>
-          <w:rStyle w:val="VerbatimChar"/>
           <w:rFonts w:hint="eastAsia" w:ascii="Times New Roman" w:hAnsi="Times New Roman" w:eastAsia="FangSong" w:cs="Times New Roman"/>
         </w:rPr>
         <w:t>化</w:t>
       </w:r>
       <w:r>
         <w:rPr>
-          <w:rStyle w:val="VerbatimChar"/>
           <w:rFonts w:hint="eastAsia" w:ascii="Times New Roman" w:hAnsi="Times New Roman" w:eastAsia="Times New Roman" w:cs="Times New Roman"/>
         </w:rPr>
         <w:t>」=</w:t>
       </w:r>
       <w:r>
         <w:rPr>
-          <w:rStyle w:val="VerbatimChar"/>
           <w:rFonts w:hint="eastAsia" w:ascii="Times New Roman" w:hAnsi="Times New Roman" w:eastAsia="FangSong" w:cs="Times New Roman"/>
         </w:rPr>
         <w:t>溶解</w:t>
       </w:r>
       <w:r>
         <w:rPr>
-          <w:rStyle w:val="VerbatimChar"/>
           <w:rFonts w:hint="eastAsia" w:ascii="Times New Roman" w:hAnsi="Times New Roman" w:eastAsia="Times New Roman" w:cs="Times New Roman"/>
         </w:rPr>
         <w:t>；「</w:t>
       </w:r>
       <w:r>
         <w:rPr>
-          <w:rStyle w:val="VerbatimChar"/>
           <w:rFonts w:hint="eastAsia" w:ascii="Times New Roman" w:hAnsi="Times New Roman" w:eastAsia="FangSong" w:cs="Times New Roman"/>
         </w:rPr>
         <w:t>煎</w:t>
       </w:r>
       <w:r>
         <w:rPr>
-          <w:rStyle w:val="VerbatimChar"/>
           <w:rFonts w:hint="eastAsia" w:ascii="Times New Roman" w:hAnsi="Times New Roman" w:eastAsia="Times New Roman" w:cs="Times New Roman"/>
         </w:rPr>
         <w:t>」=</w:t>
       </w:r>
       <w:r>
         <w:rPr>
-          <w:rStyle w:val="VerbatimChar"/>
           <w:rFonts w:hint="eastAsia" w:ascii="Times New Roman" w:hAnsi="Times New Roman" w:eastAsia="FangSong" w:cs="Times New Roman"/>
         </w:rPr>
         <w:t>蒸发浓缩</w:t>
       </w:r>
-      <w:r>
-        <w:rPr>
-          <w:rFonts w:ascii="Times New Roman" w:hAnsi="Times New Roman" w:eastAsia="Times New Roman" w:cs="Times New Roman"/>
-        </w:rPr>
-        <w:br/>
-      </w:r>
-      <w:r>
-        <w:rPr>
-          <w:rStyle w:val="VerbatimChar"/>
-          <w:rFonts w:ascii="Times New Roman" w:hAnsi="Times New Roman" w:eastAsia="Times New Roman" w:cs="Times New Roman"/>
-        </w:rPr>
-        <w:t xml:space="preserve">Step 2: </w:t>
-      </w:r>
-      <w:r>
-        <w:rPr>
-          <w:rStyle w:val="VerbatimChar"/>
+    </w:p>
+    <w:p>
+      <w:pPr>
+        <w:pStyle w:val="Compact"/>
+        <w:numPr>
+          <w:ilvl w:val="0"/>
+          <w:numId w:val="1003"/>
+        </w:numPr>
+      </w:pPr>
+      <w:r>
+        <w:rPr>
           <w:rFonts w:hint="eastAsia" w:ascii="Times New Roman" w:hAnsi="Times New Roman" w:eastAsia="FangSong" w:cs="Times New Roman"/>
         </w:rPr>
         <w:t>定位关键物质</w:t>
       </w:r>
       <w:r>
         <w:rPr>
-          <w:rStyle w:val="VerbatimChar"/>
           <w:rFonts w:hint="eastAsia" w:ascii="Times New Roman" w:hAnsi="Times New Roman" w:eastAsia="Times New Roman" w:cs="Times New Roman"/>
         </w:rPr>
         <w:t>：</w:t>
       </w:r>
       <w:r>
         <w:rPr>
-          <w:rStyle w:val="VerbatimChar"/>
           <w:rFonts w:hint="eastAsia" w:ascii="Times New Roman" w:hAnsi="Times New Roman" w:eastAsia="FangSong" w:cs="Times New Roman"/>
         </w:rPr>
         <w:t>雄黄</w:t>
       </w:r>
       <w:r>
         <w:rPr>
-          <w:rStyle w:val="VerbatimChar"/>
           <w:rFonts w:hint="eastAsia" w:ascii="Times New Roman" w:hAnsi="Times New Roman" w:eastAsia="Times New Roman" w:cs="Times New Roman"/>
         </w:rPr>
         <w:t>=As</w:t>
       </w:r>
       <w:r>
         <w:rPr>
-          <w:rStyle w:val="VerbatimChar"/>
           <w:rFonts w:hint="eastAsia" w:ascii="Times New Roman" w:hAnsi="Times New Roman" w:eastAsia="Times New Roman" w:cs="Times New Roman"/>
           <w:vertAlign w:val="subscript"/>
         </w:rPr>
@@ -26080,14 +25963,12 @@
       </w:r>
       <w:r>
         <w:rPr>
-          <w:rStyle w:val="VerbatimChar"/>
           <w:rFonts w:hint="eastAsia" w:ascii="Times New Roman" w:hAnsi="Times New Roman" w:eastAsia="Times New Roman" w:cs="Times New Roman"/>
         </w:rPr>
         <w:t>S</w:t>
       </w:r>
       <w:r>
         <w:rPr>
-          <w:rStyle w:val="VerbatimChar"/>
           <w:rFonts w:hint="eastAsia" w:ascii="Times New Roman" w:hAnsi="Times New Roman" w:eastAsia="Times New Roman" w:cs="Times New Roman"/>
           <w:vertAlign w:val="subscript"/>
         </w:rPr>
@@ -26095,28 +25976,24 @@
       </w:r>
       <w:r>
         <w:rPr>
-          <w:rStyle w:val="VerbatimChar"/>
           <w:rFonts w:hint="eastAsia" w:ascii="Times New Roman" w:hAnsi="Times New Roman" w:eastAsia="Times New Roman" w:cs="Times New Roman"/>
         </w:rPr>
         <w:t>；</w:t>
       </w:r>
       <w:r>
         <w:rPr>
-          <w:rStyle w:val="VerbatimChar"/>
           <w:rFonts w:hint="eastAsia" w:ascii="Times New Roman" w:hAnsi="Times New Roman" w:eastAsia="FangSong" w:cs="Times New Roman"/>
         </w:rPr>
         <w:t>砒霜</w:t>
       </w:r>
       <w:r>
         <w:rPr>
-          <w:rStyle w:val="VerbatimChar"/>
           <w:rFonts w:hint="eastAsia" w:ascii="Times New Roman" w:hAnsi="Times New Roman" w:eastAsia="Times New Roman" w:cs="Times New Roman"/>
         </w:rPr>
         <w:t>=As</w:t>
       </w:r>
       <w:r>
         <w:rPr>
-          <w:rStyle w:val="VerbatimChar"/>
           <w:rFonts w:hint="eastAsia" w:ascii="Times New Roman" w:hAnsi="Times New Roman" w:eastAsia="Times New Roman" w:cs="Times New Roman"/>
           <w:vertAlign w:val="subscript"/>
         </w:rPr>
@@ -26124,14 +26001,12 @@
       </w:r>
       <w:r>
         <w:rPr>
-          <w:rStyle w:val="VerbatimChar"/>
           <w:rFonts w:hint="eastAsia" w:ascii="Times New Roman" w:hAnsi="Times New Roman" w:eastAsia="Times New Roman" w:cs="Times New Roman"/>
         </w:rPr>
         <w:t>O</w:t>
       </w:r>
       <w:r>
         <w:rPr>
-          <w:rStyle w:val="VerbatimChar"/>
           <w:rFonts w:hint="eastAsia" w:ascii="Times New Roman" w:hAnsi="Times New Roman" w:eastAsia="Times New Roman" w:cs="Times New Roman"/>
           <w:vertAlign w:val="subscript"/>
         </w:rPr>
@@ -26139,28 +26014,24 @@
       </w:r>
       <w:r>
         <w:rPr>
-          <w:rStyle w:val="VerbatimChar"/>
           <w:rFonts w:hint="eastAsia" w:ascii="Times New Roman" w:hAnsi="Times New Roman" w:eastAsia="Times New Roman" w:cs="Times New Roman"/>
         </w:rPr>
         <w:t>；</w:t>
       </w:r>
       <w:r>
         <w:rPr>
-          <w:rStyle w:val="VerbatimChar"/>
           <w:rFonts w:hint="eastAsia" w:ascii="Times New Roman" w:hAnsi="Times New Roman" w:eastAsia="FangSong" w:cs="Times New Roman"/>
         </w:rPr>
         <w:t>胆矾</w:t>
       </w:r>
       <w:r>
         <w:rPr>
-          <w:rStyle w:val="VerbatimChar"/>
           <w:rFonts w:hint="eastAsia" w:ascii="Times New Roman" w:hAnsi="Times New Roman" w:eastAsia="Times New Roman" w:cs="Times New Roman"/>
         </w:rPr>
         <w:t>=CuSO</w:t>
       </w:r>
       <w:r>
         <w:rPr>
-          <w:rStyle w:val="VerbatimChar"/>
           <w:rFonts w:hint="eastAsia" w:ascii="Times New Roman" w:hAnsi="Times New Roman" w:eastAsia="Times New Roman" w:cs="Times New Roman"/>
           <w:vertAlign w:val="subscript"/>
         </w:rPr>
@@ -26168,14 +26039,12 @@
       </w:r>
       <w:r>
         <w:rPr>
-          <w:rStyle w:val="VerbatimChar"/>
           <w:rFonts w:hint="eastAsia" w:ascii="Times New Roman" w:hAnsi="Times New Roman" w:eastAsia="Times New Roman" w:cs="Times New Roman"/>
         </w:rPr>
         <w:t>·5H</w:t>
       </w:r>
       <w:r>
         <w:rPr>
-          <w:rStyle w:val="VerbatimChar"/>
           <w:rFonts w:hint="eastAsia" w:ascii="Times New Roman" w:hAnsi="Times New Roman" w:eastAsia="Times New Roman" w:cs="Times New Roman"/>
           <w:vertAlign w:val="subscript"/>
         </w:rPr>
@@ -26183,28 +26052,24 @@
       </w:r>
       <w:r>
         <w:rPr>
-          <w:rStyle w:val="VerbatimChar"/>
           <w:rFonts w:hint="eastAsia" w:ascii="Times New Roman" w:hAnsi="Times New Roman" w:eastAsia="Times New Roman" w:cs="Times New Roman"/>
         </w:rPr>
         <w:t>O；</w:t>
       </w:r>
       <w:r>
         <w:rPr>
-          <w:rStyle w:val="VerbatimChar"/>
           <w:rFonts w:hint="eastAsia" w:ascii="Times New Roman" w:hAnsi="Times New Roman" w:eastAsia="FangSong" w:cs="Times New Roman"/>
         </w:rPr>
         <w:t>绿矾</w:t>
       </w:r>
       <w:r>
         <w:rPr>
-          <w:rStyle w:val="VerbatimChar"/>
           <w:rFonts w:hint="eastAsia" w:ascii="Times New Roman" w:hAnsi="Times New Roman" w:eastAsia="Times New Roman" w:cs="Times New Roman"/>
         </w:rPr>
         <w:t>=FeSO</w:t>
       </w:r>
       <w:r>
         <w:rPr>
-          <w:rStyle w:val="VerbatimChar"/>
           <w:rFonts w:hint="eastAsia" w:ascii="Times New Roman" w:hAnsi="Times New Roman" w:eastAsia="Times New Roman" w:cs="Times New Roman"/>
           <w:vertAlign w:val="subscript"/>
         </w:rPr>
@@ -26212,14 +26077,12 @@
       </w:r>
       <w:r>
         <w:rPr>
-          <w:rStyle w:val="VerbatimChar"/>
           <w:rFonts w:hint="eastAsia" w:ascii="Times New Roman" w:hAnsi="Times New Roman" w:eastAsia="Times New Roman" w:cs="Times New Roman"/>
         </w:rPr>
         <w:t>·7H</w:t>
       </w:r>
       <w:r>
         <w:rPr>
-          <w:rStyle w:val="VerbatimChar"/>
           <w:rFonts w:hint="eastAsia" w:ascii="Times New Roman" w:hAnsi="Times New Roman" w:eastAsia="Times New Roman" w:cs="Times New Roman"/>
           <w:vertAlign w:val="subscript"/>
         </w:rPr>
@@ -26227,28 +26090,24 @@
       </w:r>
       <w:r>
         <w:rPr>
-          <w:rStyle w:val="VerbatimChar"/>
           <w:rFonts w:hint="eastAsia" w:ascii="Times New Roman" w:hAnsi="Times New Roman" w:eastAsia="Times New Roman" w:cs="Times New Roman"/>
         </w:rPr>
         <w:t>O；</w:t>
       </w:r>
       <w:r>
         <w:rPr>
-          <w:rStyle w:val="VerbatimChar"/>
           <w:rFonts w:hint="eastAsia" w:ascii="Times New Roman" w:hAnsi="Times New Roman" w:eastAsia="FangSong" w:cs="Times New Roman"/>
         </w:rPr>
         <w:t>磁石</w:t>
       </w:r>
       <w:r>
         <w:rPr>
-          <w:rStyle w:val="VerbatimChar"/>
           <w:rFonts w:hint="eastAsia" w:ascii="Times New Roman" w:hAnsi="Times New Roman" w:eastAsia="Times New Roman" w:cs="Times New Roman"/>
         </w:rPr>
         <w:t>=Fe</w:t>
       </w:r>
       <w:r>
         <w:rPr>
-          <w:rStyle w:val="VerbatimChar"/>
           <w:rFonts w:hint="eastAsia" w:ascii="Times New Roman" w:hAnsi="Times New Roman" w:eastAsia="Times New Roman" w:cs="Times New Roman"/>
           <w:vertAlign w:val="subscript"/>
         </w:rPr>
@@ -26256,14 +26115,12 @@
       </w:r>
       <w:r>
         <w:rPr>
-          <w:rStyle w:val="VerbatimChar"/>
           <w:rFonts w:hint="eastAsia" w:ascii="Times New Roman" w:hAnsi="Times New Roman" w:eastAsia="Times New Roman" w:cs="Times New Roman"/>
         </w:rPr>
         <w:t>O</w:t>
       </w:r>
       <w:r>
         <w:rPr>
-          <w:rStyle w:val="VerbatimChar"/>
           <w:rFonts w:hint="eastAsia" w:ascii="Times New Roman" w:hAnsi="Times New Roman" w:eastAsia="Times New Roman" w:cs="Times New Roman"/>
           <w:vertAlign w:val="subscript"/>
         </w:rPr>
@@ -26271,42 +26128,36 @@
       </w:r>
       <w:r>
         <w:rPr>
-          <w:rStyle w:val="VerbatimChar"/>
           <w:rFonts w:hint="eastAsia" w:ascii="Times New Roman" w:hAnsi="Times New Roman" w:eastAsia="Times New Roman" w:cs="Times New Roman"/>
         </w:rPr>
         <w:t>；</w:t>
       </w:r>
       <w:r>
         <w:rPr>
-          <w:rStyle w:val="VerbatimChar"/>
           <w:rFonts w:hint="eastAsia" w:ascii="Times New Roman" w:hAnsi="Times New Roman" w:eastAsia="FangSong" w:cs="Times New Roman"/>
         </w:rPr>
         <w:t>朱砂</w:t>
       </w:r>
       <w:r>
         <w:rPr>
-          <w:rStyle w:val="VerbatimChar"/>
           <w:rFonts w:hint="eastAsia" w:ascii="Times New Roman" w:hAnsi="Times New Roman" w:eastAsia="Times New Roman" w:cs="Times New Roman"/>
         </w:rPr>
         <w:t>=HgS；</w:t>
       </w:r>
       <w:r>
         <w:rPr>
-          <w:rStyle w:val="VerbatimChar"/>
           <w:rFonts w:hint="eastAsia" w:ascii="Times New Roman" w:hAnsi="Times New Roman" w:eastAsia="FangSong" w:cs="Times New Roman"/>
         </w:rPr>
         <w:t>铅丹</w:t>
       </w:r>
       <w:r>
         <w:rPr>
-          <w:rStyle w:val="VerbatimChar"/>
           <w:rFonts w:hint="eastAsia" w:ascii="Times New Roman" w:hAnsi="Times New Roman" w:eastAsia="Times New Roman" w:cs="Times New Roman"/>
         </w:rPr>
         <w:t>=Pb</w:t>
       </w:r>
       <w:r>
         <w:rPr>
-          <w:rStyle w:val="VerbatimChar"/>
           <w:rFonts w:hint="eastAsia" w:ascii="Times New Roman" w:hAnsi="Times New Roman" w:eastAsia="Times New Roman" w:cs="Times New Roman"/>
           <w:vertAlign w:val="subscript"/>
         </w:rPr>
@@ -26314,70 +26165,58 @@
       </w:r>
       <w:r>
         <w:rPr>
-          <w:rStyle w:val="VerbatimChar"/>
           <w:rFonts w:hint="eastAsia" w:ascii="Times New Roman" w:hAnsi="Times New Roman" w:eastAsia="Times New Roman" w:cs="Times New Roman"/>
         </w:rPr>
         <w:t>O</w:t>
       </w:r>
       <w:r>
         <w:rPr>
-          <w:rStyle w:val="VerbatimChar"/>
           <w:rFonts w:hint="eastAsia" w:ascii="Times New Roman" w:hAnsi="Times New Roman" w:eastAsia="Times New Roman" w:cs="Times New Roman"/>
           <w:vertAlign w:val="subscript"/>
         </w:rPr>
         <w:t>4</w:t>
       </w:r>
-      <w:r>
-        <w:rPr>
-          <w:rFonts w:ascii="Times New Roman" w:hAnsi="Times New Roman" w:eastAsia="Times New Roman" w:cs="Times New Roman"/>
-        </w:rPr>
-        <w:br/>
-      </w:r>
-      <w:r>
-        <w:rPr>
-          <w:rStyle w:val="VerbatimChar"/>
-          <w:rFonts w:ascii="Times New Roman" w:hAnsi="Times New Roman" w:eastAsia="Times New Roman" w:cs="Times New Roman"/>
-        </w:rPr>
-        <w:t xml:space="preserve">Step 3: </w:t>
-      </w:r>
-      <w:r>
-        <w:rPr>
-          <w:rStyle w:val="VerbatimChar"/>
+    </w:p>
+    <w:p>
+      <w:pPr>
+        <w:pStyle w:val="Compact"/>
+        <w:numPr>
+          <w:ilvl w:val="0"/>
+          <w:numId w:val="1003"/>
+        </w:numPr>
+      </w:pPr>
+      <w:r>
+        <w:rPr>
           <w:rFonts w:hint="eastAsia" w:ascii="Times New Roman" w:hAnsi="Times New Roman" w:eastAsia="FangSong" w:cs="Times New Roman"/>
         </w:rPr>
         <w:t>按操作写方程式</w:t>
       </w:r>
       <w:r>
         <w:rPr>
-          <w:rStyle w:val="VerbatimChar"/>
           <w:rFonts w:hint="eastAsia" w:ascii="Times New Roman" w:hAnsi="Times New Roman" w:eastAsia="Times New Roman" w:cs="Times New Roman"/>
         </w:rPr>
         <w:t>（</w:t>
       </w:r>
       <w:r>
         <w:rPr>
-          <w:rStyle w:val="VerbatimChar"/>
           <w:rFonts w:hint="eastAsia" w:ascii="Times New Roman" w:hAnsi="Times New Roman" w:eastAsia="FangSong" w:cs="Times New Roman"/>
         </w:rPr>
         <w:t>古名可能含杂质</w:t>
       </w:r>
       <w:r>
         <w:rPr>
-          <w:rStyle w:val="VerbatimChar"/>
           <w:rFonts w:hint="eastAsia" w:ascii="Times New Roman" w:hAnsi="Times New Roman" w:eastAsia="Times New Roman" w:cs="Times New Roman"/>
         </w:rPr>
         <w:t>，</w:t>
       </w:r>
       <w:r>
         <w:rPr>
-          <w:rStyle w:val="VerbatimChar"/>
           <w:rFonts w:hint="eastAsia" w:ascii="Times New Roman" w:hAnsi="Times New Roman" w:eastAsia="FangSong" w:cs="Times New Roman"/>
         </w:rPr>
         <w:t>方程式写纯物质</w:t>
       </w:r>
       <w:r>
         <w:rPr>
-          <w:rStyle w:val="VerbatimChar"/>
           <w:rFonts w:hint="eastAsia" w:ascii="Times New Roman" w:hAnsi="Times New Roman" w:eastAsia="Times New Roman" w:cs="Times New Roman"/>
         </w:rPr>
         <w:t>）</w:t>
@@ -31241,7 +31080,7 @@
         <w:pStyle w:val="Compact"/>
         <w:numPr>
           <w:ilvl w:val="0"/>
-          <w:numId w:val="1002"/>
+          <w:numId w:val="1004"/>
         </w:numPr>
       </w:pPr>
       <w:r>
@@ -31372,7 +31211,7 @@
         <w:pStyle w:val="Compact"/>
         <w:numPr>
           <w:ilvl w:val="0"/>
-          <w:numId w:val="1002"/>
+          <w:numId w:val="1004"/>
         </w:numPr>
       </w:pPr>
       <w:r>
@@ -31484,7 +31323,7 @@
         <w:pStyle w:val="Compact"/>
         <w:numPr>
           <w:ilvl w:val="0"/>
-          <w:numId w:val="1002"/>
+          <w:numId w:val="1004"/>
         </w:numPr>
       </w:pPr>
       <w:r>
@@ -31579,7 +31418,7 @@
         <w:pStyle w:val="Compact"/>
         <w:numPr>
           <w:ilvl w:val="0"/>
-          <w:numId w:val="1002"/>
+          <w:numId w:val="1004"/>
         </w:numPr>
       </w:pPr>
       <w:r>
@@ -31698,7 +31537,7 @@
         <w:pStyle w:val="Compact"/>
         <w:numPr>
           <w:ilvl w:val="0"/>
-          <w:numId w:val="1002"/>
+          <w:numId w:val="1004"/>
         </w:numPr>
       </w:pPr>
       <w:r>
@@ -31787,7 +31626,7 @@
         <w:pStyle w:val="Compact"/>
         <w:numPr>
           <w:ilvl w:val="0"/>
-          <w:numId w:val="1002"/>
+          <w:numId w:val="1004"/>
         </w:numPr>
       </w:pPr>
       <w:r>
@@ -31876,7 +31715,7 @@
         <w:pStyle w:val="Compact"/>
         <w:numPr>
           <w:ilvl w:val="0"/>
-          <w:numId w:val="1002"/>
+          <w:numId w:val="1004"/>
         </w:numPr>
       </w:pPr>
       <w:r>
@@ -36314,7 +36153,7 @@
         <w:pStyle w:val="Compact"/>
         <w:numPr>
           <w:ilvl w:val="0"/>
-          <w:numId w:val="1003"/>
+          <w:numId w:val="1005"/>
         </w:numPr>
       </w:pPr>
       <w:r>
@@ -36433,7 +36272,7 @@
         <w:pStyle w:val="Compact"/>
         <w:numPr>
           <w:ilvl w:val="0"/>
-          <w:numId w:val="1003"/>
+          <w:numId w:val="1005"/>
         </w:numPr>
       </w:pPr>
       <w:r>
@@ -36552,7 +36391,7 @@
         <w:pStyle w:val="Compact"/>
         <w:numPr>
           <w:ilvl w:val="0"/>
-          <w:numId w:val="1003"/>
+          <w:numId w:val="1005"/>
         </w:numPr>
       </w:pPr>
       <w:r>
@@ -36699,7 +36538,7 @@
         <w:pStyle w:val="Compact"/>
         <w:numPr>
           <w:ilvl w:val="0"/>
-          <w:numId w:val="1003"/>
+          <w:numId w:val="1005"/>
         </w:numPr>
       </w:pPr>
       <w:r>
@@ -36834,7 +36673,7 @@
         <w:pStyle w:val="Compact"/>
         <w:numPr>
           <w:ilvl w:val="0"/>
-          <w:numId w:val="1003"/>
+          <w:numId w:val="1005"/>
         </w:numPr>
       </w:pPr>
       <w:r>
@@ -40028,7 +39867,7 @@
         <w:pStyle w:val="Compact"/>
         <w:numPr>
           <w:ilvl w:val="0"/>
-          <w:numId w:val="1004"/>
+          <w:numId w:val="1006"/>
         </w:numPr>
       </w:pPr>
       <w:r>
@@ -40147,7 +39986,7 @@
         <w:pStyle w:val="Compact"/>
         <w:numPr>
           <w:ilvl w:val="0"/>
-          <w:numId w:val="1004"/>
+          <w:numId w:val="1006"/>
         </w:numPr>
       </w:pPr>
       <w:r>
@@ -40242,7 +40081,7 @@
         <w:pStyle w:val="Compact"/>
         <w:numPr>
           <w:ilvl w:val="0"/>
-          <w:numId w:val="1004"/>
+          <w:numId w:val="1006"/>
         </w:numPr>
       </w:pPr>
       <w:r>
@@ -40475,7 +40314,7 @@
         <w:pStyle w:val="Compact"/>
         <w:numPr>
           <w:ilvl w:val="0"/>
-          <w:numId w:val="1004"/>
+          <w:numId w:val="1006"/>
         </w:numPr>
       </w:pPr>
       <w:r>
@@ -40662,7 +40501,7 @@
         <w:pStyle w:val="Compact"/>
         <w:numPr>
           <w:ilvl w:val="0"/>
-          <w:numId w:val="1004"/>
+          <w:numId w:val="1006"/>
         </w:numPr>
       </w:pPr>
       <w:r>
@@ -40841,7 +40680,7 @@
         <w:pStyle w:val="Compact"/>
         <w:numPr>
           <w:ilvl w:val="0"/>
-          <w:numId w:val="1004"/>
+          <w:numId w:val="1006"/>
         </w:numPr>
       </w:pPr>
       <w:r>
@@ -41074,7 +40913,7 @@
         <w:pStyle w:val="Compact"/>
         <w:numPr>
           <w:ilvl w:val="0"/>
-          <w:numId w:val="1004"/>
+          <w:numId w:val="1006"/>
         </w:numPr>
       </w:pPr>
       <w:r>
@@ -41627,9 +41466,69 @@
     </w:lvlOverride>
   </w:num>
   <w:num w:numId="1002">
+    <w:abstractNumId w:val="99411"/>
+    <w:lvlOverride w:ilvl="0">
+      <w:startOverride w:val="1"/>
+    </w:lvlOverride>
+    <w:lvlOverride w:ilvl="1">
+      <w:startOverride w:val="1"/>
+    </w:lvlOverride>
+    <w:lvlOverride w:ilvl="2">
+      <w:startOverride w:val="1"/>
+    </w:lvlOverride>
+    <w:lvlOverride w:ilvl="3">
+      <w:startOverride w:val="1"/>
+    </w:lvlOverride>
+    <w:lvlOverride w:ilvl="4">
+      <w:startOverride w:val="1"/>
+    </w:lvlOverride>
+    <w:lvlOverride w:ilvl="5">
+      <w:startOverride w:val="1"/>
+    </w:lvlOverride>
+    <w:lvlOverride w:ilvl="6">
+      <w:startOverride w:val="1"/>
+    </w:lvlOverride>
+    <w:lvlOverride w:ilvl="7">
+      <w:startOverride w:val="1"/>
+    </w:lvlOverride>
+    <w:lvlOverride w:ilvl="8">
+      <w:startOverride w:val="1"/>
+    </w:lvlOverride>
+  </w:num>
+  <w:num w:numId="1003">
+    <w:abstractNumId w:val="99411"/>
+    <w:lvlOverride w:ilvl="0">
+      <w:startOverride w:val="1"/>
+    </w:lvlOverride>
+    <w:lvlOverride w:ilvl="1">
+      <w:startOverride w:val="1"/>
+    </w:lvlOverride>
+    <w:lvlOverride w:ilvl="2">
+      <w:startOverride w:val="1"/>
+    </w:lvlOverride>
+    <w:lvlOverride w:ilvl="3">
+      <w:startOverride w:val="1"/>
+    </w:lvlOverride>
+    <w:lvlOverride w:ilvl="4">
+      <w:startOverride w:val="1"/>
+    </w:lvlOverride>
+    <w:lvlOverride w:ilvl="5">
+      <w:startOverride w:val="1"/>
+    </w:lvlOverride>
+    <w:lvlOverride w:ilvl="6">
+      <w:startOverride w:val="1"/>
+    </w:lvlOverride>
+    <w:lvlOverride w:ilvl="7">
+      <w:startOverride w:val="1"/>
+    </w:lvlOverride>
+    <w:lvlOverride w:ilvl="8">
+      <w:startOverride w:val="1"/>
+    </w:lvlOverride>
+  </w:num>
+  <w:num w:numId="1004">
     <w:abstractNumId w:val="991"/>
   </w:num>
-  <w:num w:numId="1003">
+  <w:num w:numId="1005">
     <w:abstractNumId w:val="994111"/>
     <w:lvlOverride w:ilvl="0">
       <w:startOverride w:val="11"/>
@@ -41659,7 +41558,7 @@
       <w:startOverride w:val="11"/>
     </w:lvlOverride>
   </w:num>
-  <w:num w:numId="1004">
+  <w:num w:numId="1006">
     <w:abstractNumId w:val="991"/>
   </w:num>
 </w:numbering>

--- a/06-学生侧材料/讲义/元素与分析/元素化学深度-超级充实版（自学完整）.docx
+++ b/06-学生侧材料/讲义/元素与分析/元素化学深度-超级充实版（自学完整）.docx
@@ -1561,368 +1561,368 @@
       <w:r>
         <w:rPr>
           <w:rStyle w:val="VerbatimChar"/>
-          <w:rFonts w:hint="eastAsia" w:ascii="Times New Roman" w:hAnsi="Times New Roman" w:eastAsia="FangSong" w:cs="Times New Roman"/>
+          <w:rFonts w:hint="eastAsia" w:ascii="SimSun" w:hAnsi="SimSun" w:eastAsia="SimSun" w:cs="SimSun"/>
         </w:rPr>
         <w:t>材料</w:t>
       </w:r>
       <w:r>
         <w:rPr>
           <w:rStyle w:val="VerbatimChar"/>
-          <w:rFonts w:hint="eastAsia" w:ascii="Times New Roman" w:hAnsi="Times New Roman" w:eastAsia="Times New Roman" w:cs="Times New Roman"/>
+          <w:rFonts w:hint="eastAsia" w:ascii="SimSun" w:hAnsi="SimSun" w:eastAsia="SimSun" w:cs="SimSun"/>
         </w:rPr>
         <w:t>/</w:t>
       </w:r>
       <w:r>
         <w:rPr>
           <w:rStyle w:val="VerbatimChar"/>
-          <w:rFonts w:hint="eastAsia" w:ascii="Times New Roman" w:hAnsi="Times New Roman" w:eastAsia="FangSong" w:cs="Times New Roman"/>
+          <w:rFonts w:hint="eastAsia" w:ascii="SimSun" w:hAnsi="SimSun" w:eastAsia="SimSun" w:cs="SimSun"/>
         </w:rPr>
         <w:t>题干线索</w:t>
       </w:r>
       <w:r>
         <w:rPr>
-          <w:rFonts w:ascii="Times New Roman" w:hAnsi="Times New Roman" w:eastAsia="Times New Roman" w:cs="Times New Roman"/>
+          <w:rFonts w:ascii="SimSun" w:hAnsi="SimSun" w:eastAsia="SimSun" w:cs="SimSun"/>
         </w:rPr>
         <w:br/>
       </w:r>
       <w:r>
         <w:rPr>
           <w:rStyle w:val="VerbatimChar"/>
-          <w:rFonts w:ascii="Times New Roman" w:hAnsi="Times New Roman" w:eastAsia="Times New Roman" w:cs="Times New Roman"/>
+          <w:rFonts w:ascii="SimSun" w:hAnsi="SimSun" w:eastAsia="SimSun" w:cs="SimSun"/>
         </w:rPr>
         <w:t xml:space="preserve">  ↓</w:t>
       </w:r>
       <w:r>
         <w:rPr>
-          <w:rFonts w:ascii="Times New Roman" w:hAnsi="Times New Roman" w:eastAsia="Times New Roman" w:cs="Times New Roman"/>
+          <w:rFonts w:ascii="SimSun" w:hAnsi="SimSun" w:eastAsia="SimSun" w:cs="SimSun"/>
         </w:rPr>
         <w:br/>
       </w:r>
       <w:r>
         <w:rPr>
           <w:rStyle w:val="VerbatimChar"/>
-          <w:rFonts w:hint="eastAsia" w:ascii="Times New Roman" w:hAnsi="Times New Roman" w:eastAsia="FangSong" w:cs="Times New Roman"/>
+          <w:rFonts w:hint="eastAsia" w:ascii="SimSun" w:hAnsi="SimSun" w:eastAsia="SimSun" w:cs="SimSun"/>
         </w:rPr>
         <w:t>物理性质</w:t>
       </w:r>
       <w:r>
         <w:rPr>
           <w:rStyle w:val="VerbatimChar"/>
-          <w:rFonts w:hint="eastAsia" w:ascii="Times New Roman" w:hAnsi="Times New Roman" w:eastAsia="Times New Roman" w:cs="Times New Roman"/>
+          <w:rFonts w:hint="eastAsia" w:ascii="SimSun" w:hAnsi="SimSun" w:eastAsia="SimSun" w:cs="SimSun"/>
         </w:rPr>
         <w:t>：</w:t>
       </w:r>
       <w:r>
         <w:rPr>
           <w:rStyle w:val="VerbatimChar"/>
-          <w:rFonts w:hint="eastAsia" w:ascii="Times New Roman" w:hAnsi="Times New Roman" w:eastAsia="FangSong" w:cs="Times New Roman"/>
+          <w:rFonts w:hint="eastAsia" w:ascii="SimSun" w:hAnsi="SimSun" w:eastAsia="SimSun" w:cs="SimSun"/>
         </w:rPr>
         <w:t>颜色</w:t>
       </w:r>
       <w:r>
         <w:rPr>
           <w:rStyle w:val="VerbatimChar"/>
-          <w:rFonts w:ascii="Times New Roman" w:hAnsi="Times New Roman" w:eastAsia="Times New Roman" w:cs="Times New Roman"/>
+          <w:rFonts w:ascii="SimSun" w:hAnsi="SimSun" w:eastAsia="SimSun" w:cs="SimSun"/>
         </w:rPr>
         <w:t xml:space="preserve"> / </w:t>
       </w:r>
       <w:r>
         <w:rPr>
           <w:rStyle w:val="VerbatimChar"/>
-          <w:rFonts w:hint="eastAsia" w:ascii="Times New Roman" w:hAnsi="Times New Roman" w:eastAsia="FangSong" w:cs="Times New Roman"/>
+          <w:rFonts w:hint="eastAsia" w:ascii="SimSun" w:hAnsi="SimSun" w:eastAsia="SimSun" w:cs="SimSun"/>
         </w:rPr>
         <w:t xml:space="preserve">挥发性</w:t>
       </w:r>
       <w:r>
         <w:rPr>
           <w:rStyle w:val="VerbatimChar"/>
-          <w:rFonts w:ascii="Times New Roman" w:hAnsi="Times New Roman" w:eastAsia="Times New Roman" w:cs="Times New Roman"/>
+          <w:rFonts w:ascii="SimSun" w:hAnsi="SimSun" w:eastAsia="SimSun" w:cs="SimSun"/>
         </w:rPr>
         <w:t xml:space="preserve"> / </w:t>
       </w:r>
       <w:r>
         <w:rPr>
           <w:rStyle w:val="VerbatimChar"/>
-          <w:rFonts w:hint="eastAsia" w:ascii="Times New Roman" w:hAnsi="Times New Roman" w:eastAsia="FangSong" w:cs="Times New Roman"/>
+          <w:rFonts w:hint="eastAsia" w:ascii="SimSun" w:hAnsi="SimSun" w:eastAsia="SimSun" w:cs="SimSun"/>
         </w:rPr>
         <w:t xml:space="preserve">熔点</w:t>
       </w:r>
       <w:r>
         <w:rPr>
           <w:rStyle w:val="VerbatimChar"/>
-          <w:rFonts w:ascii="Times New Roman" w:hAnsi="Times New Roman" w:eastAsia="Times New Roman" w:cs="Times New Roman"/>
+          <w:rFonts w:ascii="SimSun" w:hAnsi="SimSun" w:eastAsia="SimSun" w:cs="SimSun"/>
         </w:rPr>
         <w:t xml:space="preserve"> / </w:t>
       </w:r>
       <w:r>
         <w:rPr>
           <w:rStyle w:val="VerbatimChar"/>
-          <w:rFonts w:hint="eastAsia" w:ascii="Times New Roman" w:hAnsi="Times New Roman" w:eastAsia="FangSong" w:cs="Times New Roman"/>
+          <w:rFonts w:hint="eastAsia" w:ascii="SimSun" w:hAnsi="SimSun" w:eastAsia="SimSun" w:cs="SimSun"/>
         </w:rPr>
         <w:t xml:space="preserve">磁性</w:t>
       </w:r>
       <w:r>
         <w:rPr>
-          <w:rFonts w:ascii="Times New Roman" w:hAnsi="Times New Roman" w:eastAsia="Times New Roman" w:cs="Times New Roman"/>
+          <w:rFonts w:ascii="SimSun" w:hAnsi="SimSun" w:eastAsia="SimSun" w:cs="SimSun"/>
         </w:rPr>
         <w:br/>
       </w:r>
       <w:r>
         <w:rPr>
           <w:rStyle w:val="VerbatimChar"/>
-          <w:rFonts w:ascii="Times New Roman" w:hAnsi="Times New Roman" w:eastAsia="Times New Roman" w:cs="Times New Roman"/>
+          <w:rFonts w:ascii="SimSun" w:hAnsi="SimSun" w:eastAsia="SimSun" w:cs="SimSun"/>
         </w:rPr>
         <w:t xml:space="preserve">  ↓</w:t>
       </w:r>
       <w:r>
         <w:rPr>
-          <w:rFonts w:ascii="Times New Roman" w:hAnsi="Times New Roman" w:eastAsia="Times New Roman" w:cs="Times New Roman"/>
+          <w:rFonts w:ascii="SimSun" w:hAnsi="SimSun" w:eastAsia="SimSun" w:cs="SimSun"/>
         </w:rPr>
         <w:br/>
       </w:r>
       <w:r>
         <w:rPr>
           <w:rStyle w:val="VerbatimChar"/>
-          <w:rFonts w:hint="eastAsia" w:ascii="Times New Roman" w:hAnsi="Times New Roman" w:eastAsia="FangSong" w:cs="Times New Roman"/>
+          <w:rFonts w:hint="eastAsia" w:ascii="SimSun" w:hAnsi="SimSun" w:eastAsia="SimSun" w:cs="SimSun"/>
         </w:rPr>
         <w:t>结构线索</w:t>
       </w:r>
       <w:r>
         <w:rPr>
           <w:rStyle w:val="VerbatimChar"/>
-          <w:rFonts w:hint="eastAsia" w:ascii="Times New Roman" w:hAnsi="Times New Roman" w:eastAsia="Times New Roman" w:cs="Times New Roman"/>
+          <w:rFonts w:hint="eastAsia" w:ascii="SimSun" w:hAnsi="SimSun" w:eastAsia="SimSun" w:cs="SimSun"/>
         </w:rPr>
         <w:t>：</w:t>
       </w:r>
       <w:r>
         <w:rPr>
           <w:rStyle w:val="VerbatimChar"/>
-          <w:rFonts w:hint="eastAsia" w:ascii="Times New Roman" w:hAnsi="Times New Roman" w:eastAsia="FangSong" w:cs="Times New Roman"/>
+          <w:rFonts w:hint="eastAsia" w:ascii="SimSun" w:hAnsi="SimSun" w:eastAsia="SimSun" w:cs="SimSun"/>
         </w:rPr>
         <w:t>配位数</w:t>
       </w:r>
       <w:r>
         <w:rPr>
           <w:rStyle w:val="VerbatimChar"/>
-          <w:rFonts w:ascii="Times New Roman" w:hAnsi="Times New Roman" w:eastAsia="Times New Roman" w:cs="Times New Roman"/>
+          <w:rFonts w:ascii="SimSun" w:hAnsi="SimSun" w:eastAsia="SimSun" w:cs="SimSun"/>
         </w:rPr>
         <w:t xml:space="preserve"> / </w:t>
       </w:r>
       <w:r>
         <w:rPr>
           <w:rStyle w:val="VerbatimChar"/>
-          <w:rFonts w:hint="eastAsia" w:ascii="Times New Roman" w:hAnsi="Times New Roman" w:eastAsia="FangSong" w:cs="Times New Roman"/>
+          <w:rFonts w:hint="eastAsia" w:ascii="SimSun" w:hAnsi="SimSun" w:eastAsia="SimSun" w:cs="SimSun"/>
         </w:rPr>
         <w:t xml:space="preserve">多面体</w:t>
       </w:r>
       <w:r>
         <w:rPr>
           <w:rStyle w:val="VerbatimChar"/>
-          <w:rFonts w:ascii="Times New Roman" w:hAnsi="Times New Roman" w:eastAsia="Times New Roman" w:cs="Times New Roman"/>
+          <w:rFonts w:ascii="SimSun" w:hAnsi="SimSun" w:eastAsia="SimSun" w:cs="SimSun"/>
         </w:rPr>
         <w:t xml:space="preserve"> / </w:t>
       </w:r>
       <w:r>
         <w:rPr>
           <w:rStyle w:val="VerbatimChar"/>
-          <w:rFonts w:hint="eastAsia" w:ascii="Times New Roman" w:hAnsi="Times New Roman" w:eastAsia="FangSong" w:cs="Times New Roman"/>
+          <w:rFonts w:hint="eastAsia" w:ascii="SimSun" w:hAnsi="SimSun" w:eastAsia="SimSun" w:cs="SimSun"/>
         </w:rPr>
         <w:t xml:space="preserve">桥联方式</w:t>
       </w:r>
       <w:r>
         <w:rPr>
           <w:rStyle w:val="VerbatimChar"/>
-          <w:rFonts w:ascii="Times New Roman" w:hAnsi="Times New Roman" w:eastAsia="Times New Roman" w:cs="Times New Roman"/>
+          <w:rFonts w:ascii="SimSun" w:hAnsi="SimSun" w:eastAsia="SimSun" w:cs="SimSun"/>
         </w:rPr>
         <w:t xml:space="preserve"> / </w:t>
       </w:r>
       <w:r>
         <w:rPr>
           <w:rStyle w:val="VerbatimChar"/>
-          <w:rFonts w:hint="eastAsia" w:ascii="Times New Roman" w:hAnsi="Times New Roman" w:eastAsia="FangSong" w:cs="Times New Roman"/>
+          <w:rFonts w:hint="eastAsia" w:ascii="SimSun" w:hAnsi="SimSun" w:eastAsia="SimSun" w:cs="SimSun"/>
         </w:rPr>
         <w:t xml:space="preserve">晶型</w:t>
       </w:r>
       <w:r>
         <w:rPr>
-          <w:rFonts w:ascii="Times New Roman" w:hAnsi="Times New Roman" w:eastAsia="Times New Roman" w:cs="Times New Roman"/>
+          <w:rFonts w:ascii="SimSun" w:hAnsi="SimSun" w:eastAsia="SimSun" w:cs="SimSun"/>
         </w:rPr>
         <w:br/>
       </w:r>
       <w:r>
         <w:rPr>
           <w:rStyle w:val="VerbatimChar"/>
-          <w:rFonts w:ascii="Times New Roman" w:hAnsi="Times New Roman" w:eastAsia="Times New Roman" w:cs="Times New Roman"/>
+          <w:rFonts w:ascii="SimSun" w:hAnsi="SimSun" w:eastAsia="SimSun" w:cs="SimSun"/>
         </w:rPr>
         <w:t xml:space="preserve">  ↓</w:t>
       </w:r>
       <w:r>
         <w:rPr>
-          <w:rFonts w:ascii="Times New Roman" w:hAnsi="Times New Roman" w:eastAsia="Times New Roman" w:cs="Times New Roman"/>
+          <w:rFonts w:ascii="SimSun" w:hAnsi="SimSun" w:eastAsia="SimSun" w:cs="SimSun"/>
         </w:rPr>
         <w:br/>
       </w:r>
       <w:r>
         <w:rPr>
           <w:rStyle w:val="VerbatimChar"/>
-          <w:rFonts w:hint="eastAsia" w:ascii="Times New Roman" w:hAnsi="Times New Roman" w:eastAsia="FangSong" w:cs="Times New Roman"/>
+          <w:rFonts w:hint="eastAsia" w:ascii="SimSun" w:hAnsi="SimSun" w:eastAsia="SimSun" w:cs="SimSun"/>
         </w:rPr>
         <w:t>电子与价态</w:t>
       </w:r>
       <w:r>
         <w:rPr>
           <w:rStyle w:val="VerbatimChar"/>
-          <w:rFonts w:hint="eastAsia" w:ascii="Times New Roman" w:hAnsi="Times New Roman" w:eastAsia="Times New Roman" w:cs="Times New Roman"/>
+          <w:rFonts w:hint="eastAsia" w:ascii="SimSun" w:hAnsi="SimSun" w:eastAsia="SimSun" w:cs="SimSun"/>
         </w:rPr>
         <w:t>：d</w:t>
       </w:r>
       <w:r>
         <w:rPr>
           <w:rStyle w:val="VerbatimChar"/>
-          <w:rFonts w:hint="eastAsia" w:ascii="Times New Roman" w:hAnsi="Times New Roman" w:eastAsia="FangSong" w:cs="Times New Roman"/>
+          <w:rFonts w:hint="eastAsia" w:ascii="SimSun" w:hAnsi="SimSun" w:eastAsia="SimSun" w:cs="SimSun"/>
         </w:rPr>
         <w:t>电子数</w:t>
       </w:r>
       <w:r>
         <w:rPr>
           <w:rStyle w:val="VerbatimChar"/>
-          <w:rFonts w:ascii="Times New Roman" w:hAnsi="Times New Roman" w:eastAsia="Times New Roman" w:cs="Times New Roman"/>
+          <w:rFonts w:ascii="SimSun" w:hAnsi="SimSun" w:eastAsia="SimSun" w:cs="SimSun"/>
         </w:rPr>
         <w:t xml:space="preserve"> / </w:t>
       </w:r>
       <w:r>
         <w:rPr>
           <w:rStyle w:val="VerbatimChar"/>
-          <w:rFonts w:hint="eastAsia" w:ascii="Times New Roman" w:hAnsi="Times New Roman" w:eastAsia="FangSong" w:cs="Times New Roman"/>
+          <w:rFonts w:hint="eastAsia" w:ascii="SimSun" w:hAnsi="SimSun" w:eastAsia="SimSun" w:cs="SimSun"/>
         </w:rPr>
         <w:t xml:space="preserve">常见氧化态</w:t>
       </w:r>
       <w:r>
         <w:rPr>
           <w:rStyle w:val="VerbatimChar"/>
-          <w:rFonts w:ascii="Times New Roman" w:hAnsi="Times New Roman" w:eastAsia="Times New Roman" w:cs="Times New Roman"/>
+          <w:rFonts w:ascii="SimSun" w:hAnsi="SimSun" w:eastAsia="SimSun" w:cs="SimSun"/>
         </w:rPr>
         <w:t xml:space="preserve"> / </w:t>
       </w:r>
       <w:r>
         <w:rPr>
           <w:rStyle w:val="VerbatimChar"/>
-          <w:rFonts w:hint="eastAsia" w:ascii="Times New Roman" w:hAnsi="Times New Roman" w:eastAsia="FangSong" w:cs="Times New Roman"/>
+          <w:rFonts w:hint="eastAsia" w:ascii="SimSun" w:hAnsi="SimSun" w:eastAsia="SimSun" w:cs="SimSun"/>
         </w:rPr>
         <w:t xml:space="preserve">电子缺陷</w:t>
       </w:r>
       <w:r>
         <w:rPr>
           <w:rStyle w:val="VerbatimChar"/>
-          <w:rFonts w:ascii="Times New Roman" w:hAnsi="Times New Roman" w:eastAsia="Times New Roman" w:cs="Times New Roman"/>
+          <w:rFonts w:ascii="SimSun" w:hAnsi="SimSun" w:eastAsia="SimSun" w:cs="SimSun"/>
         </w:rPr>
         <w:t xml:space="preserve"> / </w:t>
       </w:r>
       <w:r>
         <w:rPr>
           <w:rStyle w:val="VerbatimChar"/>
-          <w:rFonts w:hint="eastAsia" w:ascii="Times New Roman" w:hAnsi="Times New Roman" w:eastAsia="FangSong" w:cs="Times New Roman"/>
+          <w:rFonts w:hint="eastAsia" w:ascii="SimSun" w:hAnsi="SimSun" w:eastAsia="SimSun" w:cs="SimSun"/>
         </w:rPr>
         <w:t xml:space="preserve">成键类型</w:t>
       </w:r>
       <w:r>
         <w:rPr>
-          <w:rFonts w:ascii="Times New Roman" w:hAnsi="Times New Roman" w:eastAsia="Times New Roman" w:cs="Times New Roman"/>
+          <w:rFonts w:ascii="SimSun" w:hAnsi="SimSun" w:eastAsia="SimSun" w:cs="SimSun"/>
         </w:rPr>
         <w:br/>
       </w:r>
       <w:r>
         <w:rPr>
           <w:rStyle w:val="VerbatimChar"/>
-          <w:rFonts w:ascii="Times New Roman" w:hAnsi="Times New Roman" w:eastAsia="Times New Roman" w:cs="Times New Roman"/>
+          <w:rFonts w:ascii="SimSun" w:hAnsi="SimSun" w:eastAsia="SimSun" w:cs="SimSun"/>
         </w:rPr>
         <w:t xml:space="preserve">  ↓</w:t>
       </w:r>
       <w:r>
         <w:rPr>
-          <w:rFonts w:ascii="Times New Roman" w:hAnsi="Times New Roman" w:eastAsia="Times New Roman" w:cs="Times New Roman"/>
+          <w:rFonts w:ascii="SimSun" w:hAnsi="SimSun" w:eastAsia="SimSun" w:cs="SimSun"/>
         </w:rPr>
         <w:br/>
       </w:r>
       <w:r>
         <w:rPr>
           <w:rStyle w:val="VerbatimChar"/>
-          <w:rFonts w:hint="eastAsia" w:ascii="Times New Roman" w:hAnsi="Times New Roman" w:eastAsia="FangSong" w:cs="Times New Roman"/>
+          <w:rFonts w:hint="eastAsia" w:ascii="SimSun" w:hAnsi="SimSun" w:eastAsia="SimSun" w:cs="SimSun"/>
         </w:rPr>
         <w:t>热力学与稳定性</w:t>
       </w:r>
       <w:r>
         <w:rPr>
           <w:rStyle w:val="VerbatimChar"/>
-          <w:rFonts w:hint="eastAsia" w:ascii="Times New Roman" w:hAnsi="Times New Roman" w:eastAsia="Times New Roman" w:cs="Times New Roman"/>
+          <w:rFonts w:hint="eastAsia" w:ascii="SimSun" w:hAnsi="SimSun" w:eastAsia="SimSun" w:cs="SimSun"/>
         </w:rPr>
         <w:t>：HSAB</w:t>
       </w:r>
       <w:r>
         <w:rPr>
           <w:rStyle w:val="VerbatimChar"/>
-          <w:rFonts w:ascii="Times New Roman" w:hAnsi="Times New Roman" w:eastAsia="Times New Roman" w:cs="Times New Roman"/>
+          <w:rFonts w:ascii="SimSun" w:hAnsi="SimSun" w:eastAsia="SimSun" w:cs="SimSun"/>
         </w:rPr>
         <w:t xml:space="preserve"> / </w:t>
       </w:r>
       <w:r>
         <w:rPr>
           <w:rStyle w:val="VerbatimChar"/>
-          <w:rFonts w:hint="eastAsia" w:ascii="Times New Roman" w:hAnsi="Times New Roman" w:eastAsia="FangSong" w:cs="Times New Roman"/>
+          <w:rFonts w:hint="eastAsia" w:ascii="SimSun" w:hAnsi="SimSun" w:eastAsia="SimSun" w:cs="SimSun"/>
         </w:rPr>
         <w:t xml:space="preserve">晶格能</w:t>
       </w:r>
       <w:r>
         <w:rPr>
           <w:rStyle w:val="VerbatimChar"/>
-          <w:rFonts w:ascii="Times New Roman" w:hAnsi="Times New Roman" w:eastAsia="Times New Roman" w:cs="Times New Roman"/>
+          <w:rFonts w:ascii="SimSun" w:hAnsi="SimSun" w:eastAsia="SimSun" w:cs="SimSun"/>
         </w:rPr>
         <w:t xml:space="preserve"> / </w:t>
       </w:r>
       <w:r>
         <w:rPr>
           <w:rStyle w:val="VerbatimChar"/>
-          <w:rFonts w:hint="eastAsia" w:ascii="Times New Roman" w:hAnsi="Times New Roman" w:eastAsia="FangSong" w:cs="Times New Roman"/>
+          <w:rFonts w:hint="eastAsia" w:ascii="SimSun" w:hAnsi="SimSun" w:eastAsia="SimSun" w:cs="SimSun"/>
         </w:rPr>
         <w:t xml:space="preserve">水解趋势</w:t>
       </w:r>
       <w:r>
         <w:rPr>
           <w:rStyle w:val="VerbatimChar"/>
-          <w:rFonts w:ascii="Times New Roman" w:hAnsi="Times New Roman" w:eastAsia="Times New Roman" w:cs="Times New Roman"/>
+          <w:rFonts w:ascii="SimSun" w:hAnsi="SimSun" w:eastAsia="SimSun" w:cs="SimSun"/>
         </w:rPr>
         <w:t xml:space="preserve"> / </w:t>
       </w:r>
       <w:r>
         <w:rPr>
           <w:rStyle w:val="VerbatimChar"/>
-          <w:rFonts w:hint="eastAsia" w:ascii="Times New Roman" w:hAnsi="Times New Roman" w:eastAsia="FangSong" w:cs="Times New Roman"/>
+          <w:rFonts w:hint="eastAsia" w:ascii="SimSun" w:hAnsi="SimSun" w:eastAsia="SimSun" w:cs="SimSun"/>
         </w:rPr>
         <w:t xml:space="preserve">歧化倾向</w:t>
       </w:r>
       <w:r>
         <w:rPr>
-          <w:rFonts w:ascii="Times New Roman" w:hAnsi="Times New Roman" w:eastAsia="Times New Roman" w:cs="Times New Roman"/>
+          <w:rFonts w:ascii="SimSun" w:hAnsi="SimSun" w:eastAsia="SimSun" w:cs="SimSun"/>
         </w:rPr>
         <w:br/>
       </w:r>
       <w:r>
         <w:rPr>
           <w:rStyle w:val="VerbatimChar"/>
-          <w:rFonts w:ascii="Times New Roman" w:hAnsi="Times New Roman" w:eastAsia="Times New Roman" w:cs="Times New Roman"/>
+          <w:rFonts w:ascii="SimSun" w:hAnsi="SimSun" w:eastAsia="SimSun" w:cs="SimSun"/>
         </w:rPr>
         <w:t xml:space="preserve">  ↓</w:t>
       </w:r>
       <w:r>
         <w:rPr>
-          <w:rFonts w:ascii="Times New Roman" w:hAnsi="Times New Roman" w:eastAsia="Times New Roman" w:cs="Times New Roman"/>
+          <w:rFonts w:ascii="SimSun" w:hAnsi="SimSun" w:eastAsia="SimSun" w:cs="SimSun"/>
         </w:rPr>
         <w:br/>
       </w:r>
       <w:r>
         <w:rPr>
           <w:rStyle w:val="VerbatimChar"/>
-          <w:rFonts w:hint="eastAsia" w:ascii="Times New Roman" w:hAnsi="Times New Roman" w:eastAsia="FangSong" w:cs="Times New Roman"/>
+          <w:rFonts w:hint="eastAsia" w:ascii="SimSun" w:hAnsi="SimSun" w:eastAsia="SimSun" w:cs="SimSun"/>
         </w:rPr>
         <w:t xml:space="preserve">方程式与结论</w:t>
       </w:r>
@@ -8933,212 +8933,212 @@
       <w:r>
         <w:rPr>
           <w:rStyle w:val="VerbatimChar"/>
-          <w:rFonts w:ascii="Times New Roman" w:hAnsi="Times New Roman" w:eastAsia="Times New Roman" w:cs="Times New Roman"/>
+          <w:rFonts w:ascii="SimSun" w:hAnsi="SimSun" w:eastAsia="SimSun" w:cs="SimSun"/>
         </w:rPr>
         <w:t xml:space="preserve">Frost </w:t>
       </w:r>
       <w:r>
         <w:rPr>
           <w:rStyle w:val="VerbatimChar"/>
-          <w:rFonts w:hint="eastAsia" w:ascii="Times New Roman" w:hAnsi="Times New Roman" w:eastAsia="FangSong" w:cs="Times New Roman"/>
+          <w:rFonts w:hint="eastAsia" w:ascii="SimSun" w:hAnsi="SimSun" w:eastAsia="SimSun" w:cs="SimSun"/>
         </w:rPr>
         <w:t>图上</w:t>
       </w:r>
       <w:r>
         <w:rPr>
           <w:rStyle w:val="VerbatimChar"/>
-          <w:rFonts w:hint="eastAsia" w:ascii="Times New Roman" w:hAnsi="Times New Roman" w:eastAsia="Times New Roman" w:cs="Times New Roman"/>
+          <w:rFonts w:hint="eastAsia" w:ascii="SimSun" w:hAnsi="SimSun" w:eastAsia="SimSun" w:cs="SimSun"/>
         </w:rPr>
         <w:t>：</w:t>
       </w:r>
       <w:r>
         <w:rPr>
-          <w:rFonts w:ascii="Times New Roman" w:hAnsi="Times New Roman" w:eastAsia="Times New Roman" w:cs="Times New Roman"/>
+          <w:rFonts w:ascii="SimSun" w:hAnsi="SimSun" w:eastAsia="SimSun" w:cs="SimSun"/>
         </w:rPr>
         <w:br/>
       </w:r>
       <w:r>
         <w:rPr>
           <w:rStyle w:val="VerbatimChar"/>
-          <w:rFonts w:ascii="Times New Roman" w:hAnsi="Times New Roman" w:eastAsia="Times New Roman" w:cs="Times New Roman"/>
+          <w:rFonts w:ascii="SimSun" w:hAnsi="SimSun" w:eastAsia="SimSun" w:cs="SimSun"/>
         </w:rPr>
         <w:t xml:space="preserve">  </w:t>
       </w:r>
       <w:r>
         <w:rPr>
           <w:rStyle w:val="VerbatimChar"/>
-          <w:rFonts w:hint="eastAsia" w:ascii="Times New Roman" w:hAnsi="Times New Roman" w:eastAsia="FangSong" w:cs="Times New Roman"/>
+          <w:rFonts w:hint="eastAsia" w:ascii="SimSun" w:hAnsi="SimSun" w:eastAsia="SimSun" w:cs="SimSun"/>
         </w:rPr>
         <w:t xml:space="preserve">最低点</w:t>
       </w:r>
       <w:r>
         <w:rPr>
           <w:rStyle w:val="VerbatimChar"/>
-          <w:rFonts w:ascii="Times New Roman" w:hAnsi="Times New Roman" w:eastAsia="Times New Roman" w:cs="Times New Roman"/>
+          <w:rFonts w:ascii="SimSun" w:hAnsi="SimSun" w:eastAsia="SimSun" w:cs="SimSun"/>
         </w:rPr>
         <w:t xml:space="preserve"> → </w:t>
       </w:r>
       <w:r>
         <w:rPr>
           <w:rStyle w:val="VerbatimChar"/>
-          <w:rFonts w:hint="eastAsia" w:ascii="Times New Roman" w:hAnsi="Times New Roman" w:eastAsia="FangSong" w:cs="Times New Roman"/>
+          <w:rFonts w:hint="eastAsia" w:ascii="SimSun" w:hAnsi="SimSun" w:eastAsia="SimSun" w:cs="SimSun"/>
         </w:rPr>
         <w:t xml:space="preserve">最稳定氧化态</w:t>
       </w:r>
       <w:r>
         <w:rPr>
-          <w:rFonts w:ascii="Times New Roman" w:hAnsi="Times New Roman" w:eastAsia="Times New Roman" w:cs="Times New Roman"/>
+          <w:rFonts w:ascii="SimSun" w:hAnsi="SimSun" w:eastAsia="SimSun" w:cs="SimSun"/>
         </w:rPr>
         <w:br/>
       </w:r>
       <w:r>
         <w:rPr>
           <w:rStyle w:val="VerbatimChar"/>
-          <w:rFonts w:ascii="Times New Roman" w:hAnsi="Times New Roman" w:eastAsia="Times New Roman" w:cs="Times New Roman"/>
+          <w:rFonts w:ascii="SimSun" w:hAnsi="SimSun" w:eastAsia="SimSun" w:cs="SimSun"/>
         </w:rPr>
         <w:t xml:space="preserve">  </w:t>
       </w:r>
       <w:r>
         <w:rPr>
           <w:rStyle w:val="VerbatimChar"/>
-          <w:rFonts w:hint="eastAsia" w:ascii="Times New Roman" w:hAnsi="Times New Roman" w:eastAsia="FangSong" w:cs="Times New Roman"/>
+          <w:rFonts w:hint="eastAsia" w:ascii="SimSun" w:hAnsi="SimSun" w:eastAsia="SimSun" w:cs="SimSun"/>
         </w:rPr>
         <w:t xml:space="preserve">斜率最大</w:t>
       </w:r>
       <w:r>
         <w:rPr>
           <w:rStyle w:val="VerbatimChar"/>
-          <w:rFonts w:ascii="Times New Roman" w:hAnsi="Times New Roman" w:eastAsia="Times New Roman" w:cs="Times New Roman"/>
+          <w:rFonts w:ascii="SimSun" w:hAnsi="SimSun" w:eastAsia="SimSun" w:cs="SimSun"/>
         </w:rPr>
         <w:t xml:space="preserve"> → </w:t>
       </w:r>
       <w:r>
         <w:rPr>
           <w:rStyle w:val="VerbatimChar"/>
-          <w:rFonts w:hint="eastAsia" w:ascii="Times New Roman" w:hAnsi="Times New Roman" w:eastAsia="FangSong" w:cs="Times New Roman"/>
+          <w:rFonts w:hint="eastAsia" w:ascii="SimSun" w:hAnsi="SimSun" w:eastAsia="SimSun" w:cs="SimSun"/>
         </w:rPr>
         <w:t xml:space="preserve">最强氧化剂</w:t>
       </w:r>
       <w:r>
         <w:rPr>
-          <w:rFonts w:ascii="Times New Roman" w:hAnsi="Times New Roman" w:eastAsia="Times New Roman" w:cs="Times New Roman"/>
+          <w:rFonts w:ascii="SimSun" w:hAnsi="SimSun" w:eastAsia="SimSun" w:cs="SimSun"/>
         </w:rPr>
         <w:br/>
       </w:r>
       <w:r>
         <w:rPr>
           <w:rStyle w:val="VerbatimChar"/>
-          <w:rFonts w:ascii="Times New Roman" w:hAnsi="Times New Roman" w:eastAsia="Times New Roman" w:cs="Times New Roman"/>
+          <w:rFonts w:ascii="SimSun" w:hAnsi="SimSun" w:eastAsia="SimSun" w:cs="SimSun"/>
         </w:rPr>
         <w:t xml:space="preserve">  </w:t>
       </w:r>
       <w:r>
         <w:rPr>
           <w:rStyle w:val="VerbatimChar"/>
-          <w:rFonts w:hint="eastAsia" w:ascii="Times New Roman" w:hAnsi="Times New Roman" w:eastAsia="FangSong" w:cs="Times New Roman"/>
+          <w:rFonts w:hint="eastAsia" w:ascii="SimSun" w:hAnsi="SimSun" w:eastAsia="SimSun" w:cs="SimSun"/>
         </w:rPr>
         <w:t xml:space="preserve">点在线之上</w:t>
       </w:r>
       <w:r>
         <w:rPr>
           <w:rStyle w:val="VerbatimChar"/>
-          <w:rFonts w:ascii="Times New Roman" w:hAnsi="Times New Roman" w:eastAsia="Times New Roman" w:cs="Times New Roman"/>
+          <w:rFonts w:ascii="SimSun" w:hAnsi="SimSun" w:eastAsia="SimSun" w:cs="SimSun"/>
         </w:rPr>
         <w:t xml:space="preserve"> → </w:t>
       </w:r>
       <w:r>
         <w:rPr>
           <w:rStyle w:val="VerbatimChar"/>
-          <w:rFonts w:hint="eastAsia" w:ascii="Times New Roman" w:hAnsi="Times New Roman" w:eastAsia="FangSong" w:cs="Times New Roman"/>
+          <w:rFonts w:hint="eastAsia" w:ascii="SimSun" w:hAnsi="SimSun" w:eastAsia="SimSun" w:cs="SimSun"/>
         </w:rPr>
         <w:t>易歧化</w:t>
       </w:r>
       <w:r>
         <w:rPr>
           <w:rStyle w:val="VerbatimChar"/>
-          <w:rFonts w:hint="eastAsia" w:ascii="Times New Roman" w:hAnsi="Times New Roman" w:eastAsia="Times New Roman" w:cs="Times New Roman"/>
+          <w:rFonts w:hint="eastAsia" w:ascii="SimSun" w:hAnsi="SimSun" w:eastAsia="SimSun" w:cs="SimSun"/>
         </w:rPr>
         <w:t>（</w:t>
       </w:r>
       <w:r>
         <w:rPr>
           <w:rStyle w:val="VerbatimChar"/>
-          <w:rFonts w:hint="eastAsia" w:ascii="Times New Roman" w:hAnsi="Times New Roman" w:eastAsia="FangSong" w:cs="Times New Roman"/>
+          <w:rFonts w:hint="eastAsia" w:ascii="SimSun" w:hAnsi="SimSun" w:eastAsia="SimSun" w:cs="SimSun"/>
         </w:rPr>
         <w:t>热力学不稳定</w:t>
       </w:r>
       <w:r>
         <w:rPr>
           <w:rStyle w:val="VerbatimChar"/>
-          <w:rFonts w:hint="eastAsia" w:ascii="Times New Roman" w:hAnsi="Times New Roman" w:eastAsia="Times New Roman" w:cs="Times New Roman"/>
+          <w:rFonts w:hint="eastAsia" w:ascii="SimSun" w:hAnsi="SimSun" w:eastAsia="SimSun" w:cs="SimSun"/>
         </w:rPr>
         <w:t>）</w:t>
       </w:r>
       <w:r>
         <w:rPr>
-          <w:rFonts w:ascii="Times New Roman" w:hAnsi="Times New Roman" w:eastAsia="Times New Roman" w:cs="Times New Roman"/>
+          <w:rFonts w:ascii="SimSun" w:hAnsi="SimSun" w:eastAsia="SimSun" w:cs="SimSun"/>
         </w:rPr>
         <w:br/>
       </w:r>
       <w:r>
         <w:rPr>
           <w:rStyle w:val="VerbatimChar"/>
-          <w:rFonts w:ascii="Times New Roman" w:hAnsi="Times New Roman" w:eastAsia="Times New Roman" w:cs="Times New Roman"/>
+          <w:rFonts w:ascii="SimSun" w:hAnsi="SimSun" w:eastAsia="SimSun" w:cs="SimSun"/>
         </w:rPr>
         <w:t xml:space="preserve">  </w:t>
       </w:r>
       <w:r>
         <w:rPr>
           <w:rStyle w:val="VerbatimChar"/>
-          <w:rFonts w:hint="eastAsia" w:ascii="Times New Roman" w:hAnsi="Times New Roman" w:eastAsia="FangSong" w:cs="Times New Roman"/>
+          <w:rFonts w:hint="eastAsia" w:ascii="SimSun" w:hAnsi="SimSun" w:eastAsia="SimSun" w:cs="SimSun"/>
         </w:rPr>
         <w:t xml:space="preserve">点在连线下方</w:t>
       </w:r>
       <w:r>
         <w:rPr>
           <w:rStyle w:val="VerbatimChar"/>
-          <w:rFonts w:ascii="Times New Roman" w:hAnsi="Times New Roman" w:eastAsia="Times New Roman" w:cs="Times New Roman"/>
+          <w:rFonts w:ascii="SimSun" w:hAnsi="SimSun" w:eastAsia="SimSun" w:cs="SimSun"/>
         </w:rPr>
         <w:t xml:space="preserve"> → </w:t>
       </w:r>
       <w:r>
         <w:rPr>
           <w:rStyle w:val="VerbatimChar"/>
-          <w:rFonts w:hint="eastAsia" w:ascii="Times New Roman" w:hAnsi="Times New Roman" w:eastAsia="FangSong" w:cs="Times New Roman"/>
+          <w:rFonts w:hint="eastAsia" w:ascii="SimSun" w:hAnsi="SimSun" w:eastAsia="SimSun" w:cs="SimSun"/>
         </w:rPr>
         <w:t xml:space="preserve">相对稳定</w:t>
       </w:r>
       <w:r>
         <w:rPr>
-          <w:rFonts w:ascii="Times New Roman" w:hAnsi="Times New Roman" w:eastAsia="Times New Roman" w:cs="Times New Roman"/>
+          <w:rFonts w:ascii="SimSun" w:hAnsi="SimSun" w:eastAsia="SimSun" w:cs="SimSun"/>
         </w:rPr>
         <w:br/>
       </w:r>
       <w:r>
         <w:rPr>
           <w:rStyle w:val="VerbatimChar"/>
-          <w:rFonts w:ascii="Times New Roman" w:hAnsi="Times New Roman" w:eastAsia="Times New Roman" w:cs="Times New Roman"/>
+          <w:rFonts w:ascii="SimSun" w:hAnsi="SimSun" w:eastAsia="SimSun" w:cs="SimSun"/>
         </w:rPr>
         <w:t xml:space="preserve">  </w:t>
       </w:r>
       <w:r>
         <w:rPr>
           <w:rStyle w:val="VerbatimChar"/>
-          <w:rFonts w:hint="eastAsia" w:ascii="Times New Roman" w:hAnsi="Times New Roman" w:eastAsia="FangSong" w:cs="Times New Roman"/>
+          <w:rFonts w:hint="eastAsia" w:ascii="SimSun" w:hAnsi="SimSun" w:eastAsia="SimSun" w:cs="SimSun"/>
         </w:rPr>
         <w:t xml:space="preserve">曲线凸起部分</w:t>
       </w:r>
       <w:r>
         <w:rPr>
           <w:rStyle w:val="VerbatimChar"/>
-          <w:rFonts w:ascii="Times New Roman" w:hAnsi="Times New Roman" w:eastAsia="Times New Roman" w:cs="Times New Roman"/>
+          <w:rFonts w:ascii="SimSun" w:hAnsi="SimSun" w:eastAsia="SimSun" w:cs="SimSun"/>
         </w:rPr>
         <w:t xml:space="preserve"> → </w:t>
       </w:r>
       <w:r>
         <w:rPr>
           <w:rStyle w:val="VerbatimChar"/>
-          <w:rFonts w:hint="eastAsia" w:ascii="Times New Roman" w:hAnsi="Times New Roman" w:eastAsia="FangSong" w:cs="Times New Roman"/>
+          <w:rFonts w:hint="eastAsia" w:ascii="SimSun" w:hAnsi="SimSun" w:eastAsia="SimSun" w:cs="SimSun"/>
         </w:rPr>
         <w:t xml:space="preserve">热力学不稳定</w:t>
       </w:r>
@@ -14725,145 +14725,145 @@
       <w:r>
         <w:rPr>
           <w:rStyle w:val="VerbatimChar"/>
-          <w:rFonts w:ascii="Times New Roman" w:hAnsi="Times New Roman" w:eastAsia="Times New Roman" w:cs="Times New Roman"/>
+          <w:rFonts w:ascii="SimSun" w:hAnsi="SimSun" w:eastAsia="SimSun" w:cs="SimSun"/>
         </w:rPr>
         <w:t xml:space="preserve">Step 1: </w:t>
       </w:r>
       <w:r>
         <w:rPr>
           <w:rStyle w:val="VerbatimChar"/>
-          <w:rFonts w:hint="eastAsia" w:ascii="Times New Roman" w:hAnsi="Times New Roman" w:eastAsia="FangSong" w:cs="Times New Roman"/>
+          <w:rFonts w:hint="eastAsia" w:ascii="SimSun" w:hAnsi="SimSun" w:eastAsia="SimSun" w:cs="SimSun"/>
         </w:rPr>
         <w:t xml:space="preserve">总价电子</w:t>
       </w:r>
       <w:r>
         <w:rPr>
           <w:rStyle w:val="VerbatimChar"/>
-          <w:rFonts w:ascii="Times New Roman" w:hAnsi="Times New Roman" w:eastAsia="Times New Roman" w:cs="Times New Roman"/>
+          <w:rFonts w:ascii="SimSun" w:hAnsi="SimSun" w:eastAsia="SimSun" w:cs="SimSun"/>
         </w:rPr>
         <w:t xml:space="preserve"> TVE = n × </w:t>
       </w:r>
       <w:r>
         <w:rPr>
           <w:rStyle w:val="VerbatimChar"/>
-          <w:rFonts w:hint="eastAsia" w:ascii="Times New Roman" w:hAnsi="Times New Roman" w:eastAsia="Times New Roman" w:cs="Times New Roman"/>
+          <w:rFonts w:hint="eastAsia" w:ascii="SimSun" w:hAnsi="SimSun" w:eastAsia="SimSun" w:cs="SimSun"/>
         </w:rPr>
         <w:t>(</w:t>
       </w:r>
       <w:r>
         <w:rPr>
           <w:rStyle w:val="VerbatimChar"/>
-          <w:rFonts w:hint="eastAsia" w:ascii="Times New Roman" w:hAnsi="Times New Roman" w:eastAsia="FangSong" w:cs="Times New Roman"/>
+          <w:rFonts w:hint="eastAsia" w:ascii="SimSun" w:hAnsi="SimSun" w:eastAsia="SimSun" w:cs="SimSun"/>
         </w:rPr>
         <w:t>族价电子数</w:t>
       </w:r>
       <w:r>
         <w:rPr>
           <w:rStyle w:val="VerbatimChar"/>
-          <w:rFonts w:hint="eastAsia" w:ascii="Times New Roman" w:hAnsi="Times New Roman" w:eastAsia="Times New Roman" w:cs="Times New Roman"/>
+          <w:rFonts w:hint="eastAsia" w:ascii="SimSun" w:hAnsi="SimSun" w:eastAsia="SimSun" w:cs="SimSun"/>
         </w:rPr>
         <w:t>)</w:t>
       </w:r>
       <w:r>
         <w:rPr>
           <w:rStyle w:val="VerbatimChar"/>
-          <w:rFonts w:ascii="Times New Roman" w:hAnsi="Times New Roman" w:eastAsia="Times New Roman" w:cs="Times New Roman"/>
+          <w:rFonts w:ascii="SimSun" w:hAnsi="SimSun" w:eastAsia="SimSun" w:cs="SimSun"/>
         </w:rPr>
         <w:t xml:space="preserve"> + </w:t>
       </w:r>
       <w:r>
         <w:rPr>
           <w:rStyle w:val="VerbatimChar"/>
-          <w:rFonts w:hint="eastAsia" w:ascii="Times New Roman" w:hAnsi="Times New Roman" w:eastAsia="Times New Roman" w:cs="Times New Roman"/>
+          <w:rFonts w:hint="eastAsia" w:ascii="SimSun" w:hAnsi="SimSun" w:eastAsia="SimSun" w:cs="SimSun"/>
         </w:rPr>
         <w:t>|</w:t>
       </w:r>
       <w:r>
         <w:rPr>
           <w:rStyle w:val="VerbatimChar"/>
-          <w:rFonts w:hint="eastAsia" w:ascii="Times New Roman" w:hAnsi="Times New Roman" w:eastAsia="FangSong" w:cs="Times New Roman"/>
+          <w:rFonts w:hint="eastAsia" w:ascii="SimSun" w:hAnsi="SimSun" w:eastAsia="SimSun" w:cs="SimSun"/>
         </w:rPr>
         <w:t>电荷</w:t>
       </w:r>
       <w:r>
         <w:rPr>
           <w:rStyle w:val="VerbatimChar"/>
-          <w:rFonts w:hint="eastAsia" w:ascii="Times New Roman" w:hAnsi="Times New Roman" w:eastAsia="Times New Roman" w:cs="Times New Roman"/>
+          <w:rFonts w:hint="eastAsia" w:ascii="SimSun" w:hAnsi="SimSun" w:eastAsia="SimSun" w:cs="SimSun"/>
         </w:rPr>
         <w:t>|</w:t>
       </w:r>
       <w:r>
         <w:rPr>
-          <w:rFonts w:ascii="Times New Roman" w:hAnsi="Times New Roman" w:eastAsia="Times New Roman" w:cs="Times New Roman"/>
+          <w:rFonts w:ascii="SimSun" w:hAnsi="SimSun" w:eastAsia="SimSun" w:cs="SimSun"/>
         </w:rPr>
         <w:br/>
       </w:r>
       <w:r>
         <w:rPr>
           <w:rStyle w:val="VerbatimChar"/>
-          <w:rFonts w:ascii="Times New Roman" w:hAnsi="Times New Roman" w:eastAsia="Times New Roman" w:cs="Times New Roman"/>
+          <w:rFonts w:ascii="SimSun" w:hAnsi="SimSun" w:eastAsia="SimSun" w:cs="SimSun"/>
         </w:rPr>
         <w:t xml:space="preserve">Step 2: </w:t>
       </w:r>
       <w:r>
         <w:rPr>
           <w:rStyle w:val="VerbatimChar"/>
-          <w:rFonts w:hint="eastAsia" w:ascii="Times New Roman" w:hAnsi="Times New Roman" w:eastAsia="FangSong" w:cs="Times New Roman"/>
+          <w:rFonts w:hint="eastAsia" w:ascii="SimSun" w:hAnsi="SimSun" w:eastAsia="SimSun" w:cs="SimSun"/>
         </w:rPr>
         <w:t xml:space="preserve">扣除外向孤对</w:t>
       </w:r>
       <w:r>
         <w:rPr>
           <w:rStyle w:val="VerbatimChar"/>
-          <w:rFonts w:ascii="Times New Roman" w:hAnsi="Times New Roman" w:eastAsia="Times New Roman" w:cs="Times New Roman"/>
+          <w:rFonts w:ascii="SimSun" w:hAnsi="SimSun" w:eastAsia="SimSun" w:cs="SimSun"/>
         </w:rPr>
         <w:t xml:space="preserve"> → </w:t>
       </w:r>
       <w:r>
         <w:rPr>
           <w:rStyle w:val="VerbatimChar"/>
-          <w:rFonts w:hint="eastAsia" w:ascii="Times New Roman" w:hAnsi="Times New Roman" w:eastAsia="FangSong" w:cs="Times New Roman"/>
+          <w:rFonts w:hint="eastAsia" w:ascii="SimSun" w:hAnsi="SimSun" w:eastAsia="SimSun" w:cs="SimSun"/>
         </w:rPr>
         <w:t xml:space="preserve">骨架电子</w:t>
       </w:r>
       <w:r>
         <w:rPr>
           <w:rStyle w:val="VerbatimChar"/>
-          <w:rFonts w:ascii="Times New Roman" w:hAnsi="Times New Roman" w:eastAsia="Times New Roman" w:cs="Times New Roman"/>
+          <w:rFonts w:ascii="SimSun" w:hAnsi="SimSun" w:eastAsia="SimSun" w:cs="SimSun"/>
         </w:rPr>
         <w:t xml:space="preserve"> SE = TVE − n × 2</w:t>
       </w:r>
       <w:r>
         <w:rPr>
-          <w:rFonts w:ascii="Times New Roman" w:hAnsi="Times New Roman" w:eastAsia="Times New Roman" w:cs="Times New Roman"/>
+          <w:rFonts w:ascii="SimSun" w:hAnsi="SimSun" w:eastAsia="SimSun" w:cs="SimSun"/>
         </w:rPr>
         <w:br/>
       </w:r>
       <w:r>
         <w:rPr>
           <w:rStyle w:val="VerbatimChar"/>
-          <w:rFonts w:ascii="Times New Roman" w:hAnsi="Times New Roman" w:eastAsia="Times New Roman" w:cs="Times New Roman"/>
+          <w:rFonts w:ascii="SimSun" w:hAnsi="SimSun" w:eastAsia="SimSun" w:cs="SimSun"/>
         </w:rPr>
         <w:t xml:space="preserve">Step 3: </w:t>
       </w:r>
       <w:r>
         <w:rPr>
           <w:rStyle w:val="VerbatimChar"/>
-          <w:rFonts w:hint="eastAsia" w:ascii="Times New Roman" w:hAnsi="Times New Roman" w:eastAsia="FangSong" w:cs="Times New Roman"/>
+          <w:rFonts w:hint="eastAsia" w:ascii="SimSun" w:hAnsi="SimSun" w:eastAsia="SimSun" w:cs="SimSun"/>
         </w:rPr>
         <w:t xml:space="preserve">骨架电子对数</w:t>
       </w:r>
       <w:r>
         <w:rPr>
           <w:rStyle w:val="VerbatimChar"/>
-          <w:rFonts w:ascii="Times New Roman" w:hAnsi="Times New Roman" w:eastAsia="Times New Roman" w:cs="Times New Roman"/>
+          <w:rFonts w:ascii="SimSun" w:hAnsi="SimSun" w:eastAsia="SimSun" w:cs="SimSun"/>
         </w:rPr>
         <w:t xml:space="preserve"> SEPs = SE/2 → </w:t>
       </w:r>
       <w:r>
         <w:rPr>
           <w:rStyle w:val="VerbatimChar"/>
-          <w:rFonts w:hint="eastAsia" w:ascii="Times New Roman" w:hAnsi="Times New Roman" w:eastAsia="FangSong" w:cs="Times New Roman"/>
+          <w:rFonts w:hint="eastAsia" w:ascii="SimSun" w:hAnsi="SimSun" w:eastAsia="SimSun" w:cs="SimSun"/>
         </w:rPr>
         <w:t xml:space="preserve">分类</w:t>
       </w:r>
@@ -29357,122 +29357,105 @@
     </w:p>
     <w:p>
       <w:pPr>
-        <w:pStyle w:val="SourceCode"/>
+        <w:pStyle w:val="FirstParagraph"/>
       </w:pPr>
       <w:r>
         <w:rPr>
-          <w:rStyle w:val="VerbatimChar"/>
           <w:rFonts w:hint="eastAsia" w:ascii="Times New Roman" w:hAnsi="Times New Roman" w:eastAsia="FangSong" w:cs="Times New Roman"/>
         </w:rPr>
         <w:t xml:space="preserve">结构线索</w:t>
       </w:r>
       <w:r>
         <w:rPr>
-          <w:rStyle w:val="VerbatimChar"/>
           <w:rFonts w:ascii="Times New Roman" w:hAnsi="Times New Roman" w:eastAsia="Times New Roman" w:cs="Times New Roman"/>
         </w:rPr>
         <w:t xml:space="preserve"> → </w:t>
       </w:r>
       <w:r>
         <w:rPr>
-          <w:rStyle w:val="VerbatimChar"/>
           <w:rFonts w:hint="eastAsia" w:ascii="Times New Roman" w:hAnsi="Times New Roman" w:eastAsia="FangSong" w:cs="Times New Roman"/>
         </w:rPr>
         <w:t>氧化态</w:t>
       </w:r>
       <w:r>
         <w:rPr>
-          <w:rStyle w:val="VerbatimChar"/>
           <w:rFonts w:hint="eastAsia" w:ascii="Times New Roman" w:hAnsi="Times New Roman" w:eastAsia="Times New Roman" w:cs="Times New Roman"/>
         </w:rPr>
         <w:t>/</w:t>
       </w:r>
       <w:r>
         <w:rPr>
-          <w:rStyle w:val="VerbatimChar"/>
           <w:rFonts w:hint="eastAsia" w:ascii="Times New Roman" w:hAnsi="Times New Roman" w:eastAsia="FangSong" w:cs="Times New Roman"/>
         </w:rPr>
         <w:t>成键</w:t>
       </w:r>
       <w:r>
         <w:rPr>
-          <w:rStyle w:val="VerbatimChar"/>
           <w:rFonts w:ascii="Times New Roman" w:hAnsi="Times New Roman" w:eastAsia="Times New Roman" w:cs="Times New Roman"/>
         </w:rPr>
         <w:t xml:space="preserve"> → </w:t>
       </w:r>
       <w:r>
         <w:rPr>
-          <w:rStyle w:val="VerbatimChar"/>
           <w:rFonts w:hint="eastAsia" w:ascii="Times New Roman" w:hAnsi="Times New Roman" w:eastAsia="FangSong" w:cs="Times New Roman"/>
         </w:rPr>
         <w:t xml:space="preserve">热力学或配位稳定性</w:t>
       </w:r>
       <w:r>
         <w:rPr>
-          <w:rStyle w:val="VerbatimChar"/>
           <w:rFonts w:ascii="Times New Roman" w:hAnsi="Times New Roman" w:eastAsia="Times New Roman" w:cs="Times New Roman"/>
         </w:rPr>
         <w:t xml:space="preserve"> → </w:t>
       </w:r>
       <w:r>
         <w:rPr>
-          <w:rStyle w:val="VerbatimChar"/>
           <w:rFonts w:hint="eastAsia" w:ascii="Times New Roman" w:hAnsi="Times New Roman" w:eastAsia="FangSong" w:cs="Times New Roman"/>
         </w:rPr>
         <w:t xml:space="preserve">方程式</w:t>
       </w:r>
-      <w:r>
-        <w:rPr>
-          <w:rFonts w:ascii="Times New Roman" w:hAnsi="Times New Roman" w:eastAsia="Times New Roman" w:cs="Times New Roman"/>
-        </w:rPr>
-        <w:br/>
-      </w:r>
-      <w:r>
-        <w:rPr>
-          <w:rStyle w:val="VerbatimChar"/>
+    </w:p>
+    <w:p>
+      <w:pPr>
+        <w:pStyle w:val="BodyText"/>
+      </w:pPr>
+      <w:r>
+        <w:rPr>
           <w:rFonts w:hint="eastAsia" w:ascii="Times New Roman" w:hAnsi="Times New Roman" w:eastAsia="Times New Roman" w:cs="Times New Roman"/>
         </w:rPr>
         <w:t>（</w:t>
       </w:r>
       <w:r>
         <w:rPr>
-          <w:rStyle w:val="VerbatimChar"/>
           <w:rFonts w:hint="eastAsia" w:ascii="Times New Roman" w:hAnsi="Times New Roman" w:eastAsia="FangSong" w:cs="Times New Roman"/>
         </w:rPr>
         <w:t>先定结构类型</w:t>
       </w:r>
       <w:r>
         <w:rPr>
-          <w:rStyle w:val="VerbatimChar"/>
           <w:rFonts w:ascii="Times New Roman" w:hAnsi="Times New Roman" w:eastAsia="Times New Roman" w:cs="Times New Roman"/>
         </w:rPr>
         <w:t xml:space="preserve"> → </w:t>
       </w:r>
       <w:r>
         <w:rPr>
-          <w:rStyle w:val="VerbatimChar"/>
           <w:rFonts w:hint="eastAsia" w:ascii="Times New Roman" w:hAnsi="Times New Roman" w:eastAsia="FangSong" w:cs="Times New Roman"/>
         </w:rPr>
         <w:t xml:space="preserve">再定中心元素角色</w:t>
       </w:r>
       <w:r>
         <w:rPr>
-          <w:rStyle w:val="VerbatimChar"/>
           <w:rFonts w:ascii="Times New Roman" w:hAnsi="Times New Roman" w:eastAsia="Times New Roman" w:cs="Times New Roman"/>
         </w:rPr>
         <w:t xml:space="preserve"> → </w:t>
       </w:r>
       <w:r>
         <w:rPr>
-          <w:rStyle w:val="VerbatimChar"/>
           <w:rFonts w:hint="eastAsia" w:ascii="Times New Roman" w:hAnsi="Times New Roman" w:eastAsia="FangSong" w:cs="Times New Roman"/>
         </w:rPr>
         <w:t>最后判稳定性</w:t>
       </w:r>
       <w:r>
         <w:rPr>
-          <w:rStyle w:val="VerbatimChar"/>
           <w:rFonts w:hint="eastAsia" w:ascii="Times New Roman" w:hAnsi="Times New Roman" w:eastAsia="Times New Roman" w:cs="Times New Roman"/>
         </w:rPr>
         <w:t>）</w:t>
@@ -42242,7 +42225,7 @@
     <ns0:name ns0:val="Verbatim Char"/>
     <ns0:basedOn ns0:val="BodyTextChar"/>
     <ns0:rPr>
-      <ns0:rFonts ns0:ascii="Times New Roman" ns0:cs="Times New Roman" ns0:eastAsia="FangSong" ns0:hAnsi="Times New Roman"/>
+      <ns0:rFonts ns0:ascii="SimSun" ns0:cs="SimSun" ns0:eastAsia="SimSun" ns0:hAnsi="SimSun"/>
       <ns0:b ns0:val="0"/>
       <ns0:sz ns0:val="20"/>
     </ns0:rPr>
@@ -42312,7 +42295,7 @@
       <w:wordWrap w:val="off"/>
     </w:pPr>
     <ns0:rPr>
-      <w:rFonts ns0:ascii="Times New Roman" ns0:hAnsi="Times New Roman" ns0:eastAsia="FangSong" ns0:cs="Times New Roman"/>
+      <w:rFonts ns0:ascii="SimSun" ns0:hAnsi="SimSun" ns0:eastAsia="SimSun" ns0:cs="SimSun"/>
     </ns0:rPr>
   </w:style>
   <w:style w:type="character" w:customStyle="1" w:styleId="KeywordTok">

--- a/06-学生侧材料/讲义/元素与分析/元素化学深度-超级充实版（自学完整）.docx
+++ b/06-学生侧材料/讲义/元素与分析/元素化学深度-超级充实版（自学完整）.docx
@@ -8925,227 +8925,202 @@
         </w:rPr>
         <w:t xml:space="preserve">：</w:t>
       </w:r>
+      <w:r>
+        <w:rPr>
+          <w:rFonts w:ascii="Times New Roman" w:hAnsi="Times New Roman" w:eastAsia="Times New Roman" w:cs="Times New Roman"/>
+        </w:rPr>
+        <w:t xml:space="preserve"> </w:t>
+      </w:r>
+      <w:r>
+        <w:rPr>
+          <w:rFonts w:ascii="Times New Roman" w:hAnsi="Times New Roman" w:eastAsia="Times New Roman" w:cs="Times New Roman"/>
+        </w:rPr>
+        <w:t xml:space="preserve">- Frost </w:t>
+      </w:r>
+      <w:r>
+        <w:rPr>
+          <w:rFonts w:hint="eastAsia" w:ascii="Times New Roman" w:hAnsi="Times New Roman" w:eastAsia="FangSong" w:cs="Times New Roman"/>
+        </w:rPr>
+        <w:t>图上</w:t>
+      </w:r>
+      <w:r>
+        <w:rPr>
+          <w:rFonts w:hint="eastAsia" w:ascii="Times New Roman" w:hAnsi="Times New Roman" w:eastAsia="Times New Roman" w:cs="Times New Roman"/>
+        </w:rPr>
+        <w:t>：</w:t>
+      </w:r>
+      <w:r>
+        <w:rPr>
+          <w:rFonts w:ascii="Times New Roman" w:hAnsi="Times New Roman" w:eastAsia="Times New Roman" w:cs="Times New Roman"/>
+        </w:rPr>
+        <w:t xml:space="preserve"> </w:t>
+      </w:r>
+      <w:r>
+        <w:rPr>
+          <w:rFonts w:ascii="Times New Roman" w:hAnsi="Times New Roman" w:eastAsia="Times New Roman" w:cs="Times New Roman"/>
+        </w:rPr>
+        <w:t xml:space="preserve">- </w:t>
+      </w:r>
+      <w:r>
+        <w:rPr>
+          <w:rFonts w:hint="eastAsia" w:ascii="Times New Roman" w:hAnsi="Times New Roman" w:eastAsia="FangSong" w:cs="Times New Roman"/>
+        </w:rPr>
+        <w:t xml:space="preserve">最低点</w:t>
+      </w:r>
+      <w:r>
+        <w:rPr>
+          <w:rFonts w:ascii="Times New Roman" w:hAnsi="Times New Roman" w:eastAsia="Times New Roman" w:cs="Times New Roman"/>
+        </w:rPr>
+        <w:t xml:space="preserve"> → </w:t>
+      </w:r>
+      <w:r>
+        <w:rPr>
+          <w:rFonts w:hint="eastAsia" w:ascii="Times New Roman" w:hAnsi="Times New Roman" w:eastAsia="FangSong" w:cs="Times New Roman"/>
+        </w:rPr>
+        <w:t xml:space="preserve">最稳定氧化态</w:t>
+      </w:r>
+      <w:r>
+        <w:rPr>
+          <w:rFonts w:ascii="Times New Roman" w:hAnsi="Times New Roman" w:eastAsia="Times New Roman" w:cs="Times New Roman"/>
+        </w:rPr>
+        <w:t xml:space="preserve"> </w:t>
+      </w:r>
+      <w:r>
+        <w:rPr>
+          <w:rFonts w:ascii="Times New Roman" w:hAnsi="Times New Roman" w:eastAsia="Times New Roman" w:cs="Times New Roman"/>
+        </w:rPr>
+        <w:t xml:space="preserve">- </w:t>
+      </w:r>
+      <w:r>
+        <w:rPr>
+          <w:rFonts w:hint="eastAsia" w:ascii="Times New Roman" w:hAnsi="Times New Roman" w:eastAsia="FangSong" w:cs="Times New Roman"/>
+        </w:rPr>
+        <w:t xml:space="preserve">斜率最大</w:t>
+      </w:r>
+      <w:r>
+        <w:rPr>
+          <w:rFonts w:ascii="Times New Roman" w:hAnsi="Times New Roman" w:eastAsia="Times New Roman" w:cs="Times New Roman"/>
+        </w:rPr>
+        <w:t xml:space="preserve"> → </w:t>
+      </w:r>
+      <w:r>
+        <w:rPr>
+          <w:rFonts w:hint="eastAsia" w:ascii="Times New Roman" w:hAnsi="Times New Roman" w:eastAsia="FangSong" w:cs="Times New Roman"/>
+        </w:rPr>
+        <w:t xml:space="preserve">最强氧化剂</w:t>
+      </w:r>
+      <w:r>
+        <w:rPr>
+          <w:rFonts w:ascii="Times New Roman" w:hAnsi="Times New Roman" w:eastAsia="Times New Roman" w:cs="Times New Roman"/>
+        </w:rPr>
+        <w:t xml:space="preserve"> </w:t>
+      </w:r>
+      <w:r>
+        <w:rPr>
+          <w:rFonts w:ascii="Times New Roman" w:hAnsi="Times New Roman" w:eastAsia="Times New Roman" w:cs="Times New Roman"/>
+        </w:rPr>
+        <w:t xml:space="preserve">- </w:t>
+      </w:r>
+      <w:r>
+        <w:rPr>
+          <w:rFonts w:hint="eastAsia" w:ascii="Times New Roman" w:hAnsi="Times New Roman" w:eastAsia="FangSong" w:cs="Times New Roman"/>
+        </w:rPr>
+        <w:t xml:space="preserve">点在线之上</w:t>
+      </w:r>
+      <w:r>
+        <w:rPr>
+          <w:rFonts w:ascii="Times New Roman" w:hAnsi="Times New Roman" w:eastAsia="Times New Roman" w:cs="Times New Roman"/>
+        </w:rPr>
+        <w:t xml:space="preserve"> → </w:t>
+      </w:r>
+      <w:r>
+        <w:rPr>
+          <w:rFonts w:hint="eastAsia" w:ascii="Times New Roman" w:hAnsi="Times New Roman" w:eastAsia="FangSong" w:cs="Times New Roman"/>
+        </w:rPr>
+        <w:t>易歧化</w:t>
+      </w:r>
+      <w:r>
+        <w:rPr>
+          <w:rFonts w:hint="eastAsia" w:ascii="Times New Roman" w:hAnsi="Times New Roman" w:eastAsia="Times New Roman" w:cs="Times New Roman"/>
+        </w:rPr>
+        <w:t>（</w:t>
+      </w:r>
+      <w:r>
+        <w:rPr>
+          <w:rFonts w:hint="eastAsia" w:ascii="Times New Roman" w:hAnsi="Times New Roman" w:eastAsia="FangSong" w:cs="Times New Roman"/>
+        </w:rPr>
+        <w:t>热力学不稳定</w:t>
+      </w:r>
+      <w:r>
+        <w:rPr>
+          <w:rFonts w:hint="eastAsia" w:ascii="Times New Roman" w:hAnsi="Times New Roman" w:eastAsia="Times New Roman" w:cs="Times New Roman"/>
+        </w:rPr>
+        <w:t>）</w:t>
+      </w:r>
+      <w:r>
+        <w:rPr>
+          <w:rFonts w:ascii="Times New Roman" w:hAnsi="Times New Roman" w:eastAsia="Times New Roman" w:cs="Times New Roman"/>
+        </w:rPr>
+        <w:t xml:space="preserve"> </w:t>
+      </w:r>
+      <w:r>
+        <w:rPr>
+          <w:rFonts w:ascii="Times New Roman" w:hAnsi="Times New Roman" w:eastAsia="Times New Roman" w:cs="Times New Roman"/>
+        </w:rPr>
+        <w:t xml:space="preserve">- </w:t>
+      </w:r>
+      <w:r>
+        <w:rPr>
+          <w:rFonts w:hint="eastAsia" w:ascii="Times New Roman" w:hAnsi="Times New Roman" w:eastAsia="FangSong" w:cs="Times New Roman"/>
+        </w:rPr>
+        <w:t xml:space="preserve">点在连线下方</w:t>
+      </w:r>
+      <w:r>
+        <w:rPr>
+          <w:rFonts w:ascii="Times New Roman" w:hAnsi="Times New Roman" w:eastAsia="Times New Roman" w:cs="Times New Roman"/>
+        </w:rPr>
+        <w:t xml:space="preserve"> → </w:t>
+      </w:r>
+      <w:r>
+        <w:rPr>
+          <w:rFonts w:hint="eastAsia" w:ascii="Times New Roman" w:hAnsi="Times New Roman" w:eastAsia="FangSong" w:cs="Times New Roman"/>
+        </w:rPr>
+        <w:t xml:space="preserve">相对稳定</w:t>
+      </w:r>
+      <w:r>
+        <w:rPr>
+          <w:rFonts w:ascii="Times New Roman" w:hAnsi="Times New Roman" w:eastAsia="Times New Roman" w:cs="Times New Roman"/>
+        </w:rPr>
+        <w:t xml:space="preserve"> </w:t>
+      </w:r>
+      <w:r>
+        <w:rPr>
+          <w:rFonts w:ascii="Times New Roman" w:hAnsi="Times New Roman" w:eastAsia="Times New Roman" w:cs="Times New Roman"/>
+        </w:rPr>
+        <w:t xml:space="preserve">- </w:t>
+      </w:r>
+      <w:r>
+        <w:rPr>
+          <w:rFonts w:hint="eastAsia" w:ascii="Times New Roman" w:hAnsi="Times New Roman" w:eastAsia="FangSong" w:cs="Times New Roman"/>
+        </w:rPr>
+        <w:t xml:space="preserve">曲线凸起部分</w:t>
+      </w:r>
+      <w:r>
+        <w:rPr>
+          <w:rFonts w:ascii="Times New Roman" w:hAnsi="Times New Roman" w:eastAsia="Times New Roman" w:cs="Times New Roman"/>
+        </w:rPr>
+        <w:t xml:space="preserve"> → </w:t>
+      </w:r>
+      <w:r>
+        <w:rPr>
+          <w:rFonts w:hint="eastAsia" w:ascii="Times New Roman" w:hAnsi="Times New Roman" w:eastAsia="FangSong" w:cs="Times New Roman"/>
+        </w:rPr>
+        <w:t xml:space="preserve">热力学不稳定</w:t>
+      </w:r>
     </w:p>
     <w:p>
       <w:pPr>
-        <w:pStyle w:val="SourceCode"/>
-      </w:pPr>
-      <w:r>
-        <w:rPr>
-          <w:rStyle w:val="VerbatimChar"/>
-          <w:rFonts w:ascii="SimSun" w:hAnsi="SimSun" w:eastAsia="SimSun" w:cs="SimSun"/>
-        </w:rPr>
-        <w:t xml:space="preserve">Frost </w:t>
-      </w:r>
-      <w:r>
-        <w:rPr>
-          <w:rStyle w:val="VerbatimChar"/>
-          <w:rFonts w:hint="eastAsia" w:ascii="SimSun" w:hAnsi="SimSun" w:eastAsia="SimSun" w:cs="SimSun"/>
-        </w:rPr>
-        <w:t>图上</w:t>
-      </w:r>
-      <w:r>
-        <w:rPr>
-          <w:rStyle w:val="VerbatimChar"/>
-          <w:rFonts w:hint="eastAsia" w:ascii="SimSun" w:hAnsi="SimSun" w:eastAsia="SimSun" w:cs="SimSun"/>
-        </w:rPr>
-        <w:t>：</w:t>
-      </w:r>
-      <w:r>
-        <w:rPr>
-          <w:rFonts w:ascii="SimSun" w:hAnsi="SimSun" w:eastAsia="SimSun" w:cs="SimSun"/>
-        </w:rPr>
-        <w:br/>
-      </w:r>
-      <w:r>
-        <w:rPr>
-          <w:rStyle w:val="VerbatimChar"/>
-          <w:rFonts w:ascii="SimSun" w:hAnsi="SimSun" w:eastAsia="SimSun" w:cs="SimSun"/>
-        </w:rPr>
-        <w:t xml:space="preserve">  </w:t>
-      </w:r>
-      <w:r>
-        <w:rPr>
-          <w:rStyle w:val="VerbatimChar"/>
-          <w:rFonts w:hint="eastAsia" w:ascii="SimSun" w:hAnsi="SimSun" w:eastAsia="SimSun" w:cs="SimSun"/>
-        </w:rPr>
-        <w:t xml:space="preserve">最低点</w:t>
-      </w:r>
-      <w:r>
-        <w:rPr>
-          <w:rStyle w:val="VerbatimChar"/>
-          <w:rFonts w:ascii="SimSun" w:hAnsi="SimSun" w:eastAsia="SimSun" w:cs="SimSun"/>
-        </w:rPr>
-        <w:t xml:space="preserve"> → </w:t>
-      </w:r>
-      <w:r>
-        <w:rPr>
-          <w:rStyle w:val="VerbatimChar"/>
-          <w:rFonts w:hint="eastAsia" w:ascii="SimSun" w:hAnsi="SimSun" w:eastAsia="SimSun" w:cs="SimSun"/>
-        </w:rPr>
-        <w:t xml:space="preserve">最稳定氧化态</w:t>
-      </w:r>
-      <w:r>
-        <w:rPr>
-          <w:rFonts w:ascii="SimSun" w:hAnsi="SimSun" w:eastAsia="SimSun" w:cs="SimSun"/>
-        </w:rPr>
-        <w:br/>
-      </w:r>
-      <w:r>
-        <w:rPr>
-          <w:rStyle w:val="VerbatimChar"/>
-          <w:rFonts w:ascii="SimSun" w:hAnsi="SimSun" w:eastAsia="SimSun" w:cs="SimSun"/>
-        </w:rPr>
-        <w:t xml:space="preserve">  </w:t>
-      </w:r>
-      <w:r>
-        <w:rPr>
-          <w:rStyle w:val="VerbatimChar"/>
-          <w:rFonts w:hint="eastAsia" w:ascii="SimSun" w:hAnsi="SimSun" w:eastAsia="SimSun" w:cs="SimSun"/>
-        </w:rPr>
-        <w:t xml:space="preserve">斜率最大</w:t>
-      </w:r>
-      <w:r>
-        <w:rPr>
-          <w:rStyle w:val="VerbatimChar"/>
-          <w:rFonts w:ascii="SimSun" w:hAnsi="SimSun" w:eastAsia="SimSun" w:cs="SimSun"/>
-        </w:rPr>
-        <w:t xml:space="preserve"> → </w:t>
-      </w:r>
-      <w:r>
-        <w:rPr>
-          <w:rStyle w:val="VerbatimChar"/>
-          <w:rFonts w:hint="eastAsia" w:ascii="SimSun" w:hAnsi="SimSun" w:eastAsia="SimSun" w:cs="SimSun"/>
-        </w:rPr>
-        <w:t xml:space="preserve">最强氧化剂</w:t>
-      </w:r>
-      <w:r>
-        <w:rPr>
-          <w:rFonts w:ascii="SimSun" w:hAnsi="SimSun" w:eastAsia="SimSun" w:cs="SimSun"/>
-        </w:rPr>
-        <w:br/>
-      </w:r>
-      <w:r>
-        <w:rPr>
-          <w:rStyle w:val="VerbatimChar"/>
-          <w:rFonts w:ascii="SimSun" w:hAnsi="SimSun" w:eastAsia="SimSun" w:cs="SimSun"/>
-        </w:rPr>
-        <w:t xml:space="preserve">  </w:t>
-      </w:r>
-      <w:r>
-        <w:rPr>
-          <w:rStyle w:val="VerbatimChar"/>
-          <w:rFonts w:hint="eastAsia" w:ascii="SimSun" w:hAnsi="SimSun" w:eastAsia="SimSun" w:cs="SimSun"/>
-        </w:rPr>
-        <w:t xml:space="preserve">点在线之上</w:t>
-      </w:r>
-      <w:r>
-        <w:rPr>
-          <w:rStyle w:val="VerbatimChar"/>
-          <w:rFonts w:ascii="SimSun" w:hAnsi="SimSun" w:eastAsia="SimSun" w:cs="SimSun"/>
-        </w:rPr>
-        <w:t xml:space="preserve"> → </w:t>
-      </w:r>
-      <w:r>
-        <w:rPr>
-          <w:rStyle w:val="VerbatimChar"/>
-          <w:rFonts w:hint="eastAsia" w:ascii="SimSun" w:hAnsi="SimSun" w:eastAsia="SimSun" w:cs="SimSun"/>
-        </w:rPr>
-        <w:t>易歧化</w:t>
-      </w:r>
-      <w:r>
-        <w:rPr>
-          <w:rStyle w:val="VerbatimChar"/>
-          <w:rFonts w:hint="eastAsia" w:ascii="SimSun" w:hAnsi="SimSun" w:eastAsia="SimSun" w:cs="SimSun"/>
-        </w:rPr>
-        <w:t>（</w:t>
-      </w:r>
-      <w:r>
-        <w:rPr>
-          <w:rStyle w:val="VerbatimChar"/>
-          <w:rFonts w:hint="eastAsia" w:ascii="SimSun" w:hAnsi="SimSun" w:eastAsia="SimSun" w:cs="SimSun"/>
-        </w:rPr>
-        <w:t>热力学不稳定</w:t>
-      </w:r>
-      <w:r>
-        <w:rPr>
-          <w:rStyle w:val="VerbatimChar"/>
-          <w:rFonts w:hint="eastAsia" w:ascii="SimSun" w:hAnsi="SimSun" w:eastAsia="SimSun" w:cs="SimSun"/>
-        </w:rPr>
-        <w:t>）</w:t>
-      </w:r>
-      <w:r>
-        <w:rPr>
-          <w:rFonts w:ascii="SimSun" w:hAnsi="SimSun" w:eastAsia="SimSun" w:cs="SimSun"/>
-        </w:rPr>
-        <w:br/>
-      </w:r>
-      <w:r>
-        <w:rPr>
-          <w:rStyle w:val="VerbatimChar"/>
-          <w:rFonts w:ascii="SimSun" w:hAnsi="SimSun" w:eastAsia="SimSun" w:cs="SimSun"/>
-        </w:rPr>
-        <w:t xml:space="preserve">  </w:t>
-      </w:r>
-      <w:r>
-        <w:rPr>
-          <w:rStyle w:val="VerbatimChar"/>
-          <w:rFonts w:hint="eastAsia" w:ascii="SimSun" w:hAnsi="SimSun" w:eastAsia="SimSun" w:cs="SimSun"/>
-        </w:rPr>
-        <w:t xml:space="preserve">点在连线下方</w:t>
-      </w:r>
-      <w:r>
-        <w:rPr>
-          <w:rStyle w:val="VerbatimChar"/>
-          <w:rFonts w:ascii="SimSun" w:hAnsi="SimSun" w:eastAsia="SimSun" w:cs="SimSun"/>
-        </w:rPr>
-        <w:t xml:space="preserve"> → </w:t>
-      </w:r>
-      <w:r>
-        <w:rPr>
-          <w:rStyle w:val="VerbatimChar"/>
-          <w:rFonts w:hint="eastAsia" w:ascii="SimSun" w:hAnsi="SimSun" w:eastAsia="SimSun" w:cs="SimSun"/>
-        </w:rPr>
-        <w:t xml:space="preserve">相对稳定</w:t>
-      </w:r>
-      <w:r>
-        <w:rPr>
-          <w:rFonts w:ascii="SimSun" w:hAnsi="SimSun" w:eastAsia="SimSun" w:cs="SimSun"/>
-        </w:rPr>
-        <w:br/>
-      </w:r>
-      <w:r>
-        <w:rPr>
-          <w:rStyle w:val="VerbatimChar"/>
-          <w:rFonts w:ascii="SimSun" w:hAnsi="SimSun" w:eastAsia="SimSun" w:cs="SimSun"/>
-        </w:rPr>
-        <w:t xml:space="preserve">  </w:t>
-      </w:r>
-      <w:r>
-        <w:rPr>
-          <w:rStyle w:val="VerbatimChar"/>
-          <w:rFonts w:hint="eastAsia" w:ascii="SimSun" w:hAnsi="SimSun" w:eastAsia="SimSun" w:cs="SimSun"/>
-        </w:rPr>
-        <w:t xml:space="preserve">曲线凸起部分</w:t>
-      </w:r>
-      <w:r>
-        <w:rPr>
-          <w:rStyle w:val="VerbatimChar"/>
-          <w:rFonts w:ascii="SimSun" w:hAnsi="SimSun" w:eastAsia="SimSun" w:cs="SimSun"/>
-        </w:rPr>
-        <w:t xml:space="preserve"> → </w:t>
-      </w:r>
-      <w:r>
-        <w:rPr>
-          <w:rStyle w:val="VerbatimChar"/>
-          <w:rFonts w:hint="eastAsia" w:ascii="SimSun" w:hAnsi="SimSun" w:eastAsia="SimSun" w:cs="SimSun"/>
-        </w:rPr>
-        <w:t xml:space="preserve">热力学不稳定</w:t>
-      </w:r>
-    </w:p>
-    <w:p>
-      <w:pPr>
-        <w:pStyle w:val="FirstParagraph"/>
+        <w:pStyle w:val="BodyText"/>
       </w:pPr>
       <w:r>
         <w:rPr>

--- a/06-学生侧材料/讲义/元素与分析/元素化学深度-超级充实版（自学完整）.docx
+++ b/06-学生侧材料/讲义/元素与分析/元素化学深度-超级充实版（自学完整）.docx
@@ -1556,373 +1556,288 @@
     </w:p>
     <w:p>
       <w:pPr>
-        <w:pStyle w:val="SourceCode"/>
+        <w:pStyle w:val="Compact"/>
+        <w:numPr>
+          <w:ilvl w:val="0"/>
+          <w:numId w:val="1001"/>
+        </w:numPr>
       </w:pPr>
       <w:r>
         <w:rPr>
-          <w:rStyle w:val="VerbatimChar"/>
-          <w:rFonts w:hint="eastAsia" w:ascii="SimSun" w:hAnsi="SimSun" w:eastAsia="SimSun" w:cs="SimSun"/>
+          <w:rFonts w:hint="eastAsia" w:ascii="Times New Roman" w:hAnsi="Times New Roman" w:eastAsia="FangSong" w:cs="Times New Roman"/>
         </w:rPr>
         <w:t>材料</w:t>
       </w:r>
       <w:r>
         <w:rPr>
-          <w:rStyle w:val="VerbatimChar"/>
-          <w:rFonts w:hint="eastAsia" w:ascii="SimSun" w:hAnsi="SimSun" w:eastAsia="SimSun" w:cs="SimSun"/>
+          <w:rFonts w:hint="eastAsia" w:ascii="Times New Roman" w:hAnsi="Times New Roman" w:eastAsia="Times New Roman" w:cs="Times New Roman"/>
         </w:rPr>
         <w:t>/</w:t>
       </w:r>
       <w:r>
         <w:rPr>
-          <w:rStyle w:val="VerbatimChar"/>
-          <w:rFonts w:hint="eastAsia" w:ascii="SimSun" w:hAnsi="SimSun" w:eastAsia="SimSun" w:cs="SimSun"/>
+          <w:rFonts w:hint="eastAsia" w:ascii="Times New Roman" w:hAnsi="Times New Roman" w:eastAsia="FangSong" w:cs="Times New Roman"/>
         </w:rPr>
         <w:t>题干线索</w:t>
       </w:r>
-      <w:r>
-        <w:rPr>
-          <w:rFonts w:ascii="SimSun" w:hAnsi="SimSun" w:eastAsia="SimSun" w:cs="SimSun"/>
-        </w:rPr>
-        <w:br/>
-      </w:r>
-      <w:r>
-        <w:rPr>
-          <w:rStyle w:val="VerbatimChar"/>
-          <w:rFonts w:ascii="SimSun" w:hAnsi="SimSun" w:eastAsia="SimSun" w:cs="SimSun"/>
-        </w:rPr>
-        <w:t xml:space="preserve">  ↓</w:t>
-      </w:r>
-      <w:r>
-        <w:rPr>
-          <w:rFonts w:ascii="SimSun" w:hAnsi="SimSun" w:eastAsia="SimSun" w:cs="SimSun"/>
-        </w:rPr>
-        <w:br/>
-      </w:r>
-      <w:r>
-        <w:rPr>
-          <w:rStyle w:val="VerbatimChar"/>
-          <w:rFonts w:hint="eastAsia" w:ascii="SimSun" w:hAnsi="SimSun" w:eastAsia="SimSun" w:cs="SimSun"/>
+    </w:p>
+    <w:p>
+      <w:pPr>
+        <w:pStyle w:val="Compact"/>
+        <w:numPr>
+          <w:ilvl w:val="0"/>
+          <w:numId w:val="1001"/>
+        </w:numPr>
+      </w:pPr>
+      <w:r>
+        <w:rPr>
+          <w:rFonts w:hint="eastAsia" w:ascii="Times New Roman" w:hAnsi="Times New Roman" w:eastAsia="FangSong" w:cs="Times New Roman"/>
         </w:rPr>
         <w:t>物理性质</w:t>
       </w:r>
       <w:r>
         <w:rPr>
-          <w:rStyle w:val="VerbatimChar"/>
-          <w:rFonts w:hint="eastAsia" w:ascii="SimSun" w:hAnsi="SimSun" w:eastAsia="SimSun" w:cs="SimSun"/>
+          <w:rFonts w:hint="eastAsia" w:ascii="Times New Roman" w:hAnsi="Times New Roman" w:eastAsia="Times New Roman" w:cs="Times New Roman"/>
         </w:rPr>
         <w:t>：</w:t>
       </w:r>
       <w:r>
         <w:rPr>
-          <w:rStyle w:val="VerbatimChar"/>
-          <w:rFonts w:hint="eastAsia" w:ascii="SimSun" w:hAnsi="SimSun" w:eastAsia="SimSun" w:cs="SimSun"/>
+          <w:rFonts w:hint="eastAsia" w:ascii="Times New Roman" w:hAnsi="Times New Roman" w:eastAsia="FangSong" w:cs="Times New Roman"/>
         </w:rPr>
         <w:t>颜色</w:t>
       </w:r>
       <w:r>
         <w:rPr>
-          <w:rStyle w:val="VerbatimChar"/>
-          <w:rFonts w:ascii="SimSun" w:hAnsi="SimSun" w:eastAsia="SimSun" w:cs="SimSun"/>
+          <w:rFonts w:ascii="Times New Roman" w:hAnsi="Times New Roman" w:eastAsia="Times New Roman" w:cs="Times New Roman"/>
         </w:rPr>
         <w:t xml:space="preserve"> / </w:t>
       </w:r>
       <w:r>
         <w:rPr>
-          <w:rStyle w:val="VerbatimChar"/>
-          <w:rFonts w:hint="eastAsia" w:ascii="SimSun" w:hAnsi="SimSun" w:eastAsia="SimSun" w:cs="SimSun"/>
+          <w:rFonts w:hint="eastAsia" w:ascii="Times New Roman" w:hAnsi="Times New Roman" w:eastAsia="FangSong" w:cs="Times New Roman"/>
         </w:rPr>
         <w:t xml:space="preserve">挥发性</w:t>
       </w:r>
       <w:r>
         <w:rPr>
-          <w:rStyle w:val="VerbatimChar"/>
-          <w:rFonts w:ascii="SimSun" w:hAnsi="SimSun" w:eastAsia="SimSun" w:cs="SimSun"/>
+          <w:rFonts w:ascii="Times New Roman" w:hAnsi="Times New Roman" w:eastAsia="Times New Roman" w:cs="Times New Roman"/>
         </w:rPr>
         <w:t xml:space="preserve"> / </w:t>
       </w:r>
       <w:r>
         <w:rPr>
-          <w:rStyle w:val="VerbatimChar"/>
-          <w:rFonts w:hint="eastAsia" w:ascii="SimSun" w:hAnsi="SimSun" w:eastAsia="SimSun" w:cs="SimSun"/>
+          <w:rFonts w:hint="eastAsia" w:ascii="Times New Roman" w:hAnsi="Times New Roman" w:eastAsia="FangSong" w:cs="Times New Roman"/>
         </w:rPr>
         <w:t xml:space="preserve">熔点</w:t>
       </w:r>
       <w:r>
         <w:rPr>
-          <w:rStyle w:val="VerbatimChar"/>
-          <w:rFonts w:ascii="SimSun" w:hAnsi="SimSun" w:eastAsia="SimSun" w:cs="SimSun"/>
+          <w:rFonts w:ascii="Times New Roman" w:hAnsi="Times New Roman" w:eastAsia="Times New Roman" w:cs="Times New Roman"/>
         </w:rPr>
         <w:t xml:space="preserve"> / </w:t>
       </w:r>
       <w:r>
         <w:rPr>
-          <w:rStyle w:val="VerbatimChar"/>
-          <w:rFonts w:hint="eastAsia" w:ascii="SimSun" w:hAnsi="SimSun" w:eastAsia="SimSun" w:cs="SimSun"/>
+          <w:rFonts w:hint="eastAsia" w:ascii="Times New Roman" w:hAnsi="Times New Roman" w:eastAsia="FangSong" w:cs="Times New Roman"/>
         </w:rPr>
         <w:t xml:space="preserve">磁性</w:t>
       </w:r>
-      <w:r>
-        <w:rPr>
-          <w:rFonts w:ascii="SimSun" w:hAnsi="SimSun" w:eastAsia="SimSun" w:cs="SimSun"/>
-        </w:rPr>
-        <w:br/>
-      </w:r>
-      <w:r>
-        <w:rPr>
-          <w:rStyle w:val="VerbatimChar"/>
-          <w:rFonts w:ascii="SimSun" w:hAnsi="SimSun" w:eastAsia="SimSun" w:cs="SimSun"/>
-        </w:rPr>
-        <w:t xml:space="preserve">  ↓</w:t>
-      </w:r>
-      <w:r>
-        <w:rPr>
-          <w:rFonts w:ascii="SimSun" w:hAnsi="SimSun" w:eastAsia="SimSun" w:cs="SimSun"/>
-        </w:rPr>
-        <w:br/>
-      </w:r>
-      <w:r>
-        <w:rPr>
-          <w:rStyle w:val="VerbatimChar"/>
-          <w:rFonts w:hint="eastAsia" w:ascii="SimSun" w:hAnsi="SimSun" w:eastAsia="SimSun" w:cs="SimSun"/>
+    </w:p>
+    <w:p>
+      <w:pPr>
+        <w:pStyle w:val="Compact"/>
+        <w:numPr>
+          <w:ilvl w:val="0"/>
+          <w:numId w:val="1001"/>
+        </w:numPr>
+      </w:pPr>
+      <w:r>
+        <w:rPr>
+          <w:rFonts w:hint="eastAsia" w:ascii="Times New Roman" w:hAnsi="Times New Roman" w:eastAsia="FangSong" w:cs="Times New Roman"/>
         </w:rPr>
         <w:t>结构线索</w:t>
       </w:r>
       <w:r>
         <w:rPr>
-          <w:rStyle w:val="VerbatimChar"/>
-          <w:rFonts w:hint="eastAsia" w:ascii="SimSun" w:hAnsi="SimSun" w:eastAsia="SimSun" w:cs="SimSun"/>
+          <w:rFonts w:hint="eastAsia" w:ascii="Times New Roman" w:hAnsi="Times New Roman" w:eastAsia="Times New Roman" w:cs="Times New Roman"/>
         </w:rPr>
         <w:t>：</w:t>
       </w:r>
       <w:r>
         <w:rPr>
-          <w:rStyle w:val="VerbatimChar"/>
-          <w:rFonts w:hint="eastAsia" w:ascii="SimSun" w:hAnsi="SimSun" w:eastAsia="SimSun" w:cs="SimSun"/>
+          <w:rFonts w:hint="eastAsia" w:ascii="Times New Roman" w:hAnsi="Times New Roman" w:eastAsia="FangSong" w:cs="Times New Roman"/>
         </w:rPr>
         <w:t>配位数</w:t>
       </w:r>
       <w:r>
         <w:rPr>
-          <w:rStyle w:val="VerbatimChar"/>
-          <w:rFonts w:ascii="SimSun" w:hAnsi="SimSun" w:eastAsia="SimSun" w:cs="SimSun"/>
+          <w:rFonts w:ascii="Times New Roman" w:hAnsi="Times New Roman" w:eastAsia="Times New Roman" w:cs="Times New Roman"/>
         </w:rPr>
         <w:t xml:space="preserve"> / </w:t>
       </w:r>
       <w:r>
         <w:rPr>
-          <w:rStyle w:val="VerbatimChar"/>
-          <w:rFonts w:hint="eastAsia" w:ascii="SimSun" w:hAnsi="SimSun" w:eastAsia="SimSun" w:cs="SimSun"/>
+          <w:rFonts w:hint="eastAsia" w:ascii="Times New Roman" w:hAnsi="Times New Roman" w:eastAsia="FangSong" w:cs="Times New Roman"/>
         </w:rPr>
         <w:t xml:space="preserve">多面体</w:t>
       </w:r>
       <w:r>
         <w:rPr>
-          <w:rStyle w:val="VerbatimChar"/>
-          <w:rFonts w:ascii="SimSun" w:hAnsi="SimSun" w:eastAsia="SimSun" w:cs="SimSun"/>
+          <w:rFonts w:ascii="Times New Roman" w:hAnsi="Times New Roman" w:eastAsia="Times New Roman" w:cs="Times New Roman"/>
         </w:rPr>
         <w:t xml:space="preserve"> / </w:t>
       </w:r>
       <w:r>
         <w:rPr>
-          <w:rStyle w:val="VerbatimChar"/>
-          <w:rFonts w:hint="eastAsia" w:ascii="SimSun" w:hAnsi="SimSun" w:eastAsia="SimSun" w:cs="SimSun"/>
+          <w:rFonts w:hint="eastAsia" w:ascii="Times New Roman" w:hAnsi="Times New Roman" w:eastAsia="FangSong" w:cs="Times New Roman"/>
         </w:rPr>
         <w:t xml:space="preserve">桥联方式</w:t>
       </w:r>
       <w:r>
         <w:rPr>
-          <w:rStyle w:val="VerbatimChar"/>
-          <w:rFonts w:ascii="SimSun" w:hAnsi="SimSun" w:eastAsia="SimSun" w:cs="SimSun"/>
+          <w:rFonts w:ascii="Times New Roman" w:hAnsi="Times New Roman" w:eastAsia="Times New Roman" w:cs="Times New Roman"/>
         </w:rPr>
         <w:t xml:space="preserve"> / </w:t>
       </w:r>
       <w:r>
         <w:rPr>
-          <w:rStyle w:val="VerbatimChar"/>
-          <w:rFonts w:hint="eastAsia" w:ascii="SimSun" w:hAnsi="SimSun" w:eastAsia="SimSun" w:cs="SimSun"/>
+          <w:rFonts w:hint="eastAsia" w:ascii="Times New Roman" w:hAnsi="Times New Roman" w:eastAsia="FangSong" w:cs="Times New Roman"/>
         </w:rPr>
         <w:t xml:space="preserve">晶型</w:t>
       </w:r>
-      <w:r>
-        <w:rPr>
-          <w:rFonts w:ascii="SimSun" w:hAnsi="SimSun" w:eastAsia="SimSun" w:cs="SimSun"/>
-        </w:rPr>
-        <w:br/>
-      </w:r>
-      <w:r>
-        <w:rPr>
-          <w:rStyle w:val="VerbatimChar"/>
-          <w:rFonts w:ascii="SimSun" w:hAnsi="SimSun" w:eastAsia="SimSun" w:cs="SimSun"/>
-        </w:rPr>
-        <w:t xml:space="preserve">  ↓</w:t>
-      </w:r>
-      <w:r>
-        <w:rPr>
-          <w:rFonts w:ascii="SimSun" w:hAnsi="SimSun" w:eastAsia="SimSun" w:cs="SimSun"/>
-        </w:rPr>
-        <w:br/>
-      </w:r>
-      <w:r>
-        <w:rPr>
-          <w:rStyle w:val="VerbatimChar"/>
-          <w:rFonts w:hint="eastAsia" w:ascii="SimSun" w:hAnsi="SimSun" w:eastAsia="SimSun" w:cs="SimSun"/>
+    </w:p>
+    <w:p>
+      <w:pPr>
+        <w:pStyle w:val="Compact"/>
+        <w:numPr>
+          <w:ilvl w:val="0"/>
+          <w:numId w:val="1001"/>
+        </w:numPr>
+      </w:pPr>
+      <w:r>
+        <w:rPr>
+          <w:rFonts w:hint="eastAsia" w:ascii="Times New Roman" w:hAnsi="Times New Roman" w:eastAsia="FangSong" w:cs="Times New Roman"/>
         </w:rPr>
         <w:t>电子与价态</w:t>
       </w:r>
       <w:r>
         <w:rPr>
-          <w:rStyle w:val="VerbatimChar"/>
-          <w:rFonts w:hint="eastAsia" w:ascii="SimSun" w:hAnsi="SimSun" w:eastAsia="SimSun" w:cs="SimSun"/>
+          <w:rFonts w:hint="eastAsia" w:ascii="Times New Roman" w:hAnsi="Times New Roman" w:eastAsia="Times New Roman" w:cs="Times New Roman"/>
         </w:rPr>
         <w:t>：d</w:t>
       </w:r>
       <w:r>
         <w:rPr>
-          <w:rStyle w:val="VerbatimChar"/>
-          <w:rFonts w:hint="eastAsia" w:ascii="SimSun" w:hAnsi="SimSun" w:eastAsia="SimSun" w:cs="SimSun"/>
+          <w:rFonts w:hint="eastAsia" w:ascii="Times New Roman" w:hAnsi="Times New Roman" w:eastAsia="FangSong" w:cs="Times New Roman"/>
         </w:rPr>
         <w:t>电子数</w:t>
       </w:r>
       <w:r>
         <w:rPr>
-          <w:rStyle w:val="VerbatimChar"/>
-          <w:rFonts w:ascii="SimSun" w:hAnsi="SimSun" w:eastAsia="SimSun" w:cs="SimSun"/>
+          <w:rFonts w:ascii="Times New Roman" w:hAnsi="Times New Roman" w:eastAsia="Times New Roman" w:cs="Times New Roman"/>
         </w:rPr>
         <w:t xml:space="preserve"> / </w:t>
       </w:r>
       <w:r>
         <w:rPr>
-          <w:rStyle w:val="VerbatimChar"/>
-          <w:rFonts w:hint="eastAsia" w:ascii="SimSun" w:hAnsi="SimSun" w:eastAsia="SimSun" w:cs="SimSun"/>
+          <w:rFonts w:hint="eastAsia" w:ascii="Times New Roman" w:hAnsi="Times New Roman" w:eastAsia="FangSong" w:cs="Times New Roman"/>
         </w:rPr>
         <w:t xml:space="preserve">常见氧化态</w:t>
       </w:r>
       <w:r>
         <w:rPr>
-          <w:rStyle w:val="VerbatimChar"/>
-          <w:rFonts w:ascii="SimSun" w:hAnsi="SimSun" w:eastAsia="SimSun" w:cs="SimSun"/>
+          <w:rFonts w:ascii="Times New Roman" w:hAnsi="Times New Roman" w:eastAsia="Times New Roman" w:cs="Times New Roman"/>
         </w:rPr>
         <w:t xml:space="preserve"> / </w:t>
       </w:r>
       <w:r>
         <w:rPr>
-          <w:rStyle w:val="VerbatimChar"/>
-          <w:rFonts w:hint="eastAsia" w:ascii="SimSun" w:hAnsi="SimSun" w:eastAsia="SimSun" w:cs="SimSun"/>
+          <w:rFonts w:hint="eastAsia" w:ascii="Times New Roman" w:hAnsi="Times New Roman" w:eastAsia="FangSong" w:cs="Times New Roman"/>
         </w:rPr>
         <w:t xml:space="preserve">电子缺陷</w:t>
       </w:r>
       <w:r>
         <w:rPr>
-          <w:rStyle w:val="VerbatimChar"/>
-          <w:rFonts w:ascii="SimSun" w:hAnsi="SimSun" w:eastAsia="SimSun" w:cs="SimSun"/>
+          <w:rFonts w:ascii="Times New Roman" w:hAnsi="Times New Roman" w:eastAsia="Times New Roman" w:cs="Times New Roman"/>
         </w:rPr>
         <w:t xml:space="preserve"> / </w:t>
       </w:r>
       <w:r>
         <w:rPr>
-          <w:rStyle w:val="VerbatimChar"/>
-          <w:rFonts w:hint="eastAsia" w:ascii="SimSun" w:hAnsi="SimSun" w:eastAsia="SimSun" w:cs="SimSun"/>
+          <w:rFonts w:hint="eastAsia" w:ascii="Times New Roman" w:hAnsi="Times New Roman" w:eastAsia="FangSong" w:cs="Times New Roman"/>
         </w:rPr>
         <w:t xml:space="preserve">成键类型</w:t>
       </w:r>
-      <w:r>
-        <w:rPr>
-          <w:rFonts w:ascii="SimSun" w:hAnsi="SimSun" w:eastAsia="SimSun" w:cs="SimSun"/>
-        </w:rPr>
-        <w:br/>
-      </w:r>
-      <w:r>
-        <w:rPr>
-          <w:rStyle w:val="VerbatimChar"/>
-          <w:rFonts w:ascii="SimSun" w:hAnsi="SimSun" w:eastAsia="SimSun" w:cs="SimSun"/>
-        </w:rPr>
-        <w:t xml:space="preserve">  ↓</w:t>
-      </w:r>
-      <w:r>
-        <w:rPr>
-          <w:rFonts w:ascii="SimSun" w:hAnsi="SimSun" w:eastAsia="SimSun" w:cs="SimSun"/>
-        </w:rPr>
-        <w:br/>
-      </w:r>
-      <w:r>
-        <w:rPr>
-          <w:rStyle w:val="VerbatimChar"/>
-          <w:rFonts w:hint="eastAsia" w:ascii="SimSun" w:hAnsi="SimSun" w:eastAsia="SimSun" w:cs="SimSun"/>
+    </w:p>
+    <w:p>
+      <w:pPr>
+        <w:pStyle w:val="Compact"/>
+        <w:numPr>
+          <w:ilvl w:val="0"/>
+          <w:numId w:val="1001"/>
+        </w:numPr>
+      </w:pPr>
+      <w:r>
+        <w:rPr>
+          <w:rFonts w:hint="eastAsia" w:ascii="Times New Roman" w:hAnsi="Times New Roman" w:eastAsia="FangSong" w:cs="Times New Roman"/>
         </w:rPr>
         <w:t>热力学与稳定性</w:t>
       </w:r>
       <w:r>
         <w:rPr>
-          <w:rStyle w:val="VerbatimChar"/>
-          <w:rFonts w:hint="eastAsia" w:ascii="SimSun" w:hAnsi="SimSun" w:eastAsia="SimSun" w:cs="SimSun"/>
+          <w:rFonts w:hint="eastAsia" w:ascii="Times New Roman" w:hAnsi="Times New Roman" w:eastAsia="Times New Roman" w:cs="Times New Roman"/>
         </w:rPr>
         <w:t>：HSAB</w:t>
       </w:r>
       <w:r>
         <w:rPr>
-          <w:rStyle w:val="VerbatimChar"/>
-          <w:rFonts w:ascii="SimSun" w:hAnsi="SimSun" w:eastAsia="SimSun" w:cs="SimSun"/>
+          <w:rFonts w:ascii="Times New Roman" w:hAnsi="Times New Roman" w:eastAsia="Times New Roman" w:cs="Times New Roman"/>
         </w:rPr>
         <w:t xml:space="preserve"> / </w:t>
       </w:r>
       <w:r>
         <w:rPr>
-          <w:rStyle w:val="VerbatimChar"/>
-          <w:rFonts w:hint="eastAsia" w:ascii="SimSun" w:hAnsi="SimSun" w:eastAsia="SimSun" w:cs="SimSun"/>
+          <w:rFonts w:hint="eastAsia" w:ascii="Times New Roman" w:hAnsi="Times New Roman" w:eastAsia="FangSong" w:cs="Times New Roman"/>
         </w:rPr>
         <w:t xml:space="preserve">晶格能</w:t>
       </w:r>
       <w:r>
         <w:rPr>
-          <w:rStyle w:val="VerbatimChar"/>
-          <w:rFonts w:ascii="SimSun" w:hAnsi="SimSun" w:eastAsia="SimSun" w:cs="SimSun"/>
+          <w:rFonts w:ascii="Times New Roman" w:hAnsi="Times New Roman" w:eastAsia="Times New Roman" w:cs="Times New Roman"/>
         </w:rPr>
         <w:t xml:space="preserve"> / </w:t>
       </w:r>
       <w:r>
         <w:rPr>
-          <w:rStyle w:val="VerbatimChar"/>
-          <w:rFonts w:hint="eastAsia" w:ascii="SimSun" w:hAnsi="SimSun" w:eastAsia="SimSun" w:cs="SimSun"/>
+          <w:rFonts w:hint="eastAsia" w:ascii="Times New Roman" w:hAnsi="Times New Roman" w:eastAsia="FangSong" w:cs="Times New Roman"/>
         </w:rPr>
         <w:t xml:space="preserve">水解趋势</w:t>
       </w:r>
       <w:r>
         <w:rPr>
-          <w:rStyle w:val="VerbatimChar"/>
-          <w:rFonts w:ascii="SimSun" w:hAnsi="SimSun" w:eastAsia="SimSun" w:cs="SimSun"/>
+          <w:rFonts w:ascii="Times New Roman" w:hAnsi="Times New Roman" w:eastAsia="Times New Roman" w:cs="Times New Roman"/>
         </w:rPr>
         <w:t xml:space="preserve"> / </w:t>
       </w:r>
       <w:r>
         <w:rPr>
-          <w:rStyle w:val="VerbatimChar"/>
-          <w:rFonts w:hint="eastAsia" w:ascii="SimSun" w:hAnsi="SimSun" w:eastAsia="SimSun" w:cs="SimSun"/>
+          <w:rFonts w:hint="eastAsia" w:ascii="Times New Roman" w:hAnsi="Times New Roman" w:eastAsia="FangSong" w:cs="Times New Roman"/>
         </w:rPr>
         <w:t xml:space="preserve">歧化倾向</w:t>
       </w:r>
-      <w:r>
-        <w:rPr>
-          <w:rFonts w:ascii="SimSun" w:hAnsi="SimSun" w:eastAsia="SimSun" w:cs="SimSun"/>
-        </w:rPr>
-        <w:br/>
-      </w:r>
-      <w:r>
-        <w:rPr>
-          <w:rStyle w:val="VerbatimChar"/>
-          <w:rFonts w:ascii="SimSun" w:hAnsi="SimSun" w:eastAsia="SimSun" w:cs="SimSun"/>
-        </w:rPr>
-        <w:t xml:space="preserve">  ↓</w:t>
-      </w:r>
-      <w:r>
-        <w:rPr>
-          <w:rFonts w:ascii="SimSun" w:hAnsi="SimSun" w:eastAsia="SimSun" w:cs="SimSun"/>
-        </w:rPr>
-        <w:br/>
-      </w:r>
-      <w:r>
-        <w:rPr>
-          <w:rStyle w:val="VerbatimChar"/>
-          <w:rFonts w:hint="eastAsia" w:ascii="SimSun" w:hAnsi="SimSun" w:eastAsia="SimSun" w:cs="SimSun"/>
+    </w:p>
+    <w:p>
+      <w:pPr>
+        <w:pStyle w:val="Compact"/>
+        <w:numPr>
+          <w:ilvl w:val="0"/>
+          <w:numId w:val="1001"/>
+        </w:numPr>
+      </w:pPr>
+      <w:r>
+        <w:rPr>
+          <w:rFonts w:hint="eastAsia" w:ascii="Times New Roman" w:hAnsi="Times New Roman" w:eastAsia="FangSong" w:cs="Times New Roman"/>
         </w:rPr>
         <w:t xml:space="preserve">方程式与结论</w:t>
       </w:r>
@@ -9948,7 +9863,7 @@
         <w:pStyle w:val="Compact"/>
         <w:numPr>
           <w:ilvl w:val="0"/>
-          <w:numId w:val="1001"/>
+          <w:numId w:val="1002"/>
         </w:numPr>
       </w:pPr>
       <w:r>
@@ -10039,7 +9954,7 @@
         <w:pStyle w:val="Compact"/>
         <w:numPr>
           <w:ilvl w:val="0"/>
-          <w:numId w:val="1001"/>
+          <w:numId w:val="1002"/>
         </w:numPr>
       </w:pPr>
       <w:r>
@@ -10153,7 +10068,7 @@
         <w:pStyle w:val="Compact"/>
         <w:numPr>
           <w:ilvl w:val="0"/>
-          <w:numId w:val="1001"/>
+          <w:numId w:val="1002"/>
         </w:numPr>
       </w:pPr>
       <m:oMath>
@@ -25183,7 +25098,7 @@
         <w:pStyle w:val="Compact"/>
         <w:numPr>
           <w:ilvl w:val="0"/>
-          <w:numId w:val="1002"/>
+          <w:numId w:val="1003"/>
         </w:numPr>
       </w:pPr>
       <w:r>
@@ -25257,461 +25172,6 @@
           <w:rFonts w:hint="eastAsia" w:ascii="Times New Roman" w:hAnsi="Times New Roman" w:eastAsia="Times New Roman" w:cs="Times New Roman"/>
         </w:rPr>
         <w:t>）</w:t>
-      </w:r>
-    </w:p>
-    <w:p>
-      <w:pPr>
-        <w:pStyle w:val="Compact"/>
-        <w:numPr>
-          <w:ilvl w:val="0"/>
-          <w:numId w:val="1002"/>
-        </w:numPr>
-      </w:pPr>
-      <w:r>
-        <w:rPr>
-          <w:rFonts w:hint="eastAsia" w:ascii="Times New Roman" w:hAnsi="Times New Roman" w:eastAsia="FangSong" w:cs="Times New Roman"/>
-        </w:rPr>
-        <w:t xml:space="preserve">结构数据</w:t>
-      </w:r>
-      <w:r>
-        <w:rPr>
-          <w:rFonts w:ascii="Times New Roman" w:hAnsi="Times New Roman" w:eastAsia="Times New Roman" w:cs="Times New Roman"/>
-        </w:rPr>
-        <w:t xml:space="preserve"> → </w:t>
-      </w:r>
-      <w:r>
-        <w:rPr>
-          <w:rFonts w:hint="eastAsia" w:ascii="Times New Roman" w:hAnsi="Times New Roman" w:eastAsia="FangSong" w:cs="Times New Roman"/>
-        </w:rPr>
-        <w:t>缩小范围</w:t>
-      </w:r>
-      <w:r>
-        <w:rPr>
-          <w:rFonts w:hint="eastAsia" w:ascii="Times New Roman" w:hAnsi="Times New Roman" w:eastAsia="Times New Roman" w:cs="Times New Roman"/>
-        </w:rPr>
-        <w:t>（XRD/</w:t>
-      </w:r>
-      <w:r>
-        <w:rPr>
-          <w:rFonts w:hint="eastAsia" w:ascii="Times New Roman" w:hAnsi="Times New Roman" w:eastAsia="FangSong" w:cs="Times New Roman"/>
-        </w:rPr>
-        <w:t>光谱</w:t>
-      </w:r>
-      <w:r>
-        <w:rPr>
-          <w:rFonts w:hint="eastAsia" w:ascii="Times New Roman" w:hAnsi="Times New Roman" w:eastAsia="Times New Roman" w:cs="Times New Roman"/>
-        </w:rPr>
-        <w:t>/VSEPR/</w:t>
-      </w:r>
-      <w:r>
-        <w:rPr>
-          <w:rFonts w:hint="eastAsia" w:ascii="Times New Roman" w:hAnsi="Times New Roman" w:eastAsia="FangSong" w:cs="Times New Roman"/>
-        </w:rPr>
-        <w:t>磁矩</w:t>
-      </w:r>
-      <w:r>
-        <w:rPr>
-          <w:rFonts w:ascii="Times New Roman" w:hAnsi="Times New Roman" w:eastAsia="Times New Roman" w:cs="Times New Roman"/>
-        </w:rPr>
-        <w:t xml:space="preserve"> → </w:t>
-      </w:r>
-      <w:r>
-        <w:rPr>
-          <w:rFonts w:hint="eastAsia" w:ascii="Times New Roman" w:hAnsi="Times New Roman" w:eastAsia="FangSong" w:cs="Times New Roman"/>
-        </w:rPr>
-        <w:t>构型</w:t>
-      </w:r>
-      <w:r>
-        <w:rPr>
-          <w:rFonts w:hint="eastAsia" w:ascii="Times New Roman" w:hAnsi="Times New Roman" w:eastAsia="Times New Roman" w:cs="Times New Roman"/>
-        </w:rPr>
-        <w:t>/</w:t>
-      </w:r>
-      <w:r>
-        <w:rPr>
-          <w:rFonts w:hint="eastAsia" w:ascii="Times New Roman" w:hAnsi="Times New Roman" w:eastAsia="FangSong" w:cs="Times New Roman"/>
-        </w:rPr>
-        <w:t>配位数</w:t>
-      </w:r>
-      <w:r>
-        <w:rPr>
-          <w:rFonts w:hint="eastAsia" w:ascii="Times New Roman" w:hAnsi="Times New Roman" w:eastAsia="Times New Roman" w:cs="Times New Roman"/>
-        </w:rPr>
-        <w:t>/d</w:t>
-      </w:r>
-      <w:r>
-        <w:rPr>
-          <w:rFonts w:hint="eastAsia" w:ascii="Times New Roman" w:hAnsi="Times New Roman" w:eastAsia="Times New Roman" w:cs="Times New Roman"/>
-          <w:vertAlign w:val="superscript"/>
-        </w:rPr>
-        <w:t>n</w:t>
-      </w:r>
-      <w:r>
-        <w:rPr>
-          <w:rFonts w:hint="eastAsia" w:ascii="Times New Roman" w:hAnsi="Times New Roman" w:eastAsia="Times New Roman" w:cs="Times New Roman"/>
-        </w:rPr>
-        <w:t>）</w:t>
-      </w:r>
-    </w:p>
-    <w:p>
-      <w:pPr>
-        <w:pStyle w:val="Compact"/>
-        <w:numPr>
-          <w:ilvl w:val="0"/>
-          <w:numId w:val="1002"/>
-        </w:numPr>
-      </w:pPr>
-      <w:r>
-        <w:rPr>
-          <w:rFonts w:hint="eastAsia" w:ascii="Times New Roman" w:hAnsi="Times New Roman" w:eastAsia="FangSong" w:cs="Times New Roman"/>
-        </w:rPr>
-        <w:t xml:space="preserve">反应性</w:t>
-      </w:r>
-      <w:r>
-        <w:rPr>
-          <w:rFonts w:ascii="Times New Roman" w:hAnsi="Times New Roman" w:eastAsia="Times New Roman" w:cs="Times New Roman"/>
-        </w:rPr>
-        <w:t xml:space="preserve"> → </w:t>
-      </w:r>
-      <w:r>
-        <w:rPr>
-          <w:rFonts w:hint="eastAsia" w:ascii="Times New Roman" w:hAnsi="Times New Roman" w:eastAsia="FangSong" w:cs="Times New Roman"/>
-        </w:rPr>
-        <w:t>确认身份</w:t>
-      </w:r>
-      <w:r>
-        <w:rPr>
-          <w:rFonts w:hint="eastAsia" w:ascii="Times New Roman" w:hAnsi="Times New Roman" w:eastAsia="Times New Roman" w:cs="Times New Roman"/>
-        </w:rPr>
-        <w:t>（</w:t>
-      </w:r>
-      <w:r>
-        <w:rPr>
-          <w:rFonts w:hint="eastAsia" w:ascii="Times New Roman" w:hAnsi="Times New Roman" w:eastAsia="FangSong" w:cs="Times New Roman"/>
-        </w:rPr>
-        <w:t>特征反应</w:t>
-      </w:r>
-      <w:r>
-        <w:rPr>
-          <w:rFonts w:hint="eastAsia" w:ascii="Times New Roman" w:hAnsi="Times New Roman" w:eastAsia="Times New Roman" w:cs="Times New Roman"/>
-        </w:rPr>
-        <w:t>：</w:t>
-      </w:r>
-      <w:r>
-        <w:rPr>
-          <w:rFonts w:hint="eastAsia" w:ascii="Times New Roman" w:hAnsi="Times New Roman" w:eastAsia="FangSong" w:cs="Times New Roman"/>
-        </w:rPr>
-        <w:t>沉淀</w:t>
-      </w:r>
-      <w:r>
-        <w:rPr>
-          <w:rFonts w:hint="eastAsia" w:ascii="Times New Roman" w:hAnsi="Times New Roman" w:eastAsia="Times New Roman" w:cs="Times New Roman"/>
-        </w:rPr>
-        <w:t>/</w:t>
-      </w:r>
-      <w:r>
-        <w:rPr>
-          <w:rFonts w:hint="eastAsia" w:ascii="Times New Roman" w:hAnsi="Times New Roman" w:eastAsia="FangSong" w:cs="Times New Roman"/>
-        </w:rPr>
-        <w:t>气体</w:t>
-      </w:r>
-      <w:r>
-        <w:rPr>
-          <w:rFonts w:hint="eastAsia" w:ascii="Times New Roman" w:hAnsi="Times New Roman" w:eastAsia="Times New Roman" w:cs="Times New Roman"/>
-        </w:rPr>
-        <w:t>/</w:t>
-      </w:r>
-      <w:r>
-        <w:rPr>
-          <w:rFonts w:hint="eastAsia" w:ascii="Times New Roman" w:hAnsi="Times New Roman" w:eastAsia="FangSong" w:cs="Times New Roman"/>
-        </w:rPr>
-        <w:t>颜色变化</w:t>
-      </w:r>
-      <w:r>
-        <w:rPr>
-          <w:rFonts w:hint="eastAsia" w:ascii="Times New Roman" w:hAnsi="Times New Roman" w:eastAsia="Times New Roman" w:cs="Times New Roman"/>
-        </w:rPr>
-        <w:t>/</w:t>
-      </w:r>
-      <w:r>
-        <w:rPr>
-          <w:rFonts w:hint="eastAsia" w:ascii="Times New Roman" w:hAnsi="Times New Roman" w:eastAsia="FangSong" w:cs="Times New Roman"/>
-        </w:rPr>
-        <w:t>氧化还原</w:t>
-      </w:r>
-      <w:r>
-        <w:rPr>
-          <w:rFonts w:hint="eastAsia" w:ascii="Times New Roman" w:hAnsi="Times New Roman" w:eastAsia="Times New Roman" w:cs="Times New Roman"/>
-        </w:rPr>
-        <w:t>）</w:t>
-      </w:r>
-    </w:p>
-    <w:p>
-      <w:pPr>
-        <w:pStyle w:val="Compact"/>
-        <w:numPr>
-          <w:ilvl w:val="0"/>
-          <w:numId w:val="1002"/>
-        </w:numPr>
-      </w:pPr>
-      <w:r>
-        <w:rPr>
-          <w:rFonts w:hint="eastAsia" w:ascii="Times New Roman" w:hAnsi="Times New Roman" w:eastAsia="FangSong" w:cs="Times New Roman"/>
-        </w:rPr>
-        <w:t xml:space="preserve">热力学</w:t>
-      </w:r>
-      <w:r>
-        <w:rPr>
-          <w:rFonts w:ascii="Times New Roman" w:hAnsi="Times New Roman" w:eastAsia="Times New Roman" w:cs="Times New Roman"/>
-        </w:rPr>
-        <w:t xml:space="preserve"> → </w:t>
-      </w:r>
-      <w:r>
-        <w:rPr>
-          <w:rFonts w:hint="eastAsia" w:ascii="Times New Roman" w:hAnsi="Times New Roman" w:eastAsia="FangSong" w:cs="Times New Roman"/>
-        </w:rPr>
-        <w:t>验证稳定性</w:t>
-      </w:r>
-      <w:r>
-        <w:rPr>
-          <w:rFonts w:hint="eastAsia" w:ascii="Times New Roman" w:hAnsi="Times New Roman" w:eastAsia="Times New Roman" w:cs="Times New Roman"/>
-        </w:rPr>
-        <w:t>（Latimer/Frost</w:t>
-      </w:r>
-      <w:r>
-        <w:rPr>
-          <w:rFonts w:ascii="Times New Roman" w:hAnsi="Times New Roman" w:eastAsia="Times New Roman" w:cs="Times New Roman"/>
-        </w:rPr>
-        <w:t xml:space="preserve"> → </w:t>
-      </w:r>
-      <w:r>
-        <w:rPr>
-          <w:rFonts w:hint="eastAsia" w:ascii="Times New Roman" w:hAnsi="Times New Roman" w:eastAsia="FangSong" w:cs="Times New Roman"/>
-        </w:rPr>
-        <w:t>歧化倾向</w:t>
-      </w:r>
-      <w:r>
-        <w:rPr>
-          <w:rFonts w:hint="eastAsia" w:ascii="Times New Roman" w:hAnsi="Times New Roman" w:eastAsia="Times New Roman" w:cs="Times New Roman"/>
-        </w:rPr>
-        <w:t>/</w:t>
-      </w:r>
-      <w:r>
-        <w:rPr>
-          <w:rFonts w:hint="eastAsia" w:ascii="Times New Roman" w:hAnsi="Times New Roman" w:eastAsia="FangSong" w:cs="Times New Roman"/>
-        </w:rPr>
-        <w:t>优势氧化态</w:t>
-      </w:r>
-      <w:r>
-        <w:rPr>
-          <w:rFonts w:hint="eastAsia" w:ascii="Times New Roman" w:hAnsi="Times New Roman" w:eastAsia="Times New Roman" w:cs="Times New Roman"/>
-        </w:rPr>
-        <w:t>）</w:t>
-      </w:r>
-    </w:p>
-    <w:p>
-      <w:pPr>
-        <w:pStyle w:val="Compact"/>
-        <w:numPr>
-          <w:ilvl w:val="0"/>
-          <w:numId w:val="1002"/>
-        </w:numPr>
-      </w:pPr>
-      <w:r>
-        <w:rPr>
-          <w:rFonts w:hint="eastAsia" w:ascii="Times New Roman" w:hAnsi="Times New Roman" w:eastAsia="FangSong" w:cs="Times New Roman"/>
-        </w:rPr>
-        <w:t xml:space="preserve">方程式</w:t>
-      </w:r>
-      <w:r>
-        <w:rPr>
-          <w:rFonts w:ascii="Times New Roman" w:hAnsi="Times New Roman" w:eastAsia="Times New Roman" w:cs="Times New Roman"/>
-        </w:rPr>
-        <w:t xml:space="preserve"> → </w:t>
-      </w:r>
-      <w:r>
-        <w:rPr>
-          <w:rFonts w:hint="eastAsia" w:ascii="Times New Roman" w:hAnsi="Times New Roman" w:eastAsia="FangSong" w:cs="Times New Roman"/>
-        </w:rPr>
-        <w:t>综合验证</w:t>
-      </w:r>
-      <w:r>
-        <w:rPr>
-          <w:rFonts w:hint="eastAsia" w:ascii="Times New Roman" w:hAnsi="Times New Roman" w:eastAsia="Times New Roman" w:cs="Times New Roman"/>
-        </w:rPr>
-        <w:t>（</w:t>
-      </w:r>
-      <w:r>
-        <w:rPr>
-          <w:rFonts w:hint="eastAsia" w:ascii="Times New Roman" w:hAnsi="Times New Roman" w:eastAsia="FangSong" w:cs="Times New Roman"/>
-        </w:rPr>
-        <w:t>质量守恒</w:t>
-      </w:r>
-      <w:r>
-        <w:rPr>
-          <w:rFonts w:ascii="Times New Roman" w:hAnsi="Times New Roman" w:eastAsia="Times New Roman" w:cs="Times New Roman"/>
-        </w:rPr>
-        <w:t xml:space="preserve"> + </w:t>
-      </w:r>
-      <w:r>
-        <w:rPr>
-          <w:rFonts w:hint="eastAsia" w:ascii="Times New Roman" w:hAnsi="Times New Roman" w:eastAsia="FangSong" w:cs="Times New Roman"/>
-        </w:rPr>
-        <w:t>电荷守恒</w:t>
-      </w:r>
-      <w:r>
-        <w:rPr>
-          <w:rFonts w:hint="eastAsia" w:ascii="Times New Roman" w:hAnsi="Times New Roman" w:eastAsia="Times New Roman" w:cs="Times New Roman"/>
-        </w:rPr>
-        <w:t>）</w:t>
-      </w:r>
-    </w:p>
-    <w:p>
-      <w:pPr>
-        <w:pStyle w:val="FirstParagraph"/>
-      </w:pPr>
-      <w:r>
-        <w:rPr>
-          <w:rFonts w:hint="eastAsia" w:ascii="Times New Roman" w:hAnsi="Times New Roman" w:eastAsia="FangSong" w:cs="Times New Roman"/>
-          <w:b/>
-          <w:bCs/>
-        </w:rPr>
-        <w:t xml:space="preserve">磁性判据</w:t>
-      </w:r>
-      <w:r>
-        <w:rPr>
-          <w:rFonts w:hint="eastAsia" w:ascii="Times New Roman" w:hAnsi="Times New Roman" w:eastAsia="Times New Roman" w:cs="Times New Roman"/>
-        </w:rPr>
-        <w:t xml:space="preserve">（μ_eff</w:t>
-      </w:r>
-      <w:r>
-        <w:rPr>
-          <w:rFonts w:ascii="Times New Roman" w:hAnsi="Times New Roman" w:eastAsia="Times New Roman" w:cs="Times New Roman"/>
-        </w:rPr>
-        <w:t xml:space="preserve"> = √[n(n+2)] </w:t>
-      </w:r>
-      <w:r>
-        <w:rPr>
-          <w:rFonts w:hint="eastAsia" w:ascii="Times New Roman" w:hAnsi="Times New Roman" w:eastAsia="Times New Roman" w:cs="Times New Roman"/>
-        </w:rPr>
-        <w:t>BM）：n=1→1.73、n=2→2.83、n=3→3.87、n=4→4.90、n=5→5.92。</w:t>
-      </w:r>
-      <w:r>
-        <w:rPr>
-          <w:rFonts w:hint="eastAsia" w:ascii="Times New Roman" w:hAnsi="Times New Roman" w:eastAsia="FangSong" w:cs="Times New Roman"/>
-        </w:rPr>
-        <w:t>由</w:t>
-      </w:r>
-      <w:r>
-        <w:rPr>
-          <w:rFonts w:ascii="Times New Roman" w:hAnsi="Times New Roman" w:eastAsia="Times New Roman" w:cs="Times New Roman"/>
-        </w:rPr>
-        <w:t xml:space="preserve"> μ_eff </w:t>
-      </w:r>
-      <w:r>
-        <w:rPr>
-          <w:rFonts w:hint="eastAsia" w:ascii="Times New Roman" w:hAnsi="Times New Roman" w:eastAsia="FangSong" w:cs="Times New Roman"/>
-        </w:rPr>
-        <w:t xml:space="preserve">反推未成对电子</w:t>
-      </w:r>
-      <w:r>
-        <w:rPr>
-          <w:rFonts w:ascii="Times New Roman" w:hAnsi="Times New Roman" w:eastAsia="Times New Roman" w:cs="Times New Roman"/>
-        </w:rPr>
-        <w:t xml:space="preserve"> → d</w:t>
-      </w:r>
-      <w:r>
-        <w:rPr>
-          <w:rFonts w:ascii="Times New Roman" w:hAnsi="Times New Roman" w:eastAsia="Times New Roman" w:cs="Times New Roman"/>
-          <w:vertAlign w:val="superscript"/>
-        </w:rPr>
-        <w:t>n</w:t>
-      </w:r>
-      <w:r>
-        <w:rPr>
-          <w:rFonts w:ascii="Times New Roman" w:hAnsi="Times New Roman" w:eastAsia="Times New Roman" w:cs="Times New Roman"/>
-        </w:rPr>
-        <w:t xml:space="preserve"> </w:t>
-      </w:r>
-      <w:r>
-        <w:rPr>
-          <w:rFonts w:hint="eastAsia" w:ascii="Times New Roman" w:hAnsi="Times New Roman" w:eastAsia="FangSong" w:cs="Times New Roman"/>
-        </w:rPr>
-        <w:t xml:space="preserve">构型</w:t>
-      </w:r>
-      <w:r>
-        <w:rPr>
-          <w:rFonts w:ascii="Times New Roman" w:hAnsi="Times New Roman" w:eastAsia="Times New Roman" w:cs="Times New Roman"/>
-        </w:rPr>
-        <w:t xml:space="preserve"> → </w:t>
-      </w:r>
-      <w:r>
-        <w:rPr>
-          <w:rFonts w:hint="eastAsia" w:ascii="Times New Roman" w:hAnsi="Times New Roman" w:eastAsia="FangSong" w:cs="Times New Roman"/>
-        </w:rPr>
-        <w:t>高</w:t>
-      </w:r>
-      <w:r>
-        <w:rPr>
-          <w:rFonts w:hint="eastAsia" w:ascii="Times New Roman" w:hAnsi="Times New Roman" w:eastAsia="Times New Roman" w:cs="Times New Roman"/>
-        </w:rPr>
-        <w:t>/</w:t>
-      </w:r>
-      <w:r>
-        <w:rPr>
-          <w:rFonts w:hint="eastAsia" w:ascii="Times New Roman" w:hAnsi="Times New Roman" w:eastAsia="FangSong" w:cs="Times New Roman"/>
-        </w:rPr>
-        <w:t>低自旋</w:t>
-      </w:r>
-      <w:r>
-        <w:rPr>
-          <w:rFonts w:ascii="Times New Roman" w:hAnsi="Times New Roman" w:eastAsia="Times New Roman" w:cs="Times New Roman"/>
-        </w:rPr>
-        <w:t xml:space="preserve"> → </w:t>
-      </w:r>
-      <w:r>
-        <w:rPr>
-          <w:rFonts w:hint="eastAsia" w:ascii="Times New Roman" w:hAnsi="Times New Roman" w:eastAsia="FangSong" w:cs="Times New Roman"/>
-        </w:rPr>
-        <w:t xml:space="preserve">配体场强弱</w:t>
-      </w:r>
-      <w:r>
-        <w:rPr>
-          <w:rFonts w:ascii="Times New Roman" w:hAnsi="Times New Roman" w:eastAsia="Times New Roman" w:cs="Times New Roman"/>
-        </w:rPr>
-        <w:t xml:space="preserve"> → </w:t>
-      </w:r>
-      <w:r>
-        <w:rPr>
-          <w:rFonts w:hint="eastAsia" w:ascii="Times New Roman" w:hAnsi="Times New Roman" w:eastAsia="FangSong" w:cs="Times New Roman"/>
-        </w:rPr>
-        <w:t>元素身份</w:t>
-      </w:r>
-      <w:r>
-        <w:rPr>
-          <w:rFonts w:hint="eastAsia" w:ascii="Times New Roman" w:hAnsi="Times New Roman" w:eastAsia="Times New Roman" w:cs="Times New Roman"/>
-        </w:rPr>
-        <w:t>。</w:t>
-      </w:r>
-    </w:p>
-    <w:bookmarkEnd w:id="72"/>
-    <w:bookmarkStart w:id="76" w:name="化学史推断三步翻译法"/>
-    <w:p>
-      <w:pPr>
-        <w:pStyle w:val="Heading3"/>
-        <w:spacing w:before="280" w:after="120"/>
-      </w:pPr>
-      <w:r>
-        <w:rPr>
-          <w:rFonts w:ascii="Times New Roman" w:hAnsi="Times New Roman" w:eastAsia="Times New Roman" w:cs="Times New Roman"/>
-        </w:rPr>
-        <w:t xml:space="preserve">7.3 </w:t>
-      </w:r>
-      <w:r>
-        <w:rPr>
-          <w:rFonts w:hint="eastAsia" w:ascii="Times New Roman" w:hAnsi="Times New Roman" w:eastAsia="SimHei" w:cs="Times New Roman"/>
-        </w:rPr>
-        <w:t xml:space="preserve">化学史推断三步翻译法</w:t>
       </w:r>
     </w:p>
     <w:p>
@@ -25726,31 +25186,55 @@
         <w:rPr>
           <w:rFonts w:hint="eastAsia" w:ascii="Times New Roman" w:hAnsi="Times New Roman" w:eastAsia="FangSong" w:cs="Times New Roman"/>
         </w:rPr>
-        <w:t>圈古文操作词</w:t>
-      </w:r>
-      <w:r>
-        <w:rPr>
-          <w:rFonts w:hint="eastAsia" w:ascii="Times New Roman" w:hAnsi="Times New Roman" w:eastAsia="Times New Roman" w:cs="Times New Roman"/>
-        </w:rPr>
-        <w:t>：「</w:t>
-      </w:r>
-      <w:r>
-        <w:rPr>
-          <w:rFonts w:hint="eastAsia" w:ascii="Times New Roman" w:hAnsi="Times New Roman" w:eastAsia="FangSong" w:cs="Times New Roman"/>
-        </w:rPr>
-        <w:t>煅</w:t>
-      </w:r>
-      <w:r>
-        <w:rPr>
-          <w:rFonts w:hint="eastAsia" w:ascii="Times New Roman" w:hAnsi="Times New Roman" w:eastAsia="Times New Roman" w:cs="Times New Roman"/>
-        </w:rPr>
-        <w:t>」=</w:t>
-      </w:r>
-      <w:r>
-        <w:rPr>
-          <w:rFonts w:hint="eastAsia" w:ascii="Times New Roman" w:hAnsi="Times New Roman" w:eastAsia="FangSong" w:cs="Times New Roman"/>
-        </w:rPr>
-        <w:t>加热</w:t>
+        <w:t xml:space="preserve">结构数据</w:t>
+      </w:r>
+      <w:r>
+        <w:rPr>
+          <w:rFonts w:ascii="Times New Roman" w:hAnsi="Times New Roman" w:eastAsia="Times New Roman" w:cs="Times New Roman"/>
+        </w:rPr>
+        <w:t xml:space="preserve"> → </w:t>
+      </w:r>
+      <w:r>
+        <w:rPr>
+          <w:rFonts w:hint="eastAsia" w:ascii="Times New Roman" w:hAnsi="Times New Roman" w:eastAsia="FangSong" w:cs="Times New Roman"/>
+        </w:rPr>
+        <w:t>缩小范围</w:t>
+      </w:r>
+      <w:r>
+        <w:rPr>
+          <w:rFonts w:hint="eastAsia" w:ascii="Times New Roman" w:hAnsi="Times New Roman" w:eastAsia="Times New Roman" w:cs="Times New Roman"/>
+        </w:rPr>
+        <w:t>（XRD/</w:t>
+      </w:r>
+      <w:r>
+        <w:rPr>
+          <w:rFonts w:hint="eastAsia" w:ascii="Times New Roman" w:hAnsi="Times New Roman" w:eastAsia="FangSong" w:cs="Times New Roman"/>
+        </w:rPr>
+        <w:t>光谱</w:t>
+      </w:r>
+      <w:r>
+        <w:rPr>
+          <w:rFonts w:hint="eastAsia" w:ascii="Times New Roman" w:hAnsi="Times New Roman" w:eastAsia="Times New Roman" w:cs="Times New Roman"/>
+        </w:rPr>
+        <w:t>/VSEPR/</w:t>
+      </w:r>
+      <w:r>
+        <w:rPr>
+          <w:rFonts w:hint="eastAsia" w:ascii="Times New Roman" w:hAnsi="Times New Roman" w:eastAsia="FangSong" w:cs="Times New Roman"/>
+        </w:rPr>
+        <w:t>磁矩</w:t>
+      </w:r>
+      <w:r>
+        <w:rPr>
+          <w:rFonts w:ascii="Times New Roman" w:hAnsi="Times New Roman" w:eastAsia="Times New Roman" w:cs="Times New Roman"/>
+        </w:rPr>
+        <w:t xml:space="preserve"> → </w:t>
+      </w:r>
+      <w:r>
+        <w:rPr>
+          <w:rFonts w:hint="eastAsia" w:ascii="Times New Roman" w:hAnsi="Times New Roman" w:eastAsia="FangSong" w:cs="Times New Roman"/>
+        </w:rPr>
+        <w:t>构型</w:t>
       </w:r>
       <w:r>
         <w:rPr>
@@ -25762,139 +25246,26 @@
         <w:rPr>
           <w:rFonts w:hint="eastAsia" w:ascii="Times New Roman" w:hAnsi="Times New Roman" w:eastAsia="FangSong" w:cs="Times New Roman"/>
         </w:rPr>
-        <w:t>焙烧</w:t>
-      </w:r>
-      <w:r>
-        <w:rPr>
-          <w:rFonts w:hint="eastAsia" w:ascii="Times New Roman" w:hAnsi="Times New Roman" w:eastAsia="Times New Roman" w:cs="Times New Roman"/>
-        </w:rPr>
-        <w:t>；「</w:t>
-      </w:r>
-      <w:r>
-        <w:rPr>
-          <w:rFonts w:hint="eastAsia" w:ascii="Times New Roman" w:hAnsi="Times New Roman" w:eastAsia="FangSong" w:cs="Times New Roman"/>
-        </w:rPr>
-        <w:t>淬</w:t>
-      </w:r>
-      <w:r>
-        <w:rPr>
-          <w:rFonts w:hint="eastAsia" w:ascii="Times New Roman" w:hAnsi="Times New Roman" w:eastAsia="Times New Roman" w:cs="Times New Roman"/>
-        </w:rPr>
-        <w:t>」=</w:t>
-      </w:r>
-      <w:r>
-        <w:rPr>
-          <w:rFonts w:hint="eastAsia" w:ascii="Times New Roman" w:hAnsi="Times New Roman" w:eastAsia="FangSong" w:cs="Times New Roman"/>
-        </w:rPr>
-        <w:t>冷却</w:t>
-      </w:r>
-      <w:r>
-        <w:rPr>
-          <w:rFonts w:hint="eastAsia" w:ascii="Times New Roman" w:hAnsi="Times New Roman" w:eastAsia="Times New Roman" w:cs="Times New Roman"/>
-        </w:rPr>
-        <w:t>/</w:t>
-      </w:r>
-      <w:r>
-        <w:rPr>
-          <w:rFonts w:hint="eastAsia" w:ascii="Times New Roman" w:hAnsi="Times New Roman" w:eastAsia="FangSong" w:cs="Times New Roman"/>
-        </w:rPr>
-        <w:t>水淬</w:t>
-      </w:r>
-      <w:r>
-        <w:rPr>
-          <w:rFonts w:hint="eastAsia" w:ascii="Times New Roman" w:hAnsi="Times New Roman" w:eastAsia="Times New Roman" w:cs="Times New Roman"/>
-        </w:rPr>
-        <w:t>；「</w:t>
-      </w:r>
-      <w:r>
-        <w:rPr>
-          <w:rFonts w:hint="eastAsia" w:ascii="Times New Roman" w:hAnsi="Times New Roman" w:eastAsia="FangSong" w:cs="Times New Roman"/>
-        </w:rPr>
-        <w:t>飞</w:t>
-      </w:r>
-      <w:r>
-        <w:rPr>
-          <w:rFonts w:hint="eastAsia" w:ascii="Times New Roman" w:hAnsi="Times New Roman" w:eastAsia="Times New Roman" w:cs="Times New Roman"/>
-        </w:rPr>
-        <w:t>」=</w:t>
-      </w:r>
-      <w:r>
-        <w:rPr>
-          <w:rFonts w:hint="eastAsia" w:ascii="Times New Roman" w:hAnsi="Times New Roman" w:eastAsia="FangSong" w:cs="Times New Roman"/>
-        </w:rPr>
-        <w:t>升华</w:t>
-      </w:r>
-      <w:r>
-        <w:rPr>
-          <w:rFonts w:hint="eastAsia" w:ascii="Times New Roman" w:hAnsi="Times New Roman" w:eastAsia="Times New Roman" w:cs="Times New Roman"/>
-        </w:rPr>
-        <w:t>；「</w:t>
-      </w:r>
-      <w:r>
-        <w:rPr>
-          <w:rFonts w:hint="eastAsia" w:ascii="Times New Roman" w:hAnsi="Times New Roman" w:eastAsia="FangSong" w:cs="Times New Roman"/>
-        </w:rPr>
-        <w:t>点</w:t>
-      </w:r>
-      <w:r>
-        <w:rPr>
-          <w:rFonts w:hint="eastAsia" w:ascii="Times New Roman" w:hAnsi="Times New Roman" w:eastAsia="Times New Roman" w:cs="Times New Roman"/>
-        </w:rPr>
-        <w:t>」=</w:t>
-      </w:r>
-      <w:r>
-        <w:rPr>
-          <w:rFonts w:hint="eastAsia" w:ascii="Times New Roman" w:hAnsi="Times New Roman" w:eastAsia="FangSong" w:cs="Times New Roman"/>
-        </w:rPr>
-        <w:t>滴加</w:t>
-      </w:r>
-      <w:r>
-        <w:rPr>
-          <w:rFonts w:hint="eastAsia" w:ascii="Times New Roman" w:hAnsi="Times New Roman" w:eastAsia="Times New Roman" w:cs="Times New Roman"/>
-        </w:rPr>
-        <w:t>；「</w:t>
-      </w:r>
-      <w:r>
-        <w:rPr>
-          <w:rFonts w:hint="eastAsia" w:ascii="Times New Roman" w:hAnsi="Times New Roman" w:eastAsia="FangSong" w:cs="Times New Roman"/>
-        </w:rPr>
-        <w:t>化</w:t>
-      </w:r>
-      <w:r>
-        <w:rPr>
-          <w:rFonts w:hint="eastAsia" w:ascii="Times New Roman" w:hAnsi="Times New Roman" w:eastAsia="Times New Roman" w:cs="Times New Roman"/>
-        </w:rPr>
-        <w:t>」=</w:t>
-      </w:r>
-      <w:r>
-        <w:rPr>
-          <w:rFonts w:hint="eastAsia" w:ascii="Times New Roman" w:hAnsi="Times New Roman" w:eastAsia="FangSong" w:cs="Times New Roman"/>
-        </w:rPr>
-        <w:t>溶解</w:t>
-      </w:r>
-      <w:r>
-        <w:rPr>
-          <w:rFonts w:hint="eastAsia" w:ascii="Times New Roman" w:hAnsi="Times New Roman" w:eastAsia="Times New Roman" w:cs="Times New Roman"/>
-        </w:rPr>
-        <w:t>；「</w:t>
-      </w:r>
-      <w:r>
-        <w:rPr>
-          <w:rFonts w:hint="eastAsia" w:ascii="Times New Roman" w:hAnsi="Times New Roman" w:eastAsia="FangSong" w:cs="Times New Roman"/>
-        </w:rPr>
-        <w:t>煎</w:t>
-      </w:r>
-      <w:r>
-        <w:rPr>
-          <w:rFonts w:hint="eastAsia" w:ascii="Times New Roman" w:hAnsi="Times New Roman" w:eastAsia="Times New Roman" w:cs="Times New Roman"/>
-        </w:rPr>
-        <w:t>」=</w:t>
-      </w:r>
-      <w:r>
-        <w:rPr>
-          <w:rFonts w:hint="eastAsia" w:ascii="Times New Roman" w:hAnsi="Times New Roman" w:eastAsia="FangSong" w:cs="Times New Roman"/>
-        </w:rPr>
-        <w:t>蒸发浓缩</w:t>
+        <w:t>配位数</w:t>
+      </w:r>
+      <w:r>
+        <w:rPr>
+          <w:rFonts w:hint="eastAsia" w:ascii="Times New Roman" w:hAnsi="Times New Roman" w:eastAsia="Times New Roman" w:cs="Times New Roman"/>
+        </w:rPr>
+        <w:t>/d</w:t>
+      </w:r>
+      <w:r>
+        <w:rPr>
+          <w:rFonts w:hint="eastAsia" w:ascii="Times New Roman" w:hAnsi="Times New Roman" w:eastAsia="Times New Roman" w:cs="Times New Roman"/>
+          <w:vertAlign w:val="superscript"/>
+        </w:rPr>
+        <w:t>n</w:t>
+      </w:r>
+      <w:r>
+        <w:rPr>
+          <w:rFonts w:hint="eastAsia" w:ascii="Times New Roman" w:hAnsi="Times New Roman" w:eastAsia="Times New Roman" w:cs="Times New Roman"/>
+        </w:rPr>
+        <w:t>）</w:t>
       </w:r>
     </w:p>
     <w:p>
@@ -25909,7 +25280,31 @@
         <w:rPr>
           <w:rFonts w:hint="eastAsia" w:ascii="Times New Roman" w:hAnsi="Times New Roman" w:eastAsia="FangSong" w:cs="Times New Roman"/>
         </w:rPr>
-        <w:t>定位关键物质</w:t>
+        <w:t xml:space="preserve">反应性</w:t>
+      </w:r>
+      <w:r>
+        <w:rPr>
+          <w:rFonts w:ascii="Times New Roman" w:hAnsi="Times New Roman" w:eastAsia="Times New Roman" w:cs="Times New Roman"/>
+        </w:rPr>
+        <w:t xml:space="preserve"> → </w:t>
+      </w:r>
+      <w:r>
+        <w:rPr>
+          <w:rFonts w:hint="eastAsia" w:ascii="Times New Roman" w:hAnsi="Times New Roman" w:eastAsia="FangSong" w:cs="Times New Roman"/>
+        </w:rPr>
+        <w:t>确认身份</w:t>
+      </w:r>
+      <w:r>
+        <w:rPr>
+          <w:rFonts w:hint="eastAsia" w:ascii="Times New Roman" w:hAnsi="Times New Roman" w:eastAsia="Times New Roman" w:cs="Times New Roman"/>
+        </w:rPr>
+        <w:t>（</w:t>
+      </w:r>
+      <w:r>
+        <w:rPr>
+          <w:rFonts w:hint="eastAsia" w:ascii="Times New Roman" w:hAnsi="Times New Roman" w:eastAsia="FangSong" w:cs="Times New Roman"/>
+        </w:rPr>
+        <w:t>特征反应</w:t>
       </w:r>
       <w:r>
         <w:rPr>
@@ -25921,235 +25316,49 @@
         <w:rPr>
           <w:rFonts w:hint="eastAsia" w:ascii="Times New Roman" w:hAnsi="Times New Roman" w:eastAsia="FangSong" w:cs="Times New Roman"/>
         </w:rPr>
-        <w:t>雄黄</w:t>
-      </w:r>
-      <w:r>
-        <w:rPr>
-          <w:rFonts w:hint="eastAsia" w:ascii="Times New Roman" w:hAnsi="Times New Roman" w:eastAsia="Times New Roman" w:cs="Times New Roman"/>
-        </w:rPr>
-        <w:t>=As</w:t>
-      </w:r>
-      <w:r>
-        <w:rPr>
-          <w:rFonts w:hint="eastAsia" w:ascii="Times New Roman" w:hAnsi="Times New Roman" w:eastAsia="Times New Roman" w:cs="Times New Roman"/>
-          <w:vertAlign w:val="subscript"/>
-        </w:rPr>
-        <w:t>4</w:t>
-      </w:r>
-      <w:r>
-        <w:rPr>
-          <w:rFonts w:hint="eastAsia" w:ascii="Times New Roman" w:hAnsi="Times New Roman" w:eastAsia="Times New Roman" w:cs="Times New Roman"/>
-        </w:rPr>
-        <w:t>S</w:t>
-      </w:r>
-      <w:r>
-        <w:rPr>
-          <w:rFonts w:hint="eastAsia" w:ascii="Times New Roman" w:hAnsi="Times New Roman" w:eastAsia="Times New Roman" w:cs="Times New Roman"/>
-          <w:vertAlign w:val="subscript"/>
-        </w:rPr>
-        <w:t>4</w:t>
-      </w:r>
-      <w:r>
-        <w:rPr>
-          <w:rFonts w:hint="eastAsia" w:ascii="Times New Roman" w:hAnsi="Times New Roman" w:eastAsia="Times New Roman" w:cs="Times New Roman"/>
-        </w:rPr>
-        <w:t>；</w:t>
-      </w:r>
-      <w:r>
-        <w:rPr>
-          <w:rFonts w:hint="eastAsia" w:ascii="Times New Roman" w:hAnsi="Times New Roman" w:eastAsia="FangSong" w:cs="Times New Roman"/>
-        </w:rPr>
-        <w:t>砒霜</w:t>
-      </w:r>
-      <w:r>
-        <w:rPr>
-          <w:rFonts w:hint="eastAsia" w:ascii="Times New Roman" w:hAnsi="Times New Roman" w:eastAsia="Times New Roman" w:cs="Times New Roman"/>
-        </w:rPr>
-        <w:t>=As</w:t>
-      </w:r>
-      <w:r>
-        <w:rPr>
-          <w:rFonts w:hint="eastAsia" w:ascii="Times New Roman" w:hAnsi="Times New Roman" w:eastAsia="Times New Roman" w:cs="Times New Roman"/>
-          <w:vertAlign w:val="subscript"/>
-        </w:rPr>
-        <w:t>2</w:t>
-      </w:r>
-      <w:r>
-        <w:rPr>
-          <w:rFonts w:hint="eastAsia" w:ascii="Times New Roman" w:hAnsi="Times New Roman" w:eastAsia="Times New Roman" w:cs="Times New Roman"/>
-        </w:rPr>
-        <w:t>O</w:t>
-      </w:r>
-      <w:r>
-        <w:rPr>
-          <w:rFonts w:hint="eastAsia" w:ascii="Times New Roman" w:hAnsi="Times New Roman" w:eastAsia="Times New Roman" w:cs="Times New Roman"/>
-          <w:vertAlign w:val="subscript"/>
-        </w:rPr>
-        <w:t>3</w:t>
-      </w:r>
-      <w:r>
-        <w:rPr>
-          <w:rFonts w:hint="eastAsia" w:ascii="Times New Roman" w:hAnsi="Times New Roman" w:eastAsia="Times New Roman" w:cs="Times New Roman"/>
-        </w:rPr>
-        <w:t>；</w:t>
-      </w:r>
-      <w:r>
-        <w:rPr>
-          <w:rFonts w:hint="eastAsia" w:ascii="Times New Roman" w:hAnsi="Times New Roman" w:eastAsia="FangSong" w:cs="Times New Roman"/>
-        </w:rPr>
-        <w:t>胆矾</w:t>
-      </w:r>
-      <w:r>
-        <w:rPr>
-          <w:rFonts w:hint="eastAsia" w:ascii="Times New Roman" w:hAnsi="Times New Roman" w:eastAsia="Times New Roman" w:cs="Times New Roman"/>
-        </w:rPr>
-        <w:t>=CuSO</w:t>
-      </w:r>
-      <w:r>
-        <w:rPr>
-          <w:rFonts w:hint="eastAsia" w:ascii="Times New Roman" w:hAnsi="Times New Roman" w:eastAsia="Times New Roman" w:cs="Times New Roman"/>
-          <w:vertAlign w:val="subscript"/>
-        </w:rPr>
-        <w:t>4</w:t>
-      </w:r>
-      <w:r>
-        <w:rPr>
-          <w:rFonts w:hint="eastAsia" w:ascii="Times New Roman" w:hAnsi="Times New Roman" w:eastAsia="Times New Roman" w:cs="Times New Roman"/>
-        </w:rPr>
-        <w:t>·5H</w:t>
-      </w:r>
-      <w:r>
-        <w:rPr>
-          <w:rFonts w:hint="eastAsia" w:ascii="Times New Roman" w:hAnsi="Times New Roman" w:eastAsia="Times New Roman" w:cs="Times New Roman"/>
-          <w:vertAlign w:val="subscript"/>
-        </w:rPr>
-        <w:t>2</w:t>
-      </w:r>
-      <w:r>
-        <w:rPr>
-          <w:rFonts w:hint="eastAsia" w:ascii="Times New Roman" w:hAnsi="Times New Roman" w:eastAsia="Times New Roman" w:cs="Times New Roman"/>
-        </w:rPr>
-        <w:t>O；</w:t>
-      </w:r>
-      <w:r>
-        <w:rPr>
-          <w:rFonts w:hint="eastAsia" w:ascii="Times New Roman" w:hAnsi="Times New Roman" w:eastAsia="FangSong" w:cs="Times New Roman"/>
-        </w:rPr>
-        <w:t>绿矾</w:t>
-      </w:r>
-      <w:r>
-        <w:rPr>
-          <w:rFonts w:hint="eastAsia" w:ascii="Times New Roman" w:hAnsi="Times New Roman" w:eastAsia="Times New Roman" w:cs="Times New Roman"/>
-        </w:rPr>
-        <w:t>=FeSO</w:t>
-      </w:r>
-      <w:r>
-        <w:rPr>
-          <w:rFonts w:hint="eastAsia" w:ascii="Times New Roman" w:hAnsi="Times New Roman" w:eastAsia="Times New Roman" w:cs="Times New Roman"/>
-          <w:vertAlign w:val="subscript"/>
-        </w:rPr>
-        <w:t>4</w:t>
-      </w:r>
-      <w:r>
-        <w:rPr>
-          <w:rFonts w:hint="eastAsia" w:ascii="Times New Roman" w:hAnsi="Times New Roman" w:eastAsia="Times New Roman" w:cs="Times New Roman"/>
-        </w:rPr>
-        <w:t>·7H</w:t>
-      </w:r>
-      <w:r>
-        <w:rPr>
-          <w:rFonts w:hint="eastAsia" w:ascii="Times New Roman" w:hAnsi="Times New Roman" w:eastAsia="Times New Roman" w:cs="Times New Roman"/>
-          <w:vertAlign w:val="subscript"/>
-        </w:rPr>
-        <w:t>2</w:t>
-      </w:r>
-      <w:r>
-        <w:rPr>
-          <w:rFonts w:hint="eastAsia" w:ascii="Times New Roman" w:hAnsi="Times New Roman" w:eastAsia="Times New Roman" w:cs="Times New Roman"/>
-        </w:rPr>
-        <w:t>O；</w:t>
-      </w:r>
-      <w:r>
-        <w:rPr>
-          <w:rFonts w:hint="eastAsia" w:ascii="Times New Roman" w:hAnsi="Times New Roman" w:eastAsia="FangSong" w:cs="Times New Roman"/>
-        </w:rPr>
-        <w:t>磁石</w:t>
-      </w:r>
-      <w:r>
-        <w:rPr>
-          <w:rFonts w:hint="eastAsia" w:ascii="Times New Roman" w:hAnsi="Times New Roman" w:eastAsia="Times New Roman" w:cs="Times New Roman"/>
-        </w:rPr>
-        <w:t>=Fe</w:t>
-      </w:r>
-      <w:r>
-        <w:rPr>
-          <w:rFonts w:hint="eastAsia" w:ascii="Times New Roman" w:hAnsi="Times New Roman" w:eastAsia="Times New Roman" w:cs="Times New Roman"/>
-          <w:vertAlign w:val="subscript"/>
-        </w:rPr>
-        <w:t>3</w:t>
-      </w:r>
-      <w:r>
-        <w:rPr>
-          <w:rFonts w:hint="eastAsia" w:ascii="Times New Roman" w:hAnsi="Times New Roman" w:eastAsia="Times New Roman" w:cs="Times New Roman"/>
-        </w:rPr>
-        <w:t>O</w:t>
-      </w:r>
-      <w:r>
-        <w:rPr>
-          <w:rFonts w:hint="eastAsia" w:ascii="Times New Roman" w:hAnsi="Times New Roman" w:eastAsia="Times New Roman" w:cs="Times New Roman"/>
-          <w:vertAlign w:val="subscript"/>
-        </w:rPr>
-        <w:t>4</w:t>
-      </w:r>
-      <w:r>
-        <w:rPr>
-          <w:rFonts w:hint="eastAsia" w:ascii="Times New Roman" w:hAnsi="Times New Roman" w:eastAsia="Times New Roman" w:cs="Times New Roman"/>
-        </w:rPr>
-        <w:t>；</w:t>
-      </w:r>
-      <w:r>
-        <w:rPr>
-          <w:rFonts w:hint="eastAsia" w:ascii="Times New Roman" w:hAnsi="Times New Roman" w:eastAsia="FangSong" w:cs="Times New Roman"/>
-        </w:rPr>
-        <w:t>朱砂</w:t>
-      </w:r>
-      <w:r>
-        <w:rPr>
-          <w:rFonts w:hint="eastAsia" w:ascii="Times New Roman" w:hAnsi="Times New Roman" w:eastAsia="Times New Roman" w:cs="Times New Roman"/>
-        </w:rPr>
-        <w:t>=HgS；</w:t>
-      </w:r>
-      <w:r>
-        <w:rPr>
-          <w:rFonts w:hint="eastAsia" w:ascii="Times New Roman" w:hAnsi="Times New Roman" w:eastAsia="FangSong" w:cs="Times New Roman"/>
-        </w:rPr>
-        <w:t>铅丹</w:t>
-      </w:r>
-      <w:r>
-        <w:rPr>
-          <w:rFonts w:hint="eastAsia" w:ascii="Times New Roman" w:hAnsi="Times New Roman" w:eastAsia="Times New Roman" w:cs="Times New Roman"/>
-        </w:rPr>
-        <w:t>=Pb</w:t>
-      </w:r>
-      <w:r>
-        <w:rPr>
-          <w:rFonts w:hint="eastAsia" w:ascii="Times New Roman" w:hAnsi="Times New Roman" w:eastAsia="Times New Roman" w:cs="Times New Roman"/>
-          <w:vertAlign w:val="subscript"/>
-        </w:rPr>
-        <w:t>3</w:t>
-      </w:r>
-      <w:r>
-        <w:rPr>
-          <w:rFonts w:hint="eastAsia" w:ascii="Times New Roman" w:hAnsi="Times New Roman" w:eastAsia="Times New Roman" w:cs="Times New Roman"/>
-        </w:rPr>
-        <w:t>O</w:t>
-      </w:r>
-      <w:r>
-        <w:rPr>
-          <w:rFonts w:hint="eastAsia" w:ascii="Times New Roman" w:hAnsi="Times New Roman" w:eastAsia="Times New Roman" w:cs="Times New Roman"/>
-          <w:vertAlign w:val="subscript"/>
-        </w:rPr>
-        <w:t>4</w:t>
+        <w:t>沉淀</w:t>
+      </w:r>
+      <w:r>
+        <w:rPr>
+          <w:rFonts w:hint="eastAsia" w:ascii="Times New Roman" w:hAnsi="Times New Roman" w:eastAsia="Times New Roman" w:cs="Times New Roman"/>
+        </w:rPr>
+        <w:t>/</w:t>
+      </w:r>
+      <w:r>
+        <w:rPr>
+          <w:rFonts w:hint="eastAsia" w:ascii="Times New Roman" w:hAnsi="Times New Roman" w:eastAsia="FangSong" w:cs="Times New Roman"/>
+        </w:rPr>
+        <w:t>气体</w:t>
+      </w:r>
+      <w:r>
+        <w:rPr>
+          <w:rFonts w:hint="eastAsia" w:ascii="Times New Roman" w:hAnsi="Times New Roman" w:eastAsia="Times New Roman" w:cs="Times New Roman"/>
+        </w:rPr>
+        <w:t>/</w:t>
+      </w:r>
+      <w:r>
+        <w:rPr>
+          <w:rFonts w:hint="eastAsia" w:ascii="Times New Roman" w:hAnsi="Times New Roman" w:eastAsia="FangSong" w:cs="Times New Roman"/>
+        </w:rPr>
+        <w:t>颜色变化</w:t>
+      </w:r>
+      <w:r>
+        <w:rPr>
+          <w:rFonts w:hint="eastAsia" w:ascii="Times New Roman" w:hAnsi="Times New Roman" w:eastAsia="Times New Roman" w:cs="Times New Roman"/>
+        </w:rPr>
+        <w:t>/</w:t>
+      </w:r>
+      <w:r>
+        <w:rPr>
+          <w:rFonts w:hint="eastAsia" w:ascii="Times New Roman" w:hAnsi="Times New Roman" w:eastAsia="FangSong" w:cs="Times New Roman"/>
+        </w:rPr>
+        <w:t>氧化还原</w:t>
+      </w:r>
+      <w:r>
+        <w:rPr>
+          <w:rFonts w:hint="eastAsia" w:ascii="Times New Roman" w:hAnsi="Times New Roman" w:eastAsia="Times New Roman" w:cs="Times New Roman"/>
+        </w:rPr>
+        <w:t>）</w:t>
       </w:r>
     </w:p>
     <w:p>
@@ -26158,6 +25367,712 @@
         <w:numPr>
           <w:ilvl w:val="0"/>
           <w:numId w:val="1003"/>
+        </w:numPr>
+      </w:pPr>
+      <w:r>
+        <w:rPr>
+          <w:rFonts w:hint="eastAsia" w:ascii="Times New Roman" w:hAnsi="Times New Roman" w:eastAsia="FangSong" w:cs="Times New Roman"/>
+        </w:rPr>
+        <w:t xml:space="preserve">热力学</w:t>
+      </w:r>
+      <w:r>
+        <w:rPr>
+          <w:rFonts w:ascii="Times New Roman" w:hAnsi="Times New Roman" w:eastAsia="Times New Roman" w:cs="Times New Roman"/>
+        </w:rPr>
+        <w:t xml:space="preserve"> → </w:t>
+      </w:r>
+      <w:r>
+        <w:rPr>
+          <w:rFonts w:hint="eastAsia" w:ascii="Times New Roman" w:hAnsi="Times New Roman" w:eastAsia="FangSong" w:cs="Times New Roman"/>
+        </w:rPr>
+        <w:t>验证稳定性</w:t>
+      </w:r>
+      <w:r>
+        <w:rPr>
+          <w:rFonts w:hint="eastAsia" w:ascii="Times New Roman" w:hAnsi="Times New Roman" w:eastAsia="Times New Roman" w:cs="Times New Roman"/>
+        </w:rPr>
+        <w:t>（Latimer/Frost</w:t>
+      </w:r>
+      <w:r>
+        <w:rPr>
+          <w:rFonts w:ascii="Times New Roman" w:hAnsi="Times New Roman" w:eastAsia="Times New Roman" w:cs="Times New Roman"/>
+        </w:rPr>
+        <w:t xml:space="preserve"> → </w:t>
+      </w:r>
+      <w:r>
+        <w:rPr>
+          <w:rFonts w:hint="eastAsia" w:ascii="Times New Roman" w:hAnsi="Times New Roman" w:eastAsia="FangSong" w:cs="Times New Roman"/>
+        </w:rPr>
+        <w:t>歧化倾向</w:t>
+      </w:r>
+      <w:r>
+        <w:rPr>
+          <w:rFonts w:hint="eastAsia" w:ascii="Times New Roman" w:hAnsi="Times New Roman" w:eastAsia="Times New Roman" w:cs="Times New Roman"/>
+        </w:rPr>
+        <w:t>/</w:t>
+      </w:r>
+      <w:r>
+        <w:rPr>
+          <w:rFonts w:hint="eastAsia" w:ascii="Times New Roman" w:hAnsi="Times New Roman" w:eastAsia="FangSong" w:cs="Times New Roman"/>
+        </w:rPr>
+        <w:t>优势氧化态</w:t>
+      </w:r>
+      <w:r>
+        <w:rPr>
+          <w:rFonts w:hint="eastAsia" w:ascii="Times New Roman" w:hAnsi="Times New Roman" w:eastAsia="Times New Roman" w:cs="Times New Roman"/>
+        </w:rPr>
+        <w:t>）</w:t>
+      </w:r>
+    </w:p>
+    <w:p>
+      <w:pPr>
+        <w:pStyle w:val="Compact"/>
+        <w:numPr>
+          <w:ilvl w:val="0"/>
+          <w:numId w:val="1003"/>
+        </w:numPr>
+      </w:pPr>
+      <w:r>
+        <w:rPr>
+          <w:rFonts w:hint="eastAsia" w:ascii="Times New Roman" w:hAnsi="Times New Roman" w:eastAsia="FangSong" w:cs="Times New Roman"/>
+        </w:rPr>
+        <w:t xml:space="preserve">方程式</w:t>
+      </w:r>
+      <w:r>
+        <w:rPr>
+          <w:rFonts w:ascii="Times New Roman" w:hAnsi="Times New Roman" w:eastAsia="Times New Roman" w:cs="Times New Roman"/>
+        </w:rPr>
+        <w:t xml:space="preserve"> → </w:t>
+      </w:r>
+      <w:r>
+        <w:rPr>
+          <w:rFonts w:hint="eastAsia" w:ascii="Times New Roman" w:hAnsi="Times New Roman" w:eastAsia="FangSong" w:cs="Times New Roman"/>
+        </w:rPr>
+        <w:t>综合验证</w:t>
+      </w:r>
+      <w:r>
+        <w:rPr>
+          <w:rFonts w:hint="eastAsia" w:ascii="Times New Roman" w:hAnsi="Times New Roman" w:eastAsia="Times New Roman" w:cs="Times New Roman"/>
+        </w:rPr>
+        <w:t>（</w:t>
+      </w:r>
+      <w:r>
+        <w:rPr>
+          <w:rFonts w:hint="eastAsia" w:ascii="Times New Roman" w:hAnsi="Times New Roman" w:eastAsia="FangSong" w:cs="Times New Roman"/>
+        </w:rPr>
+        <w:t>质量守恒</w:t>
+      </w:r>
+      <w:r>
+        <w:rPr>
+          <w:rFonts w:ascii="Times New Roman" w:hAnsi="Times New Roman" w:eastAsia="Times New Roman" w:cs="Times New Roman"/>
+        </w:rPr>
+        <w:t xml:space="preserve"> + </w:t>
+      </w:r>
+      <w:r>
+        <w:rPr>
+          <w:rFonts w:hint="eastAsia" w:ascii="Times New Roman" w:hAnsi="Times New Roman" w:eastAsia="FangSong" w:cs="Times New Roman"/>
+        </w:rPr>
+        <w:t>电荷守恒</w:t>
+      </w:r>
+      <w:r>
+        <w:rPr>
+          <w:rFonts w:hint="eastAsia" w:ascii="Times New Roman" w:hAnsi="Times New Roman" w:eastAsia="Times New Roman" w:cs="Times New Roman"/>
+        </w:rPr>
+        <w:t>）</w:t>
+      </w:r>
+    </w:p>
+    <w:p>
+      <w:pPr>
+        <w:pStyle w:val="FirstParagraph"/>
+      </w:pPr>
+      <w:r>
+        <w:rPr>
+          <w:rFonts w:hint="eastAsia" w:ascii="Times New Roman" w:hAnsi="Times New Roman" w:eastAsia="FangSong" w:cs="Times New Roman"/>
+          <w:b/>
+          <w:bCs/>
+        </w:rPr>
+        <w:t xml:space="preserve">磁性判据</w:t>
+      </w:r>
+      <w:r>
+        <w:rPr>
+          <w:rFonts w:hint="eastAsia" w:ascii="Times New Roman" w:hAnsi="Times New Roman" w:eastAsia="Times New Roman" w:cs="Times New Roman"/>
+        </w:rPr>
+        <w:t xml:space="preserve">（μ_eff</w:t>
+      </w:r>
+      <w:r>
+        <w:rPr>
+          <w:rFonts w:ascii="Times New Roman" w:hAnsi="Times New Roman" w:eastAsia="Times New Roman" w:cs="Times New Roman"/>
+        </w:rPr>
+        <w:t xml:space="preserve"> = √[n(n+2)] </w:t>
+      </w:r>
+      <w:r>
+        <w:rPr>
+          <w:rFonts w:hint="eastAsia" w:ascii="Times New Roman" w:hAnsi="Times New Roman" w:eastAsia="Times New Roman" w:cs="Times New Roman"/>
+        </w:rPr>
+        <w:t>BM）：n=1→1.73、n=2→2.83、n=3→3.87、n=4→4.90、n=5→5.92。</w:t>
+      </w:r>
+      <w:r>
+        <w:rPr>
+          <w:rFonts w:hint="eastAsia" w:ascii="Times New Roman" w:hAnsi="Times New Roman" w:eastAsia="FangSong" w:cs="Times New Roman"/>
+        </w:rPr>
+        <w:t>由</w:t>
+      </w:r>
+      <w:r>
+        <w:rPr>
+          <w:rFonts w:ascii="Times New Roman" w:hAnsi="Times New Roman" w:eastAsia="Times New Roman" w:cs="Times New Roman"/>
+        </w:rPr>
+        <w:t xml:space="preserve"> μ_eff </w:t>
+      </w:r>
+      <w:r>
+        <w:rPr>
+          <w:rFonts w:hint="eastAsia" w:ascii="Times New Roman" w:hAnsi="Times New Roman" w:eastAsia="FangSong" w:cs="Times New Roman"/>
+        </w:rPr>
+        <w:t xml:space="preserve">反推未成对电子</w:t>
+      </w:r>
+      <w:r>
+        <w:rPr>
+          <w:rFonts w:ascii="Times New Roman" w:hAnsi="Times New Roman" w:eastAsia="Times New Roman" w:cs="Times New Roman"/>
+        </w:rPr>
+        <w:t xml:space="preserve"> → d</w:t>
+      </w:r>
+      <w:r>
+        <w:rPr>
+          <w:rFonts w:ascii="Times New Roman" w:hAnsi="Times New Roman" w:eastAsia="Times New Roman" w:cs="Times New Roman"/>
+          <w:vertAlign w:val="superscript"/>
+        </w:rPr>
+        <w:t>n</w:t>
+      </w:r>
+      <w:r>
+        <w:rPr>
+          <w:rFonts w:ascii="Times New Roman" w:hAnsi="Times New Roman" w:eastAsia="Times New Roman" w:cs="Times New Roman"/>
+        </w:rPr>
+        <w:t xml:space="preserve"> </w:t>
+      </w:r>
+      <w:r>
+        <w:rPr>
+          <w:rFonts w:hint="eastAsia" w:ascii="Times New Roman" w:hAnsi="Times New Roman" w:eastAsia="FangSong" w:cs="Times New Roman"/>
+        </w:rPr>
+        <w:t xml:space="preserve">构型</w:t>
+      </w:r>
+      <w:r>
+        <w:rPr>
+          <w:rFonts w:ascii="Times New Roman" w:hAnsi="Times New Roman" w:eastAsia="Times New Roman" w:cs="Times New Roman"/>
+        </w:rPr>
+        <w:t xml:space="preserve"> → </w:t>
+      </w:r>
+      <w:r>
+        <w:rPr>
+          <w:rFonts w:hint="eastAsia" w:ascii="Times New Roman" w:hAnsi="Times New Roman" w:eastAsia="FangSong" w:cs="Times New Roman"/>
+        </w:rPr>
+        <w:t>高</w:t>
+      </w:r>
+      <w:r>
+        <w:rPr>
+          <w:rFonts w:hint="eastAsia" w:ascii="Times New Roman" w:hAnsi="Times New Roman" w:eastAsia="Times New Roman" w:cs="Times New Roman"/>
+        </w:rPr>
+        <w:t>/</w:t>
+      </w:r>
+      <w:r>
+        <w:rPr>
+          <w:rFonts w:hint="eastAsia" w:ascii="Times New Roman" w:hAnsi="Times New Roman" w:eastAsia="FangSong" w:cs="Times New Roman"/>
+        </w:rPr>
+        <w:t>低自旋</w:t>
+      </w:r>
+      <w:r>
+        <w:rPr>
+          <w:rFonts w:ascii="Times New Roman" w:hAnsi="Times New Roman" w:eastAsia="Times New Roman" w:cs="Times New Roman"/>
+        </w:rPr>
+        <w:t xml:space="preserve"> → </w:t>
+      </w:r>
+      <w:r>
+        <w:rPr>
+          <w:rFonts w:hint="eastAsia" w:ascii="Times New Roman" w:hAnsi="Times New Roman" w:eastAsia="FangSong" w:cs="Times New Roman"/>
+        </w:rPr>
+        <w:t xml:space="preserve">配体场强弱</w:t>
+      </w:r>
+      <w:r>
+        <w:rPr>
+          <w:rFonts w:ascii="Times New Roman" w:hAnsi="Times New Roman" w:eastAsia="Times New Roman" w:cs="Times New Roman"/>
+        </w:rPr>
+        <w:t xml:space="preserve"> → </w:t>
+      </w:r>
+      <w:r>
+        <w:rPr>
+          <w:rFonts w:hint="eastAsia" w:ascii="Times New Roman" w:hAnsi="Times New Roman" w:eastAsia="FangSong" w:cs="Times New Roman"/>
+        </w:rPr>
+        <w:t>元素身份</w:t>
+      </w:r>
+      <w:r>
+        <w:rPr>
+          <w:rFonts w:hint="eastAsia" w:ascii="Times New Roman" w:hAnsi="Times New Roman" w:eastAsia="Times New Roman" w:cs="Times New Roman"/>
+        </w:rPr>
+        <w:t>。</w:t>
+      </w:r>
+    </w:p>
+    <w:bookmarkEnd w:id="72"/>
+    <w:bookmarkStart w:id="76" w:name="化学史推断三步翻译法"/>
+    <w:p>
+      <w:pPr>
+        <w:pStyle w:val="Heading3"/>
+        <w:spacing w:before="280" w:after="120"/>
+      </w:pPr>
+      <w:r>
+        <w:rPr>
+          <w:rFonts w:ascii="Times New Roman" w:hAnsi="Times New Roman" w:eastAsia="Times New Roman" w:cs="Times New Roman"/>
+        </w:rPr>
+        <w:t xml:space="preserve">7.3 </w:t>
+      </w:r>
+      <w:r>
+        <w:rPr>
+          <w:rFonts w:hint="eastAsia" w:ascii="Times New Roman" w:hAnsi="Times New Roman" w:eastAsia="SimHei" w:cs="Times New Roman"/>
+        </w:rPr>
+        <w:t xml:space="preserve">化学史推断三步翻译法</w:t>
+      </w:r>
+    </w:p>
+    <w:p>
+      <w:pPr>
+        <w:pStyle w:val="Compact"/>
+        <w:numPr>
+          <w:ilvl w:val="0"/>
+          <w:numId w:val="1004"/>
+        </w:numPr>
+      </w:pPr>
+      <w:r>
+        <w:rPr>
+          <w:rFonts w:hint="eastAsia" w:ascii="Times New Roman" w:hAnsi="Times New Roman" w:eastAsia="FangSong" w:cs="Times New Roman"/>
+        </w:rPr>
+        <w:t>圈古文操作词</w:t>
+      </w:r>
+      <w:r>
+        <w:rPr>
+          <w:rFonts w:hint="eastAsia" w:ascii="Times New Roman" w:hAnsi="Times New Roman" w:eastAsia="Times New Roman" w:cs="Times New Roman"/>
+        </w:rPr>
+        <w:t>：「</w:t>
+      </w:r>
+      <w:r>
+        <w:rPr>
+          <w:rFonts w:hint="eastAsia" w:ascii="Times New Roman" w:hAnsi="Times New Roman" w:eastAsia="FangSong" w:cs="Times New Roman"/>
+        </w:rPr>
+        <w:t>煅</w:t>
+      </w:r>
+      <w:r>
+        <w:rPr>
+          <w:rFonts w:hint="eastAsia" w:ascii="Times New Roman" w:hAnsi="Times New Roman" w:eastAsia="Times New Roman" w:cs="Times New Roman"/>
+        </w:rPr>
+        <w:t>」=</w:t>
+      </w:r>
+      <w:r>
+        <w:rPr>
+          <w:rFonts w:hint="eastAsia" w:ascii="Times New Roman" w:hAnsi="Times New Roman" w:eastAsia="FangSong" w:cs="Times New Roman"/>
+        </w:rPr>
+        <w:t>加热</w:t>
+      </w:r>
+      <w:r>
+        <w:rPr>
+          <w:rFonts w:hint="eastAsia" w:ascii="Times New Roman" w:hAnsi="Times New Roman" w:eastAsia="Times New Roman" w:cs="Times New Roman"/>
+        </w:rPr>
+        <w:t>/</w:t>
+      </w:r>
+      <w:r>
+        <w:rPr>
+          <w:rFonts w:hint="eastAsia" w:ascii="Times New Roman" w:hAnsi="Times New Roman" w:eastAsia="FangSong" w:cs="Times New Roman"/>
+        </w:rPr>
+        <w:t>焙烧</w:t>
+      </w:r>
+      <w:r>
+        <w:rPr>
+          <w:rFonts w:hint="eastAsia" w:ascii="Times New Roman" w:hAnsi="Times New Roman" w:eastAsia="Times New Roman" w:cs="Times New Roman"/>
+        </w:rPr>
+        <w:t>；「</w:t>
+      </w:r>
+      <w:r>
+        <w:rPr>
+          <w:rFonts w:hint="eastAsia" w:ascii="Times New Roman" w:hAnsi="Times New Roman" w:eastAsia="FangSong" w:cs="Times New Roman"/>
+        </w:rPr>
+        <w:t>淬</w:t>
+      </w:r>
+      <w:r>
+        <w:rPr>
+          <w:rFonts w:hint="eastAsia" w:ascii="Times New Roman" w:hAnsi="Times New Roman" w:eastAsia="Times New Roman" w:cs="Times New Roman"/>
+        </w:rPr>
+        <w:t>」=</w:t>
+      </w:r>
+      <w:r>
+        <w:rPr>
+          <w:rFonts w:hint="eastAsia" w:ascii="Times New Roman" w:hAnsi="Times New Roman" w:eastAsia="FangSong" w:cs="Times New Roman"/>
+        </w:rPr>
+        <w:t>冷却</w:t>
+      </w:r>
+      <w:r>
+        <w:rPr>
+          <w:rFonts w:hint="eastAsia" w:ascii="Times New Roman" w:hAnsi="Times New Roman" w:eastAsia="Times New Roman" w:cs="Times New Roman"/>
+        </w:rPr>
+        <w:t>/</w:t>
+      </w:r>
+      <w:r>
+        <w:rPr>
+          <w:rFonts w:hint="eastAsia" w:ascii="Times New Roman" w:hAnsi="Times New Roman" w:eastAsia="FangSong" w:cs="Times New Roman"/>
+        </w:rPr>
+        <w:t>水淬</w:t>
+      </w:r>
+      <w:r>
+        <w:rPr>
+          <w:rFonts w:hint="eastAsia" w:ascii="Times New Roman" w:hAnsi="Times New Roman" w:eastAsia="Times New Roman" w:cs="Times New Roman"/>
+        </w:rPr>
+        <w:t>；「</w:t>
+      </w:r>
+      <w:r>
+        <w:rPr>
+          <w:rFonts w:hint="eastAsia" w:ascii="Times New Roman" w:hAnsi="Times New Roman" w:eastAsia="FangSong" w:cs="Times New Roman"/>
+        </w:rPr>
+        <w:t>飞</w:t>
+      </w:r>
+      <w:r>
+        <w:rPr>
+          <w:rFonts w:hint="eastAsia" w:ascii="Times New Roman" w:hAnsi="Times New Roman" w:eastAsia="Times New Roman" w:cs="Times New Roman"/>
+        </w:rPr>
+        <w:t>」=</w:t>
+      </w:r>
+      <w:r>
+        <w:rPr>
+          <w:rFonts w:hint="eastAsia" w:ascii="Times New Roman" w:hAnsi="Times New Roman" w:eastAsia="FangSong" w:cs="Times New Roman"/>
+        </w:rPr>
+        <w:t>升华</w:t>
+      </w:r>
+      <w:r>
+        <w:rPr>
+          <w:rFonts w:hint="eastAsia" w:ascii="Times New Roman" w:hAnsi="Times New Roman" w:eastAsia="Times New Roman" w:cs="Times New Roman"/>
+        </w:rPr>
+        <w:t>；「</w:t>
+      </w:r>
+      <w:r>
+        <w:rPr>
+          <w:rFonts w:hint="eastAsia" w:ascii="Times New Roman" w:hAnsi="Times New Roman" w:eastAsia="FangSong" w:cs="Times New Roman"/>
+        </w:rPr>
+        <w:t>点</w:t>
+      </w:r>
+      <w:r>
+        <w:rPr>
+          <w:rFonts w:hint="eastAsia" w:ascii="Times New Roman" w:hAnsi="Times New Roman" w:eastAsia="Times New Roman" w:cs="Times New Roman"/>
+        </w:rPr>
+        <w:t>」=</w:t>
+      </w:r>
+      <w:r>
+        <w:rPr>
+          <w:rFonts w:hint="eastAsia" w:ascii="Times New Roman" w:hAnsi="Times New Roman" w:eastAsia="FangSong" w:cs="Times New Roman"/>
+        </w:rPr>
+        <w:t>滴加</w:t>
+      </w:r>
+      <w:r>
+        <w:rPr>
+          <w:rFonts w:hint="eastAsia" w:ascii="Times New Roman" w:hAnsi="Times New Roman" w:eastAsia="Times New Roman" w:cs="Times New Roman"/>
+        </w:rPr>
+        <w:t>；「</w:t>
+      </w:r>
+      <w:r>
+        <w:rPr>
+          <w:rFonts w:hint="eastAsia" w:ascii="Times New Roman" w:hAnsi="Times New Roman" w:eastAsia="FangSong" w:cs="Times New Roman"/>
+        </w:rPr>
+        <w:t>化</w:t>
+      </w:r>
+      <w:r>
+        <w:rPr>
+          <w:rFonts w:hint="eastAsia" w:ascii="Times New Roman" w:hAnsi="Times New Roman" w:eastAsia="Times New Roman" w:cs="Times New Roman"/>
+        </w:rPr>
+        <w:t>」=</w:t>
+      </w:r>
+      <w:r>
+        <w:rPr>
+          <w:rFonts w:hint="eastAsia" w:ascii="Times New Roman" w:hAnsi="Times New Roman" w:eastAsia="FangSong" w:cs="Times New Roman"/>
+        </w:rPr>
+        <w:t>溶解</w:t>
+      </w:r>
+      <w:r>
+        <w:rPr>
+          <w:rFonts w:hint="eastAsia" w:ascii="Times New Roman" w:hAnsi="Times New Roman" w:eastAsia="Times New Roman" w:cs="Times New Roman"/>
+        </w:rPr>
+        <w:t>；「</w:t>
+      </w:r>
+      <w:r>
+        <w:rPr>
+          <w:rFonts w:hint="eastAsia" w:ascii="Times New Roman" w:hAnsi="Times New Roman" w:eastAsia="FangSong" w:cs="Times New Roman"/>
+        </w:rPr>
+        <w:t>煎</w:t>
+      </w:r>
+      <w:r>
+        <w:rPr>
+          <w:rFonts w:hint="eastAsia" w:ascii="Times New Roman" w:hAnsi="Times New Roman" w:eastAsia="Times New Roman" w:cs="Times New Roman"/>
+        </w:rPr>
+        <w:t>」=</w:t>
+      </w:r>
+      <w:r>
+        <w:rPr>
+          <w:rFonts w:hint="eastAsia" w:ascii="Times New Roman" w:hAnsi="Times New Roman" w:eastAsia="FangSong" w:cs="Times New Roman"/>
+        </w:rPr>
+        <w:t>蒸发浓缩</w:t>
+      </w:r>
+    </w:p>
+    <w:p>
+      <w:pPr>
+        <w:pStyle w:val="Compact"/>
+        <w:numPr>
+          <w:ilvl w:val="0"/>
+          <w:numId w:val="1004"/>
+        </w:numPr>
+      </w:pPr>
+      <w:r>
+        <w:rPr>
+          <w:rFonts w:hint="eastAsia" w:ascii="Times New Roman" w:hAnsi="Times New Roman" w:eastAsia="FangSong" w:cs="Times New Roman"/>
+        </w:rPr>
+        <w:t>定位关键物质</w:t>
+      </w:r>
+      <w:r>
+        <w:rPr>
+          <w:rFonts w:hint="eastAsia" w:ascii="Times New Roman" w:hAnsi="Times New Roman" w:eastAsia="Times New Roman" w:cs="Times New Roman"/>
+        </w:rPr>
+        <w:t>：</w:t>
+      </w:r>
+      <w:r>
+        <w:rPr>
+          <w:rFonts w:hint="eastAsia" w:ascii="Times New Roman" w:hAnsi="Times New Roman" w:eastAsia="FangSong" w:cs="Times New Roman"/>
+        </w:rPr>
+        <w:t>雄黄</w:t>
+      </w:r>
+      <w:r>
+        <w:rPr>
+          <w:rFonts w:hint="eastAsia" w:ascii="Times New Roman" w:hAnsi="Times New Roman" w:eastAsia="Times New Roman" w:cs="Times New Roman"/>
+        </w:rPr>
+        <w:t>=As</w:t>
+      </w:r>
+      <w:r>
+        <w:rPr>
+          <w:rFonts w:hint="eastAsia" w:ascii="Times New Roman" w:hAnsi="Times New Roman" w:eastAsia="Times New Roman" w:cs="Times New Roman"/>
+          <w:vertAlign w:val="subscript"/>
+        </w:rPr>
+        <w:t>4</w:t>
+      </w:r>
+      <w:r>
+        <w:rPr>
+          <w:rFonts w:hint="eastAsia" w:ascii="Times New Roman" w:hAnsi="Times New Roman" w:eastAsia="Times New Roman" w:cs="Times New Roman"/>
+        </w:rPr>
+        <w:t>S</w:t>
+      </w:r>
+      <w:r>
+        <w:rPr>
+          <w:rFonts w:hint="eastAsia" w:ascii="Times New Roman" w:hAnsi="Times New Roman" w:eastAsia="Times New Roman" w:cs="Times New Roman"/>
+          <w:vertAlign w:val="subscript"/>
+        </w:rPr>
+        <w:t>4</w:t>
+      </w:r>
+      <w:r>
+        <w:rPr>
+          <w:rFonts w:hint="eastAsia" w:ascii="Times New Roman" w:hAnsi="Times New Roman" w:eastAsia="Times New Roman" w:cs="Times New Roman"/>
+        </w:rPr>
+        <w:t>；</w:t>
+      </w:r>
+      <w:r>
+        <w:rPr>
+          <w:rFonts w:hint="eastAsia" w:ascii="Times New Roman" w:hAnsi="Times New Roman" w:eastAsia="FangSong" w:cs="Times New Roman"/>
+        </w:rPr>
+        <w:t>砒霜</w:t>
+      </w:r>
+      <w:r>
+        <w:rPr>
+          <w:rFonts w:hint="eastAsia" w:ascii="Times New Roman" w:hAnsi="Times New Roman" w:eastAsia="Times New Roman" w:cs="Times New Roman"/>
+        </w:rPr>
+        <w:t>=As</w:t>
+      </w:r>
+      <w:r>
+        <w:rPr>
+          <w:rFonts w:hint="eastAsia" w:ascii="Times New Roman" w:hAnsi="Times New Roman" w:eastAsia="Times New Roman" w:cs="Times New Roman"/>
+          <w:vertAlign w:val="subscript"/>
+        </w:rPr>
+        <w:t>2</w:t>
+      </w:r>
+      <w:r>
+        <w:rPr>
+          <w:rFonts w:hint="eastAsia" w:ascii="Times New Roman" w:hAnsi="Times New Roman" w:eastAsia="Times New Roman" w:cs="Times New Roman"/>
+        </w:rPr>
+        <w:t>O</w:t>
+      </w:r>
+      <w:r>
+        <w:rPr>
+          <w:rFonts w:hint="eastAsia" w:ascii="Times New Roman" w:hAnsi="Times New Roman" w:eastAsia="Times New Roman" w:cs="Times New Roman"/>
+          <w:vertAlign w:val="subscript"/>
+        </w:rPr>
+        <w:t>3</w:t>
+      </w:r>
+      <w:r>
+        <w:rPr>
+          <w:rFonts w:hint="eastAsia" w:ascii="Times New Roman" w:hAnsi="Times New Roman" w:eastAsia="Times New Roman" w:cs="Times New Roman"/>
+        </w:rPr>
+        <w:t>；</w:t>
+      </w:r>
+      <w:r>
+        <w:rPr>
+          <w:rFonts w:hint="eastAsia" w:ascii="Times New Roman" w:hAnsi="Times New Roman" w:eastAsia="FangSong" w:cs="Times New Roman"/>
+        </w:rPr>
+        <w:t>胆矾</w:t>
+      </w:r>
+      <w:r>
+        <w:rPr>
+          <w:rFonts w:hint="eastAsia" w:ascii="Times New Roman" w:hAnsi="Times New Roman" w:eastAsia="Times New Roman" w:cs="Times New Roman"/>
+        </w:rPr>
+        <w:t>=CuSO</w:t>
+      </w:r>
+      <w:r>
+        <w:rPr>
+          <w:rFonts w:hint="eastAsia" w:ascii="Times New Roman" w:hAnsi="Times New Roman" w:eastAsia="Times New Roman" w:cs="Times New Roman"/>
+          <w:vertAlign w:val="subscript"/>
+        </w:rPr>
+        <w:t>4</w:t>
+      </w:r>
+      <w:r>
+        <w:rPr>
+          <w:rFonts w:hint="eastAsia" w:ascii="Times New Roman" w:hAnsi="Times New Roman" w:eastAsia="Times New Roman" w:cs="Times New Roman"/>
+        </w:rPr>
+        <w:t>·5H</w:t>
+      </w:r>
+      <w:r>
+        <w:rPr>
+          <w:rFonts w:hint="eastAsia" w:ascii="Times New Roman" w:hAnsi="Times New Roman" w:eastAsia="Times New Roman" w:cs="Times New Roman"/>
+          <w:vertAlign w:val="subscript"/>
+        </w:rPr>
+        <w:t>2</w:t>
+      </w:r>
+      <w:r>
+        <w:rPr>
+          <w:rFonts w:hint="eastAsia" w:ascii="Times New Roman" w:hAnsi="Times New Roman" w:eastAsia="Times New Roman" w:cs="Times New Roman"/>
+        </w:rPr>
+        <w:t>O；</w:t>
+      </w:r>
+      <w:r>
+        <w:rPr>
+          <w:rFonts w:hint="eastAsia" w:ascii="Times New Roman" w:hAnsi="Times New Roman" w:eastAsia="FangSong" w:cs="Times New Roman"/>
+        </w:rPr>
+        <w:t>绿矾</w:t>
+      </w:r>
+      <w:r>
+        <w:rPr>
+          <w:rFonts w:hint="eastAsia" w:ascii="Times New Roman" w:hAnsi="Times New Roman" w:eastAsia="Times New Roman" w:cs="Times New Roman"/>
+        </w:rPr>
+        <w:t>=FeSO</w:t>
+      </w:r>
+      <w:r>
+        <w:rPr>
+          <w:rFonts w:hint="eastAsia" w:ascii="Times New Roman" w:hAnsi="Times New Roman" w:eastAsia="Times New Roman" w:cs="Times New Roman"/>
+          <w:vertAlign w:val="subscript"/>
+        </w:rPr>
+        <w:t>4</w:t>
+      </w:r>
+      <w:r>
+        <w:rPr>
+          <w:rFonts w:hint="eastAsia" w:ascii="Times New Roman" w:hAnsi="Times New Roman" w:eastAsia="Times New Roman" w:cs="Times New Roman"/>
+        </w:rPr>
+        <w:t>·7H</w:t>
+      </w:r>
+      <w:r>
+        <w:rPr>
+          <w:rFonts w:hint="eastAsia" w:ascii="Times New Roman" w:hAnsi="Times New Roman" w:eastAsia="Times New Roman" w:cs="Times New Roman"/>
+          <w:vertAlign w:val="subscript"/>
+        </w:rPr>
+        <w:t>2</w:t>
+      </w:r>
+      <w:r>
+        <w:rPr>
+          <w:rFonts w:hint="eastAsia" w:ascii="Times New Roman" w:hAnsi="Times New Roman" w:eastAsia="Times New Roman" w:cs="Times New Roman"/>
+        </w:rPr>
+        <w:t>O；</w:t>
+      </w:r>
+      <w:r>
+        <w:rPr>
+          <w:rFonts w:hint="eastAsia" w:ascii="Times New Roman" w:hAnsi="Times New Roman" w:eastAsia="FangSong" w:cs="Times New Roman"/>
+        </w:rPr>
+        <w:t>磁石</w:t>
+      </w:r>
+      <w:r>
+        <w:rPr>
+          <w:rFonts w:hint="eastAsia" w:ascii="Times New Roman" w:hAnsi="Times New Roman" w:eastAsia="Times New Roman" w:cs="Times New Roman"/>
+        </w:rPr>
+        <w:t>=Fe</w:t>
+      </w:r>
+      <w:r>
+        <w:rPr>
+          <w:rFonts w:hint="eastAsia" w:ascii="Times New Roman" w:hAnsi="Times New Roman" w:eastAsia="Times New Roman" w:cs="Times New Roman"/>
+          <w:vertAlign w:val="subscript"/>
+        </w:rPr>
+        <w:t>3</w:t>
+      </w:r>
+      <w:r>
+        <w:rPr>
+          <w:rFonts w:hint="eastAsia" w:ascii="Times New Roman" w:hAnsi="Times New Roman" w:eastAsia="Times New Roman" w:cs="Times New Roman"/>
+        </w:rPr>
+        <w:t>O</w:t>
+      </w:r>
+      <w:r>
+        <w:rPr>
+          <w:rFonts w:hint="eastAsia" w:ascii="Times New Roman" w:hAnsi="Times New Roman" w:eastAsia="Times New Roman" w:cs="Times New Roman"/>
+          <w:vertAlign w:val="subscript"/>
+        </w:rPr>
+        <w:t>4</w:t>
+      </w:r>
+      <w:r>
+        <w:rPr>
+          <w:rFonts w:hint="eastAsia" w:ascii="Times New Roman" w:hAnsi="Times New Roman" w:eastAsia="Times New Roman" w:cs="Times New Roman"/>
+        </w:rPr>
+        <w:t>；</w:t>
+      </w:r>
+      <w:r>
+        <w:rPr>
+          <w:rFonts w:hint="eastAsia" w:ascii="Times New Roman" w:hAnsi="Times New Roman" w:eastAsia="FangSong" w:cs="Times New Roman"/>
+        </w:rPr>
+        <w:t>朱砂</w:t>
+      </w:r>
+      <w:r>
+        <w:rPr>
+          <w:rFonts w:hint="eastAsia" w:ascii="Times New Roman" w:hAnsi="Times New Roman" w:eastAsia="Times New Roman" w:cs="Times New Roman"/>
+        </w:rPr>
+        <w:t>=HgS；</w:t>
+      </w:r>
+      <w:r>
+        <w:rPr>
+          <w:rFonts w:hint="eastAsia" w:ascii="Times New Roman" w:hAnsi="Times New Roman" w:eastAsia="FangSong" w:cs="Times New Roman"/>
+        </w:rPr>
+        <w:t>铅丹</w:t>
+      </w:r>
+      <w:r>
+        <w:rPr>
+          <w:rFonts w:hint="eastAsia" w:ascii="Times New Roman" w:hAnsi="Times New Roman" w:eastAsia="Times New Roman" w:cs="Times New Roman"/>
+        </w:rPr>
+        <w:t>=Pb</w:t>
+      </w:r>
+      <w:r>
+        <w:rPr>
+          <w:rFonts w:hint="eastAsia" w:ascii="Times New Roman" w:hAnsi="Times New Roman" w:eastAsia="Times New Roman" w:cs="Times New Roman"/>
+          <w:vertAlign w:val="subscript"/>
+        </w:rPr>
+        <w:t>3</w:t>
+      </w:r>
+      <w:r>
+        <w:rPr>
+          <w:rFonts w:hint="eastAsia" w:ascii="Times New Roman" w:hAnsi="Times New Roman" w:eastAsia="Times New Roman" w:cs="Times New Roman"/>
+        </w:rPr>
+        <w:t>O</w:t>
+      </w:r>
+      <w:r>
+        <w:rPr>
+          <w:rFonts w:hint="eastAsia" w:ascii="Times New Roman" w:hAnsi="Times New Roman" w:eastAsia="Times New Roman" w:cs="Times New Roman"/>
+          <w:vertAlign w:val="subscript"/>
+        </w:rPr>
+        <w:t>4</w:t>
+      </w:r>
+    </w:p>
+    <w:p>
+      <w:pPr>
+        <w:pStyle w:val="Compact"/>
+        <w:numPr>
+          <w:ilvl w:val="0"/>
+          <w:numId w:val="1004"/>
         </w:numPr>
       </w:pPr>
       <w:r>
@@ -31038,7 +30953,7 @@
         <w:pStyle w:val="Compact"/>
         <w:numPr>
           <w:ilvl w:val="0"/>
-          <w:numId w:val="1004"/>
+          <w:numId w:val="1005"/>
         </w:numPr>
       </w:pPr>
       <w:r>
@@ -31169,7 +31084,7 @@
         <w:pStyle w:val="Compact"/>
         <w:numPr>
           <w:ilvl w:val="0"/>
-          <w:numId w:val="1004"/>
+          <w:numId w:val="1005"/>
         </w:numPr>
       </w:pPr>
       <w:r>
@@ -31281,7 +31196,7 @@
         <w:pStyle w:val="Compact"/>
         <w:numPr>
           <w:ilvl w:val="0"/>
-          <w:numId w:val="1004"/>
+          <w:numId w:val="1005"/>
         </w:numPr>
       </w:pPr>
       <w:r>
@@ -31376,7 +31291,7 @@
         <w:pStyle w:val="Compact"/>
         <w:numPr>
           <w:ilvl w:val="0"/>
-          <w:numId w:val="1004"/>
+          <w:numId w:val="1005"/>
         </w:numPr>
       </w:pPr>
       <w:r>
@@ -31495,7 +31410,7 @@
         <w:pStyle w:val="Compact"/>
         <w:numPr>
           <w:ilvl w:val="0"/>
-          <w:numId w:val="1004"/>
+          <w:numId w:val="1005"/>
         </w:numPr>
       </w:pPr>
       <w:r>
@@ -31584,7 +31499,7 @@
         <w:pStyle w:val="Compact"/>
         <w:numPr>
           <w:ilvl w:val="0"/>
-          <w:numId w:val="1004"/>
+          <w:numId w:val="1005"/>
         </w:numPr>
       </w:pPr>
       <w:r>
@@ -31673,7 +31588,7 @@
         <w:pStyle w:val="Compact"/>
         <w:numPr>
           <w:ilvl w:val="0"/>
-          <w:numId w:val="1004"/>
+          <w:numId w:val="1005"/>
         </w:numPr>
       </w:pPr>
       <w:r>
@@ -36111,7 +36026,7 @@
         <w:pStyle w:val="Compact"/>
         <w:numPr>
           <w:ilvl w:val="0"/>
-          <w:numId w:val="1005"/>
+          <w:numId w:val="1006"/>
         </w:numPr>
       </w:pPr>
       <w:r>
@@ -36230,7 +36145,7 @@
         <w:pStyle w:val="Compact"/>
         <w:numPr>
           <w:ilvl w:val="0"/>
-          <w:numId w:val="1005"/>
+          <w:numId w:val="1006"/>
         </w:numPr>
       </w:pPr>
       <w:r>
@@ -36349,7 +36264,7 @@
         <w:pStyle w:val="Compact"/>
         <w:numPr>
           <w:ilvl w:val="0"/>
-          <w:numId w:val="1005"/>
+          <w:numId w:val="1006"/>
         </w:numPr>
       </w:pPr>
       <w:r>
@@ -36496,7 +36411,7 @@
         <w:pStyle w:val="Compact"/>
         <w:numPr>
           <w:ilvl w:val="0"/>
-          <w:numId w:val="1005"/>
+          <w:numId w:val="1006"/>
         </w:numPr>
       </w:pPr>
       <w:r>
@@ -36631,7 +36546,7 @@
         <w:pStyle w:val="Compact"/>
         <w:numPr>
           <w:ilvl w:val="0"/>
-          <w:numId w:val="1005"/>
+          <w:numId w:val="1006"/>
         </w:numPr>
       </w:pPr>
       <w:r>
@@ -39825,7 +39740,7 @@
         <w:pStyle w:val="Compact"/>
         <w:numPr>
           <w:ilvl w:val="0"/>
-          <w:numId w:val="1006"/>
+          <w:numId w:val="1007"/>
         </w:numPr>
       </w:pPr>
       <w:r>
@@ -39944,7 +39859,7 @@
         <w:pStyle w:val="Compact"/>
         <w:numPr>
           <w:ilvl w:val="0"/>
-          <w:numId w:val="1006"/>
+          <w:numId w:val="1007"/>
         </w:numPr>
       </w:pPr>
       <w:r>
@@ -40039,7 +39954,7 @@
         <w:pStyle w:val="Compact"/>
         <w:numPr>
           <w:ilvl w:val="0"/>
-          <w:numId w:val="1006"/>
+          <w:numId w:val="1007"/>
         </w:numPr>
       </w:pPr>
       <w:r>
@@ -40272,7 +40187,7 @@
         <w:pStyle w:val="Compact"/>
         <w:numPr>
           <w:ilvl w:val="0"/>
-          <w:numId w:val="1006"/>
+          <w:numId w:val="1007"/>
         </w:numPr>
       </w:pPr>
       <w:r>
@@ -40459,7 +40374,7 @@
         <w:pStyle w:val="Compact"/>
         <w:numPr>
           <w:ilvl w:val="0"/>
-          <w:numId w:val="1006"/>
+          <w:numId w:val="1007"/>
         </w:numPr>
       </w:pPr>
       <w:r>
@@ -40638,7 +40553,7 @@
         <w:pStyle w:val="Compact"/>
         <w:numPr>
           <w:ilvl w:val="0"/>
-          <w:numId w:val="1006"/>
+          <w:numId w:val="1007"/>
         </w:numPr>
       </w:pPr>
       <w:r>
@@ -40871,7 +40786,7 @@
         <w:pStyle w:val="Compact"/>
         <w:numPr>
           <w:ilvl w:val="0"/>
-          <w:numId w:val="1006"/>
+          <w:numId w:val="1007"/>
         </w:numPr>
       </w:pPr>
       <w:r>
@@ -41484,9 +41399,39 @@
     </w:lvlOverride>
   </w:num>
   <w:num w:numId="1004">
+    <w:abstractNumId w:val="99411"/>
+    <w:lvlOverride w:ilvl="0">
+      <w:startOverride w:val="1"/>
+    </w:lvlOverride>
+    <w:lvlOverride w:ilvl="1">
+      <w:startOverride w:val="1"/>
+    </w:lvlOverride>
+    <w:lvlOverride w:ilvl="2">
+      <w:startOverride w:val="1"/>
+    </w:lvlOverride>
+    <w:lvlOverride w:ilvl="3">
+      <w:startOverride w:val="1"/>
+    </w:lvlOverride>
+    <w:lvlOverride w:ilvl="4">
+      <w:startOverride w:val="1"/>
+    </w:lvlOverride>
+    <w:lvlOverride w:ilvl="5">
+      <w:startOverride w:val="1"/>
+    </w:lvlOverride>
+    <w:lvlOverride w:ilvl="6">
+      <w:startOverride w:val="1"/>
+    </w:lvlOverride>
+    <w:lvlOverride w:ilvl="7">
+      <w:startOverride w:val="1"/>
+    </w:lvlOverride>
+    <w:lvlOverride w:ilvl="8">
+      <w:startOverride w:val="1"/>
+    </w:lvlOverride>
+  </w:num>
+  <w:num w:numId="1005">
     <w:abstractNumId w:val="991"/>
   </w:num>
-  <w:num w:numId="1005">
+  <w:num w:numId="1006">
     <w:abstractNumId w:val="994111"/>
     <w:lvlOverride w:ilvl="0">
       <w:startOverride w:val="11"/>
@@ -41516,7 +41461,7 @@
       <w:startOverride w:val="11"/>
     </w:lvlOverride>
   </w:num>
-  <w:num w:numId="1006">
+  <w:num w:numId="1007">
     <w:abstractNumId w:val="991"/>
   </w:num>
 </w:numbering>

--- a/06-学生侧材料/讲义/元素与分析/元素化学深度-超级充实版（自学完整）.docx
+++ b/06-学生侧材料/讲义/元素与分析/元素化学深度-超级充实版（自学完整）.docx
@@ -14607,160 +14607,142 @@
         </w:rPr>
         <w:t xml:space="preserve">：</w:t>
       </w:r>
+      <w:r>
+        <w:rPr>
+          <w:rFonts w:ascii="Times New Roman" w:hAnsi="Times New Roman" w:eastAsia="Times New Roman" w:cs="Times New Roman"/>
+        </w:rPr>
+        <w:t xml:space="preserve"> </w:t>
+      </w:r>
+      <w:r>
+        <w:rPr>
+          <w:rFonts w:ascii="Times New Roman" w:hAnsi="Times New Roman" w:eastAsia="Times New Roman" w:cs="Times New Roman"/>
+        </w:rPr>
+        <w:t xml:space="preserve">1. </w:t>
+      </w:r>
+      <w:r>
+        <w:rPr>
+          <w:rFonts w:hint="eastAsia" w:ascii="Times New Roman" w:hAnsi="Times New Roman" w:eastAsia="FangSong" w:cs="Times New Roman"/>
+        </w:rPr>
+        <w:t xml:space="preserve">总价电子</w:t>
+      </w:r>
+      <w:r>
+        <w:rPr>
+          <w:rFonts w:ascii="Times New Roman" w:hAnsi="Times New Roman" w:eastAsia="Times New Roman" w:cs="Times New Roman"/>
+        </w:rPr>
+        <w:t xml:space="preserve"> TVE = n × </w:t>
+      </w:r>
+      <w:r>
+        <w:rPr>
+          <w:rFonts w:hint="eastAsia" w:ascii="Times New Roman" w:hAnsi="Times New Roman" w:eastAsia="Times New Roman" w:cs="Times New Roman"/>
+        </w:rPr>
+        <w:t>(</w:t>
+      </w:r>
+      <w:r>
+        <w:rPr>
+          <w:rFonts w:hint="eastAsia" w:ascii="Times New Roman" w:hAnsi="Times New Roman" w:eastAsia="FangSong" w:cs="Times New Roman"/>
+        </w:rPr>
+        <w:t>族价电子数</w:t>
+      </w:r>
+      <w:r>
+        <w:rPr>
+          <w:rFonts w:hint="eastAsia" w:ascii="Times New Roman" w:hAnsi="Times New Roman" w:eastAsia="Times New Roman" w:cs="Times New Roman"/>
+        </w:rPr>
+        <w:t>)</w:t>
+      </w:r>
+      <w:r>
+        <w:rPr>
+          <w:rFonts w:ascii="Times New Roman" w:hAnsi="Times New Roman" w:eastAsia="Times New Roman" w:cs="Times New Roman"/>
+        </w:rPr>
+        <w:t xml:space="preserve"> + </w:t>
+      </w:r>
+      <w:r>
+        <w:rPr>
+          <w:rFonts w:hint="eastAsia" w:ascii="Times New Roman" w:hAnsi="Times New Roman" w:eastAsia="Times New Roman" w:cs="Times New Roman"/>
+        </w:rPr>
+        <w:t>|</w:t>
+      </w:r>
+      <w:r>
+        <w:rPr>
+          <w:rFonts w:hint="eastAsia" w:ascii="Times New Roman" w:hAnsi="Times New Roman" w:eastAsia="FangSong" w:cs="Times New Roman"/>
+        </w:rPr>
+        <w:t>电荷</w:t>
+      </w:r>
+      <w:r>
+        <w:rPr>
+          <w:rFonts w:hint="eastAsia" w:ascii="Times New Roman" w:hAnsi="Times New Roman" w:eastAsia="Times New Roman" w:cs="Times New Roman"/>
+        </w:rPr>
+        <w:t>|</w:t>
+      </w:r>
+      <w:r>
+        <w:rPr>
+          <w:rFonts w:ascii="Times New Roman" w:hAnsi="Times New Roman" w:eastAsia="Times New Roman" w:cs="Times New Roman"/>
+        </w:rPr>
+        <w:t xml:space="preserve"> </w:t>
+      </w:r>
+      <w:r>
+        <w:rPr>
+          <w:rFonts w:ascii="Times New Roman" w:hAnsi="Times New Roman" w:eastAsia="Times New Roman" w:cs="Times New Roman"/>
+        </w:rPr>
+        <w:t xml:space="preserve">2. </w:t>
+      </w:r>
+      <w:r>
+        <w:rPr>
+          <w:rFonts w:hint="eastAsia" w:ascii="Times New Roman" w:hAnsi="Times New Roman" w:eastAsia="FangSong" w:cs="Times New Roman"/>
+        </w:rPr>
+        <w:t xml:space="preserve">扣除外向孤对</w:t>
+      </w:r>
+      <w:r>
+        <w:rPr>
+          <w:rFonts w:ascii="Times New Roman" w:hAnsi="Times New Roman" w:eastAsia="Times New Roman" w:cs="Times New Roman"/>
+        </w:rPr>
+        <w:t xml:space="preserve"> → </w:t>
+      </w:r>
+      <w:r>
+        <w:rPr>
+          <w:rFonts w:hint="eastAsia" w:ascii="Times New Roman" w:hAnsi="Times New Roman" w:eastAsia="FangSong" w:cs="Times New Roman"/>
+        </w:rPr>
+        <w:t xml:space="preserve">骨架电子</w:t>
+      </w:r>
+      <w:r>
+        <w:rPr>
+          <w:rFonts w:ascii="Times New Roman" w:hAnsi="Times New Roman" w:eastAsia="Times New Roman" w:cs="Times New Roman"/>
+        </w:rPr>
+        <w:t xml:space="preserve"> SE = TVE − n × 2</w:t>
+      </w:r>
+      <w:r>
+        <w:rPr>
+          <w:rFonts w:ascii="Times New Roman" w:hAnsi="Times New Roman" w:eastAsia="Times New Roman" w:cs="Times New Roman"/>
+        </w:rPr>
+        <w:t xml:space="preserve"> </w:t>
+      </w:r>
+      <w:r>
+        <w:rPr>
+          <w:rFonts w:ascii="Times New Roman" w:hAnsi="Times New Roman" w:eastAsia="Times New Roman" w:cs="Times New Roman"/>
+        </w:rPr>
+        <w:t xml:space="preserve">3. </w:t>
+      </w:r>
+      <w:r>
+        <w:rPr>
+          <w:rFonts w:hint="eastAsia" w:ascii="Times New Roman" w:hAnsi="Times New Roman" w:eastAsia="FangSong" w:cs="Times New Roman"/>
+        </w:rPr>
+        <w:t xml:space="preserve">骨架电子对数</w:t>
+      </w:r>
+      <w:r>
+        <w:rPr>
+          <w:rFonts w:ascii="Times New Roman" w:hAnsi="Times New Roman" w:eastAsia="Times New Roman" w:cs="Times New Roman"/>
+        </w:rPr>
+        <w:t xml:space="preserve"> SEPs = SE/2 → </w:t>
+      </w:r>
+      <w:r>
+        <w:rPr>
+          <w:rFonts w:hint="eastAsia" w:ascii="Times New Roman" w:hAnsi="Times New Roman" w:eastAsia="FangSong" w:cs="Times New Roman"/>
+        </w:rPr>
+        <w:t xml:space="preserve">分类</w:t>
+      </w:r>
     </w:p>
     <w:p>
       <w:pPr>
-        <w:pStyle w:val="SourceCode"/>
-      </w:pPr>
-      <w:r>
-        <w:rPr>
-          <w:rStyle w:val="VerbatimChar"/>
-          <w:rFonts w:ascii="SimSun" w:hAnsi="SimSun" w:eastAsia="SimSun" w:cs="SimSun"/>
-        </w:rPr>
-        <w:t xml:space="preserve">Step 1: </w:t>
-      </w:r>
-      <w:r>
-        <w:rPr>
-          <w:rStyle w:val="VerbatimChar"/>
-          <w:rFonts w:hint="eastAsia" w:ascii="SimSun" w:hAnsi="SimSun" w:eastAsia="SimSun" w:cs="SimSun"/>
-        </w:rPr>
-        <w:t xml:space="preserve">总价电子</w:t>
-      </w:r>
-      <w:r>
-        <w:rPr>
-          <w:rStyle w:val="VerbatimChar"/>
-          <w:rFonts w:ascii="SimSun" w:hAnsi="SimSun" w:eastAsia="SimSun" w:cs="SimSun"/>
-        </w:rPr>
-        <w:t xml:space="preserve"> TVE = n × </w:t>
-      </w:r>
-      <w:r>
-        <w:rPr>
-          <w:rStyle w:val="VerbatimChar"/>
-          <w:rFonts w:hint="eastAsia" w:ascii="SimSun" w:hAnsi="SimSun" w:eastAsia="SimSun" w:cs="SimSun"/>
-        </w:rPr>
-        <w:t>(</w:t>
-      </w:r>
-      <w:r>
-        <w:rPr>
-          <w:rStyle w:val="VerbatimChar"/>
-          <w:rFonts w:hint="eastAsia" w:ascii="SimSun" w:hAnsi="SimSun" w:eastAsia="SimSun" w:cs="SimSun"/>
-        </w:rPr>
-        <w:t>族价电子数</w:t>
-      </w:r>
-      <w:r>
-        <w:rPr>
-          <w:rStyle w:val="VerbatimChar"/>
-          <w:rFonts w:hint="eastAsia" w:ascii="SimSun" w:hAnsi="SimSun" w:eastAsia="SimSun" w:cs="SimSun"/>
-        </w:rPr>
-        <w:t>)</w:t>
-      </w:r>
-      <w:r>
-        <w:rPr>
-          <w:rStyle w:val="VerbatimChar"/>
-          <w:rFonts w:ascii="SimSun" w:hAnsi="SimSun" w:eastAsia="SimSun" w:cs="SimSun"/>
-        </w:rPr>
-        <w:t xml:space="preserve"> + </w:t>
-      </w:r>
-      <w:r>
-        <w:rPr>
-          <w:rStyle w:val="VerbatimChar"/>
-          <w:rFonts w:hint="eastAsia" w:ascii="SimSun" w:hAnsi="SimSun" w:eastAsia="SimSun" w:cs="SimSun"/>
-        </w:rPr>
-        <w:t>|</w:t>
-      </w:r>
-      <w:r>
-        <w:rPr>
-          <w:rStyle w:val="VerbatimChar"/>
-          <w:rFonts w:hint="eastAsia" w:ascii="SimSun" w:hAnsi="SimSun" w:eastAsia="SimSun" w:cs="SimSun"/>
-        </w:rPr>
-        <w:t>电荷</w:t>
-      </w:r>
-      <w:r>
-        <w:rPr>
-          <w:rStyle w:val="VerbatimChar"/>
-          <w:rFonts w:hint="eastAsia" w:ascii="SimSun" w:hAnsi="SimSun" w:eastAsia="SimSun" w:cs="SimSun"/>
-        </w:rPr>
-        <w:t>|</w:t>
-      </w:r>
-      <w:r>
-        <w:rPr>
-          <w:rFonts w:ascii="SimSun" w:hAnsi="SimSun" w:eastAsia="SimSun" w:cs="SimSun"/>
-        </w:rPr>
-        <w:br/>
-      </w:r>
-      <w:r>
-        <w:rPr>
-          <w:rStyle w:val="VerbatimChar"/>
-          <w:rFonts w:ascii="SimSun" w:hAnsi="SimSun" w:eastAsia="SimSun" w:cs="SimSun"/>
-        </w:rPr>
-        <w:t xml:space="preserve">Step 2: </w:t>
-      </w:r>
-      <w:r>
-        <w:rPr>
-          <w:rStyle w:val="VerbatimChar"/>
-          <w:rFonts w:hint="eastAsia" w:ascii="SimSun" w:hAnsi="SimSun" w:eastAsia="SimSun" w:cs="SimSun"/>
-        </w:rPr>
-        <w:t xml:space="preserve">扣除外向孤对</w:t>
-      </w:r>
-      <w:r>
-        <w:rPr>
-          <w:rStyle w:val="VerbatimChar"/>
-          <w:rFonts w:ascii="SimSun" w:hAnsi="SimSun" w:eastAsia="SimSun" w:cs="SimSun"/>
-        </w:rPr>
-        <w:t xml:space="preserve"> → </w:t>
-      </w:r>
-      <w:r>
-        <w:rPr>
-          <w:rStyle w:val="VerbatimChar"/>
-          <w:rFonts w:hint="eastAsia" w:ascii="SimSun" w:hAnsi="SimSun" w:eastAsia="SimSun" w:cs="SimSun"/>
-        </w:rPr>
-        <w:t xml:space="preserve">骨架电子</w:t>
-      </w:r>
-      <w:r>
-        <w:rPr>
-          <w:rStyle w:val="VerbatimChar"/>
-          <w:rFonts w:ascii="SimSun" w:hAnsi="SimSun" w:eastAsia="SimSun" w:cs="SimSun"/>
-        </w:rPr>
-        <w:t xml:space="preserve"> SE = TVE − n × 2</w:t>
-      </w:r>
-      <w:r>
-        <w:rPr>
-          <w:rFonts w:ascii="SimSun" w:hAnsi="SimSun" w:eastAsia="SimSun" w:cs="SimSun"/>
-        </w:rPr>
-        <w:br/>
-      </w:r>
-      <w:r>
-        <w:rPr>
-          <w:rStyle w:val="VerbatimChar"/>
-          <w:rFonts w:ascii="SimSun" w:hAnsi="SimSun" w:eastAsia="SimSun" w:cs="SimSun"/>
-        </w:rPr>
-        <w:t xml:space="preserve">Step 3: </w:t>
-      </w:r>
-      <w:r>
-        <w:rPr>
-          <w:rStyle w:val="VerbatimChar"/>
-          <w:rFonts w:hint="eastAsia" w:ascii="SimSun" w:hAnsi="SimSun" w:eastAsia="SimSun" w:cs="SimSun"/>
-        </w:rPr>
-        <w:t xml:space="preserve">骨架电子对数</w:t>
-      </w:r>
-      <w:r>
-        <w:rPr>
-          <w:rStyle w:val="VerbatimChar"/>
-          <w:rFonts w:ascii="SimSun" w:hAnsi="SimSun" w:eastAsia="SimSun" w:cs="SimSun"/>
-        </w:rPr>
-        <w:t xml:space="preserve"> SEPs = SE/2 → </w:t>
-      </w:r>
-      <w:r>
-        <w:rPr>
-          <w:rStyle w:val="VerbatimChar"/>
-          <w:rFonts w:hint="eastAsia" w:ascii="SimSun" w:hAnsi="SimSun" w:eastAsia="SimSun" w:cs="SimSun"/>
-        </w:rPr>
-        <w:t xml:space="preserve">分类</w:t>
-      </w:r>
-    </w:p>
-    <w:p>
-      <w:pPr>
-        <w:pStyle w:val="FirstParagraph"/>
+        <w:pStyle w:val="BodyText"/>
       </w:pPr>
       <w:r>
         <w:rPr>
